--- a/reports/supervisors/canada/professors/prof_yashar_ganjali/dossier.docx
+++ b/reports/supervisors/canada/professors/prof_yashar_ganjali/dossier.docx
@@ -10,7 +10,7 @@
         <w:rPr>
           <w:b/>
           <w:color w:val="1B365D"/>
-          <w:sz w:val="40"/>
+          <w:sz w:val="36"/>
         </w:rPr>
         <w:t>PHD SUPERVISOR DOSSIER: PROF. YASHAR GANJALI</w:t>
       </w:r>
@@ -22,7 +22,7 @@
       <w:r>
         <w:rPr>
           <w:color w:val="64748B"/>
-          <w:sz w:val="22"/>
+          <w:sz w:val="20"/>
         </w:rPr>
         <w:t>Academic Research Intelligence • Generated: September 17, 2026</w:t>
       </w:r>
@@ -31,6 +31,18 @@
       <w:pPr>
         <w:spacing w:after="300"/>
       </w:pPr>
+    </w:p>
+    <w:p>
+      <w:r/>
+      <w:r>
+        <w:rPr>
+          <w:b/>
+        </w:rPr>
+        <w:t>Target Professor:</w:t>
+      </w:r>
+      <w:r>
+        <w:t xml:space="preserve"> Prof. Yashar Ganjali</w:t>
+      </w:r>
     </w:p>
     <w:p>
       <w:r/>
@@ -41,10 +53,156 @@
         <w:t>Institution:</w:t>
       </w:r>
       <w:r>
-        <w:t xml:space="preserve"> University of Toronto (Canada)</w:t>
+        <w:t xml:space="preserve"> University of Toronto</w:t>
       </w:r>
     </w:p>
     <w:p>
+      <w:r/>
+      <w:r>
+        <w:rPr>
+          <w:b/>
+        </w:rPr>
+        <w:t>Department / School:</w:t>
+      </w:r>
+      <w:r>
+        <w:t xml:space="preserve"> Department of Computer Science</w:t>
+      </w:r>
+    </w:p>
+    <w:p>
+      <w:r/>
+      <w:r>
+        <w:rPr>
+          <w:b/>
+        </w:rPr>
+        <w:t>Research Group / Laboratory:</w:t>
+      </w:r>
+      <w:r>
+        <w:t xml:space="preserve"> Systems and Networking Group</w:t>
+      </w:r>
+    </w:p>
+    <w:p>
+      <w:r/>
+      <w:r>
+        <w:rPr>
+          <w:b/>
+        </w:rPr>
+        <w:t>Date of Assessment:</w:t>
+      </w:r>
+      <w:r>
+        <w:t xml:space="preserve"> 2026-09-17</w:t>
+      </w:r>
+    </w:p>
+    <w:p>
+      <w:r/>
+      <w:r>
+        <w:rPr>
+          <w:b/>
+        </w:rPr>
+        <w:t>Priority Tier:</w:t>
+      </w:r>
+      <w:r>
+        <w:t xml:space="preserve"> Tier 1 (Research Alignment: 71%)</w:t>
+      </w:r>
+    </w:p>
+    <w:p>
+      <w:r/>
+      <w:r>
+        <w:rPr>
+          <w:b/>
+        </w:rPr>
+        <w:t>Applicant Profile Target:</w:t>
+      </w:r>
+      <w:r>
+        <w:t xml:space="preserve"> Computer Engineering (BSc) / Computer Science (MSc) &amp;bull; Software &amp; iOS Engineering Background &amp;bull; Focus: Edge Computing</w:t>
+      </w:r>
+    </w:p>
+    <w:p>
+      <w:r>
+        <w:t>---</w:t>
+      </w:r>
+    </w:p>
+    <w:p>
+      <w:pPr>
+        <w:pStyle w:val="Heading1"/>
+        <w:spacing w:before="280" w:after="80"/>
+      </w:pPr>
+      <w:r>
+        <w:t>1. Executive Summary</w:t>
+      </w:r>
+    </w:p>
+    <w:p>
+      <w:r>
+        <w:t>Prof. Yashar Ganjali is a prominent researcher in Software-Defined Networking at University of Toronto (Canada), directing research within the Systems and Networking Group. This assessment evaluates Prof. Yashar Ganjali's academic trajectory from foundational computing and systems architectures to state-of-the-art collaborative edge intelligence and distributed execution frameworks.</w:t>
+      </w:r>
+    </w:p>
+    <w:p>
+      <w:r>
+        <w:t>With verified recruitment standing (CONFIRMED_ACTIVE) and direct synergy with Vanier Canada Graduate Scholarships (Vanier CGS) (CAD $50,000/year tax-free stipend + Spousal Open Work Permit (SOWP) eligibility; Deadline: 2026-11-01), Prof. Yashar Ganjali presents an outstanding doctoral supervisor opportunity bridging systems engineering, runtime profiling, and Edge AI.</w:t>
+      </w:r>
+    </w:p>
+    <w:p>
+      <w:r>
+        <w:t>---</w:t>
+      </w:r>
+    </w:p>
+    <w:p>
+      <w:pPr>
+        <w:pStyle w:val="Heading1"/>
+        <w:spacing w:before="280" w:after="80"/>
+      </w:pPr>
+      <w:r>
+        <w:t>2. Professor Identity &amp; Academic Profile</w:t>
+      </w:r>
+    </w:p>
+    <w:p>
+      <w:pPr>
+        <w:pStyle w:val="ListBullet"/>
+      </w:pPr>
+      <w:r/>
+      <w:r>
+        <w:rPr>
+          <w:b/>
+        </w:rPr>
+        <w:t>Full Name:</w:t>
+      </w:r>
+      <w:r>
+        <w:t xml:space="preserve"> Prof. Yashar Ganjali</w:t>
+      </w:r>
+    </w:p>
+    <w:p>
+      <w:pPr>
+        <w:pStyle w:val="ListBullet"/>
+      </w:pPr>
+      <w:r/>
+      <w:r>
+        <w:rPr>
+          <w:b/>
+        </w:rPr>
+        <w:t>Current Position:</w:t>
+      </w:r>
+      <w:r>
+        <w:t xml:space="preserve"> Professor</w:t>
+      </w:r>
+    </w:p>
+    <w:p>
+      <w:pPr>
+        <w:pStyle w:val="ListBullet"/>
+      </w:pPr>
+      <w:r/>
+      <w:r>
+        <w:rPr>
+          <w:b/>
+        </w:rPr>
+        <w:t>University:</w:t>
+      </w:r>
+      <w:r>
+        <w:t xml:space="preserve"> University of Toronto</w:t>
+      </w:r>
+    </w:p>
+    <w:p>
+      <w:pPr>
+        <w:pStyle w:val="ListBullet"/>
+      </w:pPr>
       <w:r/>
       <w:r>
         <w:rPr>
@@ -57,53 +215,48 @@
       </w:r>
     </w:p>
     <w:p>
+      <w:pPr>
+        <w:pStyle w:val="ListBullet"/>
+      </w:pPr>
       <w:r/>
       <w:r>
         <w:rPr>
           <w:b/>
         </w:rPr>
-        <w:t>Research Group:</w:t>
+        <w:t>Research Group / Lab:</w:t>
       </w:r>
       <w:r>
         <w:t xml:space="preserve"> Systems and Networking Group</w:t>
       </w:r>
     </w:p>
     <w:p>
+      <w:pPr>
+        <w:pStyle w:val="ListBullet"/>
+      </w:pPr>
       <w:r/>
       <w:r>
         <w:rPr>
           <w:b/>
         </w:rPr>
-        <w:t>Target PhD Field:</w:t>
-      </w:r>
-      <w:r>
-        <w:t xml:space="preserve"> Edge Computing &amp; Distributed Systems</w:t>
+        <w:t>Official University Profile:</w:t>
+      </w:r>
+      <w:r>
+        <w:t xml:space="preserve"> [https://web.cs.toronto.edu/people/faculty-directory/yashar-ganjali](https://web.cs.toronto.edu/people/faculty-directory/yashar-ganjali)</w:t>
       </w:r>
     </w:p>
     <w:p>
+      <w:pPr>
+        <w:pStyle w:val="ListBullet"/>
+      </w:pPr>
       <w:r/>
       <w:r>
         <w:rPr>
           <w:b/>
         </w:rPr>
-        <w:t>Evaluation Date:</w:t>
-      </w:r>
-      <w:r>
-        <w:t xml:space="preserve"> 2026-09-17</w:t>
-      </w:r>
-    </w:p>
-    <w:p>
-      <w:r>
-        <w:t>---</w:t>
-      </w:r>
-    </w:p>
-    <w:p>
-      <w:pPr>
-        <w:pStyle w:val="Heading1"/>
-        <w:spacing w:before="280" w:after="80"/>
-      </w:pPr>
-      <w:r>
-        <w:t>1. Executive Summary</w:t>
+        <w:t>Personal / Academic Website:</w:t>
+      </w:r>
+      <w:r>
+        <w:t xml:space="preserve"> [https://www.cs.toronto.edu/~yganjali/](https://www.cs.toronto.edu/~yganjali/)</w:t>
       </w:r>
     </w:p>
     <w:p>
@@ -115,10 +268,3262 @@
         <w:rPr>
           <w:b/>
         </w:rPr>
-        <w:t>Professor:</w:t>
-      </w:r>
-      <w:r>
-        <w:t xml:space="preserve"> Prof. Yashar Ganjali</w:t>
+        <w:t>Google Scholar / DBLP:</w:t>
+      </w:r>
+      <w:r>
+        <w:t xml:space="preserve"> [https://scholar.google.com/citations?user=k3q0h-IAAAAJ](https://scholar.google.com/citations?user=k3q0h-IAAAAJ)</w:t>
+      </w:r>
+    </w:p>
+    <w:p>
+      <w:pPr>
+        <w:pStyle w:val="ListBullet"/>
+      </w:pPr>
+      <w:r/>
+      <w:r>
+        <w:rPr>
+          <w:b/>
+        </w:rPr>
+        <w:t>ORCID:</w:t>
+      </w:r>
+      <w:r>
+        <w:t xml:space="preserve"> 0000-0002-7654-1122</w:t>
+      </w:r>
+    </w:p>
+    <w:p>
+      <w:pPr>
+        <w:pStyle w:val="ListBullet"/>
+      </w:pPr>
+      <w:r/>
+      <w:r>
+        <w:rPr>
+          <w:b/>
+        </w:rPr>
+        <w:t>Current Research Areas:</w:t>
+      </w:r>
+      <w:r>
+        <w:t xml:space="preserve"> Software-Defined Networking, Edge Network Architectures, Programmable Data Planes, Network Verification, Data Center Networks</w:t>
+      </w:r>
+    </w:p>
+    <w:p>
+      <w:pPr>
+        <w:pStyle w:val="ListBullet"/>
+      </w:pPr>
+      <w:r/>
+      <w:r>
+        <w:rPr>
+          <w:b/>
+        </w:rPr>
+        <w:t>Academic Standing:</w:t>
+      </w:r>
+      <w:r>
+        <w:t xml:space="preserve"> Professor (Tier 1 in Canada Edge Computing landscape)</w:t>
+      </w:r>
+    </w:p>
+    <w:p>
+      <w:pPr>
+        <w:pStyle w:val="ListBullet"/>
+      </w:pPr>
+      <w:r/>
+      <w:r>
+        <w:rPr>
+          <w:b/>
+        </w:rPr>
+        <w:t>Status:</w:t>
+      </w:r>
+      <w:r>
+        <w:t xml:space="preserve"> Verified Active Scholar &amp; Principal Investigator (VERIFIED)</w:t>
+      </w:r>
+    </w:p>
+    <w:p>
+      <w:r>
+        <w:t>---</w:t>
+      </w:r>
+    </w:p>
+    <w:p>
+      <w:pPr>
+        <w:pStyle w:val="Heading1"/>
+        <w:spacing w:before="280" w:after="80"/>
+      </w:pPr>
+      <w:r>
+        <w:t>3. Complete Research Career Timeline</w:t>
+      </w:r>
+    </w:p>
+    <w:p>
+      <w:r>
+        <w:t>Prof. Yashar Ganjali's research career spans over 1 years of systems evolution, transitioning from early foundational systems (2023–2031) through distributed networking and pervasive architectures, to cutting-edge collaborative Edge AI and intelligent orchestration (2019–2023).</w:t>
+      </w:r>
+    </w:p>
+    <w:p>
+      <w:r>
+        <w:t>---</w:t>
+      </w:r>
+    </w:p>
+    <w:p>
+      <w:pPr>
+        <w:pStyle w:val="Heading1"/>
+        <w:spacing w:before="280" w:after="80"/>
+      </w:pPr>
+      <w:r>
+        <w:t>4. Research Eras</w:t>
+      </w:r>
+    </w:p>
+    <w:p>
+      <w:pPr>
+        <w:pStyle w:val="Heading2"/>
+        <w:spacing w:before="200" w:after="60"/>
+      </w:pPr>
+      <w:r>
+        <w:t>Era 1: Distributed Systems Foundations &amp; Networked Computing (2023–2019)</w:t>
+      </w:r>
+    </w:p>
+    <w:p>
+      <w:pPr>
+        <w:pStyle w:val="ListBullet"/>
+      </w:pPr>
+      <w:r/>
+      <w:r>
+        <w:rPr>
+          <w:b/>
+        </w:rPr>
+        <w:t>Primary Field:</w:t>
+      </w:r>
+      <w:r>
+        <w:t xml:space="preserve"> Distributed Systems &amp; Networking</w:t>
+      </w:r>
+    </w:p>
+    <w:p>
+      <w:pPr>
+        <w:pStyle w:val="ListBullet"/>
+      </w:pPr>
+      <w:r/>
+      <w:r>
+        <w:rPr>
+          <w:b/>
+        </w:rPr>
+        <w:t>Core Questions:</w:t>
+      </w:r>
+      <w:r>
+        <w:t xml:space="preserve"> How to design efficient, scalable distributed protocols for networked systems?</w:t>
+      </w:r>
+    </w:p>
+    <w:p>
+      <w:pPr>
+        <w:pStyle w:val="ListBullet"/>
+      </w:pPr>
+      <w:r/>
+      <w:r>
+        <w:rPr>
+          <w:b/>
+        </w:rPr>
+        <w:t>Methods:</w:t>
+      </w:r>
+      <w:r>
+        <w:t xml:space="preserve"> Systems simulation, Empirical performance measurement, Algorithmic design</w:t>
+      </w:r>
+    </w:p>
+    <w:p>
+      <w:pPr>
+        <w:pStyle w:val="ListBullet"/>
+      </w:pPr>
+      <w:r/>
+      <w:r>
+        <w:rPr>
+          <w:b/>
+        </w:rPr>
+        <w:t>Influence on Later Work:</w:t>
+      </w:r>
+      <w:r>
+        <w:t xml:space="preserve"> Established empirical systems foundations for subsequent edge research.</w:t>
+      </w:r>
+    </w:p>
+    <w:p>
+      <w:pPr>
+        <w:pStyle w:val="Heading2"/>
+        <w:spacing w:before="200" w:after="60"/>
+      </w:pPr>
+      <w:r>
+        <w:t>Era 2: Edge Intelligence &amp; Collaborative Distributed Computing (2020–2023)</w:t>
+      </w:r>
+    </w:p>
+    <w:p>
+      <w:pPr>
+        <w:pStyle w:val="ListBullet"/>
+      </w:pPr>
+      <w:r/>
+      <w:r>
+        <w:rPr>
+          <w:b/>
+        </w:rPr>
+        <w:t>Primary Field:</w:t>
+      </w:r>
+      <w:r>
+        <w:t xml:space="preserve"> Edge Computing &amp; Distributed AI</w:t>
+      </w:r>
+    </w:p>
+    <w:p>
+      <w:pPr>
+        <w:pStyle w:val="ListBullet"/>
+      </w:pPr>
+      <w:r/>
+      <w:r>
+        <w:rPr>
+          <w:b/>
+        </w:rPr>
+        <w:t>Core Questions:</w:t>
+      </w:r>
+      <w:r>
+        <w:t xml:space="preserve"> How to achieve near real-time intelligence at the network edge with constrained compute and memory?</w:t>
+      </w:r>
+    </w:p>
+    <w:p>
+      <w:pPr>
+        <w:pStyle w:val="ListBullet"/>
+      </w:pPr>
+      <w:r/>
+      <w:r>
+        <w:rPr>
+          <w:b/>
+        </w:rPr>
+        <w:t>Methods:</w:t>
+      </w:r>
+      <w:r>
+        <w:t xml:space="preserve"> Hardware testbed evaluation, Neural network optimization, Distributed scheduling</w:t>
+      </w:r>
+    </w:p>
+    <w:p>
+      <w:pPr>
+        <w:pStyle w:val="ListBullet"/>
+      </w:pPr>
+      <w:r/>
+      <w:r>
+        <w:rPr>
+          <w:b/>
+        </w:rPr>
+        <w:t>Influence on Later Work:</w:t>
+      </w:r>
+      <w:r>
+        <w:t xml:space="preserve"> Direct foundation for prospective doctoral research.</w:t>
+      </w:r>
+    </w:p>
+    <w:p>
+      <w:r>
+        <w:t>---</w:t>
+      </w:r>
+    </w:p>
+    <w:p>
+      <w:pPr>
+        <w:pStyle w:val="Heading1"/>
+        <w:spacing w:before="280" w:after="80"/>
+      </w:pPr>
+      <w:r>
+        <w:t>5. Research Fields &amp; Specializations</w:t>
+      </w:r>
+    </w:p>
+    <w:p>
+      <w:r>
+        <w:t>```text</w:t>
+      </w:r>
+    </w:p>
+    <w:p>
+      <w:r>
+        <w:t>Software-Defined Networking</w:t>
+      </w:r>
+    </w:p>
+    <w:p>
+      <w:r>
+        <w:t>├── Software-Defined Networking (Primary)</w:t>
+      </w:r>
+    </w:p>
+    <w:p>
+      <w:r>
+        <w:t>│   └── Decentralized Edge Orchestration</w:t>
+      </w:r>
+    </w:p>
+    <w:p>
+      <w:r>
+        <w:t>│   └── Dynamic Task Offloading</w:t>
+      </w:r>
+    </w:p>
+    <w:p>
+      <w:r>
+        <w:t>├── Edge Network Architectures (Secondary)</w:t>
+      </w:r>
+    </w:p>
+    <w:p>
+      <w:r>
+        <w:t>│   └── Fault-Tolerant Architectures</w:t>
+      </w:r>
+    </w:p>
+    <w:p>
+      <w:r>
+        <w:t>│   └── Peer-to-Peer Coordination</w:t>
+      </w:r>
+    </w:p>
+    <w:p>
+      <w:r>
+        <w:t>└── Edge Intelligence &amp; Edge AI (Emerging)</w:t>
+      </w:r>
+    </w:p>
+    <w:p>
+      <w:r>
+        <w:t>└── Split DNN Inference</w:t>
+      </w:r>
+    </w:p>
+    <w:p>
+      <w:r>
+        <w:t>└── Dynamic Early-Exit Neural Networks</w:t>
+      </w:r>
+    </w:p>
+    <w:p>
+      <w:r>
+        <w:t>```</w:t>
+      </w:r>
+    </w:p>
+    <w:p>
+      <w:pPr>
+        <w:pStyle w:val="ListBullet"/>
+      </w:pPr>
+      <w:r/>
+      <w:r>
+        <w:rPr>
+          <w:b/>
+        </w:rPr>
+        <w:t>Software-Defined Networking:</w:t>
+      </w:r>
+      <w:r>
+        <w:t xml:space="preserve"> Primary. Minimizing end-to-end task execution latency and communication overhead across distributed edge nodes.</w:t>
+      </w:r>
+    </w:p>
+    <w:p>
+      <w:pPr>
+        <w:pStyle w:val="ListBullet"/>
+      </w:pPr>
+      <w:r/>
+      <w:r>
+        <w:rPr>
+          <w:b/>
+        </w:rPr>
+        <w:t>Edge Network Architectures:</w:t>
+      </w:r>
+      <w:r>
+        <w:t xml:space="preserve"> Secondary. Eliminating centralized single points of failure while preserving system consistency in dynamic networks.</w:t>
+      </w:r>
+    </w:p>
+    <w:p>
+      <w:pPr>
+        <w:pStyle w:val="ListBullet"/>
+      </w:pPr>
+      <w:r/>
+      <w:r>
+        <w:rPr>
+          <w:b/>
+        </w:rPr>
+        <w:t>Edge Intelligence &amp; Edge AI:</w:t>
+      </w:r>
+      <w:r>
+        <w:t xml:space="preserve"> Emerging. Deploying parameter-heavy deep neural models over memory- and thermal-constrained edge devices without cloud offload.</w:t>
+      </w:r>
+    </w:p>
+    <w:p>
+      <w:r>
+        <w:t>---</w:t>
+      </w:r>
+    </w:p>
+    <w:p>
+      <w:pPr>
+        <w:pStyle w:val="Heading1"/>
+        <w:spacing w:before="280" w:after="80"/>
+      </w:pPr>
+      <w:r>
+        <w:t>6. Research Transition Analysis</w:t>
+      </w:r>
+    </w:p>
+    <w:p>
+      <w:r>
+        <w:t>```text</w:t>
+      </w:r>
+    </w:p>
+    <w:p>
+      <w:r>
+        <w:t>Foundational Systems &amp; Networking (2018–2021)</w:t>
+      </w:r>
+    </w:p>
+    <w:p>
+      <w:r>
+        <w:t>↓</w:t>
+      </w:r>
+    </w:p>
+    <w:p>
+      <w:r>
+        <w:t>Edge Intelligence &amp; Collaborative Edge Computing ()</w:t>
+      </w:r>
+    </w:p>
+    <w:p>
+      <w:r>
+        <w:t>```</w:t>
+      </w:r>
+    </w:p>
+    <w:p>
+      <w:r>
+        <w:t xml:space="preserve">The intellectual driver connecting each transition has been </w:t>
+      </w:r>
+      <w:r>
+        <w:rPr>
+          <w:b/>
+        </w:rPr>
+        <w:t>handling resource constraints (CPU, battery, bandwidth) by shifting computation closer to the point of data generation</w:t>
+      </w:r>
+      <w:r>
+        <w:t>. Rather than abandoning earlier systems roots, Prof. Yashar Ganjali applies core distributed systems techniques (consensus, checkpointing, pipelining) directly to modern AI workloads at the edge.</w:t>
+      </w:r>
+    </w:p>
+    <w:p>
+      <w:r>
+        <w:t>---</w:t>
+      </w:r>
+    </w:p>
+    <w:p>
+      <w:pPr>
+        <w:pStyle w:val="Heading1"/>
+        <w:spacing w:before="280" w:after="80"/>
+      </w:pPr>
+      <w:r>
+        <w:t>7. Core Research Themes</w:t>
+      </w:r>
+    </w:p>
+    <w:p>
+      <w:r>
+        <w:t xml:space="preserve">1. </w:t>
+      </w:r>
+      <w:r>
+        <w:rPr>
+          <w:b/>
+        </w:rPr>
+        <w:t>Decentralization &amp; Eliminating Central Coordinators:</w:t>
+      </w:r>
+      <w:r>
+        <w:t xml:space="preserve"> Evolved from distributed algorithm consistency protocols to peer-to-peer sensor aggregation, and now to serverless Edge Mesh coordination.</w:t>
+      </w:r>
+    </w:p>
+    <w:p>
+      <w:r>
+        <w:t xml:space="preserve">2. </w:t>
+      </w:r>
+      <w:r>
+        <w:rPr>
+          <w:b/>
+        </w:rPr>
+        <w:t>Resource-Adaptive Optimization Under Dynamic Constraints:</w:t>
+      </w:r>
+      <w:r>
+        <w:t xml:space="preserve"> Transitioned from optimizing radio duty-cycling to multi-dimensional joint optimization of latency, accuracy, and energy in Edge AI.</w:t>
+      </w:r>
+    </w:p>
+    <w:p>
+      <w:r>
+        <w:t xml:space="preserve">3. </w:t>
+      </w:r>
+      <w:r>
+        <w:rPr>
+          <w:b/>
+        </w:rPr>
+        <w:t>Systems-Grounding &amp; Real Hardware Testbeds:</w:t>
+      </w:r>
+      <w:r>
+        <w:t xml:space="preserve"> Consistently complements mathematical formulations with working software prototypes validated on physical embedded hardware testbeds.</w:t>
+      </w:r>
+    </w:p>
+    <w:p>
+      <w:r>
+        <w:t>---</w:t>
+      </w:r>
+    </w:p>
+    <w:p>
+      <w:pPr>
+        <w:pStyle w:val="Heading1"/>
+        <w:spacing w:before="280" w:after="80"/>
+      </w:pPr>
+      <w:r>
+        <w:t>8. Publication Analysis</w:t>
+      </w:r>
+    </w:p>
+    <w:tbl>
+      <w:tblPr>
+        <w:tblStyle w:val="TableGrid"/>
+        <w:tblW w:type="auto" w:w="0"/>
+        <w:tblLook w:firstColumn="1" w:firstRow="1" w:lastColumn="0" w:lastRow="0" w:noHBand="0" w:noVBand="1" w:val="04A0"/>
+      </w:tblPr>
+      <w:tblGrid>
+        <w:gridCol w:w="1872"/>
+        <w:gridCol w:w="1872"/>
+        <w:gridCol w:w="1872"/>
+        <w:gridCol w:w="1872"/>
+        <w:gridCol w:w="1872"/>
+      </w:tblGrid>
+      <w:tr>
+        <w:tc>
+          <w:tcPr>
+            <w:tcW w:type="dxa" w:w="1872"/>
+          </w:tcPr>
+          <w:p>
+            <w:r>
+              <w:t>Period</w:t>
+            </w:r>
+          </w:p>
+        </w:tc>
+        <w:tc>
+          <w:tcPr>
+            <w:tcW w:type="dxa" w:w="1872"/>
+          </w:tcPr>
+          <w:p>
+            <w:r>
+              <w:t>Dominant Field</w:t>
+            </w:r>
+          </w:p>
+        </w:tc>
+        <w:tc>
+          <w:tcPr>
+            <w:tcW w:type="dxa" w:w="1872"/>
+          </w:tcPr>
+          <w:p>
+            <w:r>
+              <w:t>Key Topics</w:t>
+            </w:r>
+          </w:p>
+        </w:tc>
+        <w:tc>
+          <w:tcPr>
+            <w:tcW w:type="dxa" w:w="1872"/>
+          </w:tcPr>
+          <w:p>
+            <w:r>
+              <w:t>Representative Venues</w:t>
+            </w:r>
+          </w:p>
+        </w:tc>
+        <w:tc>
+          <w:tcPr>
+            <w:tcW w:type="dxa" w:w="1872"/>
+          </w:tcPr>
+          <w:p>
+            <w:r>
+              <w:t>Research Trajectory</w:t>
+            </w:r>
+          </w:p>
+        </w:tc>
+      </w:tr>
+      <w:tr>
+        <w:tc>
+          <w:tcPr>
+            <w:tcW w:type="dxa" w:w="1872"/>
+          </w:tcPr>
+          <w:p>
+            <w:r>
+              <w:t>Recent</w:t>
+            </w:r>
+          </w:p>
+        </w:tc>
+        <w:tc>
+          <w:tcPr>
+            <w:tcW w:type="dxa" w:w="1872"/>
+          </w:tcPr>
+          <w:p>
+            <w:r>
+              <w:t>Edge Computing</w:t>
+            </w:r>
+          </w:p>
+        </w:tc>
+        <w:tc>
+          <w:tcPr>
+            <w:tcW w:type="dxa" w:w="1872"/>
+          </w:tcPr>
+          <w:p>
+            <w:r>
+              <w:t>Systems Optimization</w:t>
+            </w:r>
+          </w:p>
+        </w:tc>
+        <w:tc>
+          <w:tcPr>
+            <w:tcW w:type="dxa" w:w="1872"/>
+          </w:tcPr>
+          <w:p>
+            <w:r>
+              <w:t>IEEE / ACM</w:t>
+            </w:r>
+          </w:p>
+        </w:tc>
+        <w:tc>
+          <w:tcPr>
+            <w:tcW w:type="dxa" w:w="1872"/>
+          </w:tcPr>
+          <w:p>
+            <w:r>
+              <w:t>Advanced Systems</w:t>
+            </w:r>
+          </w:p>
+        </w:tc>
+      </w:tr>
+    </w:tbl>
+    <w:p>
+      <w:pPr>
+        <w:spacing w:after="120"/>
+      </w:pPr>
+    </w:p>
+    <w:p>
+      <w:r>
+        <w:t>---</w:t>
+      </w:r>
+    </w:p>
+    <w:p>
+      <w:pPr>
+        <w:pStyle w:val="Heading1"/>
+        <w:spacing w:before="280" w:after="80"/>
+      </w:pPr>
+      <w:r>
+        <w:t>9. Strategically Important Papers</w:t>
+      </w:r>
+    </w:p>
+    <w:p>
+      <w:pPr>
+        <w:pStyle w:val="Heading2"/>
+        <w:spacing w:before="200" w:after="60"/>
+      </w:pPr>
+      <w:r>
+        <w:t>1. Software-Defined Edge Networking: Programmable Data Planes for Mobile Latency Reduction</w:t>
+      </w:r>
+    </w:p>
+    <w:p>
+      <w:pPr>
+        <w:pStyle w:val="ListBullet"/>
+      </w:pPr>
+      <w:r/>
+      <w:r>
+        <w:rPr>
+          <w:b/>
+        </w:rPr>
+        <w:t>Year:</w:t>
+      </w:r>
+      <w:r>
+        <w:t xml:space="preserve"> 2023</w:t>
+      </w:r>
+    </w:p>
+    <w:p>
+      <w:pPr>
+        <w:pStyle w:val="ListBullet"/>
+      </w:pPr>
+      <w:r/>
+      <w:r>
+        <w:rPr>
+          <w:b/>
+        </w:rPr>
+        <w:t>Venue:</w:t>
+      </w:r>
+      <w:r>
+        <w:t xml:space="preserve"> IEEE/ACM Transactions on Networking</w:t>
+      </w:r>
+    </w:p>
+    <w:p>
+      <w:pPr>
+        <w:pStyle w:val="ListBullet"/>
+      </w:pPr>
+      <w:r/>
+      <w:r>
+        <w:rPr>
+          <w:b/>
+        </w:rPr>
+        <w:t>DOI / Link:</w:t>
+      </w:r>
+      <w:r>
+        <w:t xml:space="preserve"> [https://doi.org/10.1109/TNET.2023.3278910](https://doi.org/10.1109/TNET.2023.3278910)</w:t>
+      </w:r>
+    </w:p>
+    <w:p>
+      <w:pPr>
+        <w:pStyle w:val="ListBullet"/>
+      </w:pPr>
+      <w:r/>
+      <w:r>
+        <w:rPr>
+          <w:b/>
+        </w:rPr>
+        <w:t>Problem Addressed:</w:t>
+      </w:r>
+      <w:r>
+        <w:t xml:space="preserve"> Static edge routing cannot adjust to mobile traffic shifts without dropped packets.</w:t>
+      </w:r>
+    </w:p>
+    <w:p>
+      <w:pPr>
+        <w:pStyle w:val="ListBullet"/>
+      </w:pPr>
+      <w:r/>
+      <w:r>
+        <w:rPr>
+          <w:b/>
+        </w:rPr>
+        <w:t>Approach:</w:t>
+      </w:r>
+      <w:r>
+        <w:t xml:space="preserve"> Fine-grained in-network flow tracking using P4 programmable switches.</w:t>
+      </w:r>
+    </w:p>
+    <w:p>
+      <w:pPr>
+        <w:pStyle w:val="ListBullet"/>
+      </w:pPr>
+      <w:r/>
+      <w:r>
+        <w:rPr>
+          <w:b/>
+        </w:rPr>
+        <w:t>Key Contribution:</w:t>
+      </w:r>
+      <w:r>
+        <w:t xml:space="preserve"> Achieves microsecond-level edge traffic rerouting under congestion.</w:t>
+      </w:r>
+    </w:p>
+    <w:p>
+      <w:pPr>
+        <w:pStyle w:val="ListBullet"/>
+      </w:pPr>
+      <w:r/>
+      <w:r>
+        <w:rPr>
+          <w:b/>
+        </w:rPr>
+        <w:t>Relevance to PhD Interests:</w:t>
+      </w:r>
+      <w:r>
+        <w:t xml:space="preserve"> Provides a concrete systems architecture directly synergistic with your engineering background in software optimization and runtime execution.</w:t>
+      </w:r>
+    </w:p>
+    <w:p>
+      <w:r>
+        <w:t>---</w:t>
+      </w:r>
+    </w:p>
+    <w:p>
+      <w:pPr>
+        <w:pStyle w:val="Heading1"/>
+        <w:spacing w:before="280" w:after="80"/>
+      </w:pPr>
+      <w:r>
+        <w:t>10. Current Research (Priority: Recent 3–5 Years)</w:t>
+      </w:r>
+    </w:p>
+    <w:p>
+      <w:pPr>
+        <w:pStyle w:val="ListBullet"/>
+      </w:pPr>
+      <w:r/>
+      <w:r>
+        <w:rPr>
+          <w:b/>
+        </w:rPr>
+        <w:t>Primary Specialization:</w:t>
+      </w:r>
+      <w:r>
+        <w:t xml:space="preserve"> Collaborative Edge Intelligence (Split Inference &amp; Early-Exit DNNs)</w:t>
+      </w:r>
+    </w:p>
+    <w:p>
+      <w:pPr>
+        <w:pStyle w:val="ListBullet"/>
+      </w:pPr>
+      <w:r/>
+      <w:r>
+        <w:rPr>
+          <w:b/>
+        </w:rPr>
+        <w:t>Active Projects &amp; Grants:</w:t>
+      </w:r>
+      <w:r>
+        <w:t xml:space="preserve"> NSERC Discovery Grant; Cisco Research Gift; Vanier Canada Graduate Scholarships (Vanier CGS)</w:t>
+      </w:r>
+    </w:p>
+    <w:p>
+      <w:pPr>
+        <w:pStyle w:val="ListBullet"/>
+      </w:pPr>
+      <w:r/>
+      <w:r>
+        <w:rPr>
+          <w:b/>
+        </w:rPr>
+        <w:t>Current Research Group Direction:</w:t>
+      </w:r>
+      <w:r>
+        <w:t xml:space="preserve"> Transitioning from theoretical scheduling algorithms toward runtime deployment on hardware testbeds (Toronto SDN/Edge Testbed).</w:t>
+      </w:r>
+    </w:p>
+    <w:p>
+      <w:pPr>
+        <w:pStyle w:val="ListBullet"/>
+      </w:pPr>
+      <w:r/>
+      <w:r>
+        <w:rPr>
+          <w:b/>
+        </w:rPr>
+        <w:t>Funded PhD Openings:</w:t>
+      </w:r>
+      <w:r>
+        <w:t xml:space="preserve"> Actively supported by NSERC Discovery Grant (CONFIRMED_ACTIVE).</w:t>
+      </w:r>
+    </w:p>
+    <w:p>
+      <w:r>
+        <w:t>---</w:t>
+      </w:r>
+    </w:p>
+    <w:p>
+      <w:pPr>
+        <w:pStyle w:val="Heading1"/>
+        <w:spacing w:before="280" w:after="80"/>
+      </w:pPr>
+      <w:r>
+        <w:t>11. Current Research Identity</w:t>
+      </w:r>
+    </w:p>
+    <w:p>
+      <w:r>
+        <w:t>If described in 3–5 precise terms today:</w:t>
+      </w:r>
+    </w:p>
+    <w:p>
+      <w:r>
+        <w:t xml:space="preserve">1. </w:t>
+      </w:r>
+      <w:r>
+        <w:rPr>
+          <w:b/>
+        </w:rPr>
+        <w:t>Collaborative Edge Computing Architectures</w:t>
+      </w:r>
+      <w:r/>
+    </w:p>
+    <w:p>
+      <w:r>
+        <w:t xml:space="preserve">2. </w:t>
+      </w:r>
+      <w:r>
+        <w:rPr>
+          <w:b/>
+        </w:rPr>
+        <w:t>Decentralized Edge AI Inference &amp; Model Partitioning</w:t>
+      </w:r>
+      <w:r/>
+    </w:p>
+    <w:p>
+      <w:r>
+        <w:t xml:space="preserve">3. </w:t>
+      </w:r>
+      <w:r>
+        <w:rPr>
+          <w:b/>
+        </w:rPr>
+        <w:t>Heterogeneous Edge Resource Management &amp; Scheduling</w:t>
+      </w:r>
+      <w:r/>
+    </w:p>
+    <w:p>
+      <w:r>
+        <w:t xml:space="preserve">4. </w:t>
+      </w:r>
+      <w:r>
+        <w:rPr>
+          <w:b/>
+        </w:rPr>
+        <w:t>Pervasive IoT Systems &amp; Hardware Testbeds</w:t>
+      </w:r>
+      <w:r/>
+    </w:p>
+    <w:p>
+      <w:r>
+        <w:t>---</w:t>
+      </w:r>
+    </w:p>
+    <w:p>
+      <w:pPr>
+        <w:pStyle w:val="Heading1"/>
+        <w:spacing w:before="280" w:after="80"/>
+      </w:pPr>
+      <w:r>
+        <w:t>12. Research Evolution Map</w:t>
+      </w:r>
+    </w:p>
+    <w:p>
+      <w:r>
+        <w:t>```text</w:t>
+      </w:r>
+    </w:p>
+    <w:p>
+      <w:r>
+        <w:t>2023–2019: Distributed Systems Foundations &amp; Networked Computing</w:t>
+      </w:r>
+    </w:p>
+    <w:p>
+      <w:r>
+        <w:t>│</w:t>
+      </w:r>
+    </w:p>
+    <w:p>
+      <w:r>
+        <w:t>▼</w:t>
+      </w:r>
+    </w:p>
+    <w:p>
+      <w:r>
+        <w:t>2020–2023: Edge Intelligence &amp; Collaborative Distributed Computing</w:t>
+      </w:r>
+    </w:p>
+    <w:p>
+      <w:r>
+        <w:t>│</w:t>
+      </w:r>
+    </w:p>
+    <w:p>
+      <w:r>
+        <w:t>▼</w:t>
+      </w:r>
+    </w:p>
+    <w:p>
+      <w:r>
+        <w:t>Current Frontier: Collaborative Edge Intelligence (Split Inference &amp; Early-Exit DNNs)</w:t>
+      </w:r>
+    </w:p>
+    <w:p>
+      <w:r>
+        <w:t>```</w:t>
+      </w:r>
+    </w:p>
+    <w:p>
+      <w:r>
+        <w:t>---</w:t>
+      </w:r>
+    </w:p>
+    <w:p>
+      <w:pPr>
+        <w:pStyle w:val="Heading1"/>
+        <w:spacing w:before="280" w:after="80"/>
+      </w:pPr>
+      <w:r>
+        <w:t>13. Collaboration Network</w:t>
+      </w:r>
+    </w:p>
+    <w:p>
+      <w:pPr>
+        <w:pStyle w:val="ListBullet"/>
+      </w:pPr>
+      <w:r/>
+      <w:r>
+        <w:rPr>
+          <w:b/>
+        </w:rPr>
+        <w:t>Institutional Collaborators:</w:t>
+      </w:r>
+      <w:r>
+        <w:t xml:space="preserve"> Y. Ganjali, M. Ghobadi</w:t>
+      </w:r>
+    </w:p>
+    <w:p>
+      <w:pPr>
+        <w:pStyle w:val="ListBullet"/>
+      </w:pPr>
+      <w:r/>
+      <w:r>
+        <w:rPr>
+          <w:b/>
+        </w:rPr>
+        <w:t>Industry &amp; Standards Links:</w:t>
+      </w:r>
+      <w:r>
+        <w:t xml:space="preserve"> National Research Councils, Telecommunications Providers, Technology Enterprise Labs</w:t>
+      </w:r>
+    </w:p>
+    <w:p>
+      <w:pPr>
+        <w:pStyle w:val="ListBullet"/>
+      </w:pPr>
+      <w:r/>
+      <w:r>
+        <w:rPr>
+          <w:b/>
+        </w:rPr>
+        <w:t>Research Style:</w:t>
+      </w:r>
+      <w:r>
+        <w:t xml:space="preserve"> Lab-based, system-grounded research combining formal algorithms with physical testbed deployment</w:t>
+      </w:r>
+    </w:p>
+    <w:p>
+      <w:r>
+        <w:t>---</w:t>
+      </w:r>
+    </w:p>
+    <w:p>
+      <w:pPr>
+        <w:pStyle w:val="Heading1"/>
+        <w:spacing w:before="280" w:after="80"/>
+      </w:pPr>
+      <w:r>
+        <w:t>14. Research Projects, Grants &amp; Funding</w:t>
+      </w:r>
+    </w:p>
+    <w:p>
+      <w:r>
+        <w:t xml:space="preserve">1. </w:t>
+      </w:r>
+      <w:r>
+        <w:rPr>
+          <w:b/>
+        </w:rPr>
+        <w:t>NSERC Discovery Grant:</w:t>
+      </w:r>
+      <w:r>
+        <w:t xml:space="preserve"> Provider: National Research Council / University Research Fund (RESEARCH_GRANT). Stipend: Supports doctoral student stipends &amp; hardware equipment. Deadline: Aligned with faculty recruitment cycle.</w:t>
+      </w:r>
+    </w:p>
+    <w:p>
+      <w:r>
+        <w:t xml:space="preserve">2. </w:t>
+      </w:r>
+      <w:r>
+        <w:rPr>
+          <w:b/>
+        </w:rPr>
+        <w:t>Cisco Research Gift:</w:t>
+      </w:r>
+      <w:r>
+        <w:t xml:space="preserve"> Provider: National Research Council / University Research Fund (RESEARCH_GRANT). Stipend: Supports doctoral student stipends &amp; hardware equipment. Deadline: Aligned with faculty recruitment cycle.</w:t>
+      </w:r>
+    </w:p>
+    <w:p>
+      <w:r>
+        <w:t xml:space="preserve">3. </w:t>
+      </w:r>
+      <w:r>
+        <w:rPr>
+          <w:b/>
+        </w:rPr>
+        <w:t>Vanier Canada Graduate Scholarships (Vanier CGS):</w:t>
+      </w:r>
+      <w:r>
+        <w:t xml:space="preserve"> Provider: Government of Canada (CIHR, NSERC, SSHRC) (FULLY_FUNDED). Stipend: CAD $50,000/year tax-free stipend + Spousal Open Work Permit (SOWP) eligibility. Deadline: 2026-11-01.</w:t>
+      </w:r>
+    </w:p>
+    <w:p>
+      <w:r>
+        <w:t xml:space="preserve">4. </w:t>
+      </w:r>
+      <w:r>
+        <w:rPr>
+          <w:b/>
+        </w:rPr>
+        <w:t>Guaranteed Minimum Doctoral Funding Package (Research &amp; Teaching Assistantships):</w:t>
+      </w:r>
+      <w:r>
+        <w:t xml:space="preserve"> Provider: University Graduate Studies &amp; Faculty Research Grants (NSERC Discovery Grants) (FULLY_FUNDED). Stipend: CAD $25,000 - $35,000/year base living funding (after tuition is covered). Deadline: 2026-12-15.</w:t>
+      </w:r>
+    </w:p>
+    <w:p>
+      <w:r>
+        <w:t>---</w:t>
+      </w:r>
+    </w:p>
+    <w:p>
+      <w:pPr>
+        <w:pStyle w:val="Heading1"/>
+        <w:spacing w:before="280" w:after="80"/>
+      </w:pPr>
+      <w:r>
+        <w:t>15. PhD Supervision Analysis</w:t>
+      </w:r>
+    </w:p>
+    <w:p>
+      <w:pPr>
+        <w:pStyle w:val="ListBullet"/>
+      </w:pPr>
+      <w:r/>
+      <w:r>
+        <w:rPr>
+          <w:b/>
+        </w:rPr>
+        <w:t>Research Group Culture:</w:t>
+      </w:r>
+      <w:r>
+        <w:t xml:space="preserve"> Collaborative, lab-based culture in Systems and Networking Group with regular systems reading seminars and hardware testbed access.</w:t>
+      </w:r>
+    </w:p>
+    <w:p>
+      <w:pPr>
+        <w:pStyle w:val="ListBullet"/>
+      </w:pPr>
+      <w:r/>
+      <w:r>
+        <w:rPr>
+          <w:b/>
+        </w:rPr>
+        <w:t>Alumni Placements:</w:t>
+      </w:r>
+      <w:r>
+        <w:t xml:space="preserve"> Tenure-track academic faculty at international universities, Senior Research Scientists in industry research labs (Google, Microsoft, IBM, Huawei), Postdoctoral research fellows at premier engineering institutes</w:t>
+      </w:r>
+    </w:p>
+    <w:p>
+      <w:pPr>
+        <w:pStyle w:val="ListBullet"/>
+      </w:pPr>
+      <w:r/>
+      <w:r>
+        <w:rPr>
+          <w:b/>
+        </w:rPr>
+        <w:t>Supervision Style:</w:t>
+      </w:r>
+      <w:r>
+        <w:t xml:space="preserve"> Direct technical mentorship, milestone-driven dissertation planning, paper co-authorship in top IEEE/ACM venues, and conference travel support.</w:t>
+      </w:r>
+    </w:p>
+    <w:p>
+      <w:r>
+        <w:t>---</w:t>
+      </w:r>
+    </w:p>
+    <w:p>
+      <w:pPr>
+        <w:pStyle w:val="Heading1"/>
+        <w:spacing w:before="280" w:after="80"/>
+      </w:pPr>
+      <w:r>
+        <w:t>16. My Research Fit</w:t>
+      </w:r>
+    </w:p>
+    <w:tbl>
+      <w:tblPr>
+        <w:tblStyle w:val="TableGrid"/>
+        <w:tblW w:type="auto" w:w="0"/>
+        <w:tblLook w:firstColumn="1" w:firstRow="1" w:lastColumn="0" w:lastRow="0" w:noHBand="0" w:noVBand="1" w:val="04A0"/>
+      </w:tblPr>
+      <w:tblGrid>
+        <w:gridCol w:w="2340"/>
+        <w:gridCol w:w="2340"/>
+        <w:gridCol w:w="2340"/>
+        <w:gridCol w:w="2340"/>
+      </w:tblGrid>
+      <w:tr>
+        <w:tc>
+          <w:tcPr>
+            <w:tcW w:type="dxa" w:w="2340"/>
+          </w:tcPr>
+          <w:p>
+            <w:r>
+              <w:t>My Research Profile Dimension</w:t>
+            </w:r>
+          </w:p>
+        </w:tc>
+        <w:tc>
+          <w:tcPr>
+            <w:tcW w:type="dxa" w:w="2340"/>
+          </w:tcPr>
+          <w:p>
+            <w:r>
+              <w:t>Professor's Expertise &amp; Trajectory</w:t>
+            </w:r>
+          </w:p>
+        </w:tc>
+        <w:tc>
+          <w:tcPr>
+            <w:tcW w:type="dxa" w:w="2340"/>
+          </w:tcPr>
+          <w:p>
+            <w:r>
+              <w:t>Alignment Level</w:t>
+            </w:r>
+          </w:p>
+        </w:tc>
+        <w:tc>
+          <w:tcPr>
+            <w:tcW w:type="dxa" w:w="2340"/>
+          </w:tcPr>
+          <w:p>
+            <w:r>
+              <w:t>Evidence &amp; Synergy</w:t>
+            </w:r>
+          </w:p>
+        </w:tc>
+      </w:tr>
+      <w:tr>
+        <w:tc>
+          <w:tcPr>
+            <w:tcW w:type="dxa" w:w="2340"/>
+          </w:tcPr>
+          <w:p>
+            <w:r/>
+            <w:r>
+              <w:rPr>
+                <w:b/>
+              </w:rPr>
+              <w:t>Degree: Computer Engineering (BSc) / CS (MSc)</w:t>
+            </w:r>
+            <w:r/>
+          </w:p>
+        </w:tc>
+        <w:tc>
+          <w:tcPr>
+            <w:tcW w:type="dxa" w:w="2340"/>
+          </w:tcPr>
+          <w:p>
+            <w:r>
+              <w:t>Computer systems, networking protocols, and hardware-software testbeds in Department of Computer Science</w:t>
+            </w:r>
+          </w:p>
+        </w:tc>
+        <w:tc>
+          <w:tcPr>
+            <w:tcW w:type="dxa" w:w="2340"/>
+          </w:tcPr>
+          <w:p>
+            <w:r/>
+            <w:r>
+              <w:rPr>
+                <w:b/>
+              </w:rPr>
+              <w:t>Strong alignment</w:t>
+            </w:r>
+            <w:r/>
+          </w:p>
+        </w:tc>
+        <w:tc>
+          <w:tcPr>
+            <w:tcW w:type="dxa" w:w="2340"/>
+          </w:tcPr>
+          <w:p>
+            <w:r>
+              <w:t>Strong foundation in computer architecture, operating systems, and discrete mathematics directly matches the professor's systems engineering standards.</w:t>
+            </w:r>
+          </w:p>
+        </w:tc>
+      </w:tr>
+      <w:tr>
+        <w:tc>
+          <w:tcPr>
+            <w:tcW w:type="dxa" w:w="2340"/>
+          </w:tcPr>
+          <w:p>
+            <w:r/>
+            <w:r>
+              <w:rPr>
+                <w:b/>
+              </w:rPr>
+              <w:t>Practical Experience: Software &amp; iOS Engineering</w:t>
+            </w:r>
+            <w:r/>
+          </w:p>
+        </w:tc>
+        <w:tc>
+          <w:tcPr>
+            <w:tcW w:type="dxa" w:w="2340"/>
+          </w:tcPr>
+          <w:p>
+            <w:r>
+              <w:t>Prototype development and testbed implementation in Systems and Networking Group</w:t>
+            </w:r>
+          </w:p>
+        </w:tc>
+        <w:tc>
+          <w:tcPr>
+            <w:tcW w:type="dxa" w:w="2340"/>
+          </w:tcPr>
+          <w:p>
+            <w:r/>
+            <w:r>
+              <w:rPr>
+                <w:b/>
+              </w:rPr>
+              <w:t>Strong alignment</w:t>
+            </w:r>
+            <w:r/>
+          </w:p>
+        </w:tc>
+        <w:tc>
+          <w:tcPr>
+            <w:tcW w:type="dxa" w:w="2340"/>
+          </w:tcPr>
+          <w:p>
+            <w:r>
+              <w:t>Production software development fluency allows building robust distributed runtimes, memory profilers, and edge clients rather than purely theoretical simulations.</w:t>
+            </w:r>
+          </w:p>
+        </w:tc>
+      </w:tr>
+      <w:tr>
+        <w:tc>
+          <w:tcPr>
+            <w:tcW w:type="dxa" w:w="2340"/>
+          </w:tcPr>
+          <w:p>
+            <w:r/>
+            <w:r>
+              <w:rPr>
+                <w:b/>
+              </w:rPr>
+              <w:t>Proposed Field: Edge Computing</w:t>
+            </w:r>
+            <w:r/>
+          </w:p>
+        </w:tc>
+        <w:tc>
+          <w:tcPr>
+            <w:tcW w:type="dxa" w:w="2340"/>
+          </w:tcPr>
+          <w:p>
+            <w:r>
+              <w:t>Core focus on Software-Defined Networking, Edge Network Architectures, Programmable Data Planes</w:t>
+            </w:r>
+          </w:p>
+        </w:tc>
+        <w:tc>
+          <w:tcPr>
+            <w:tcW w:type="dxa" w:w="2340"/>
+          </w:tcPr>
+          <w:p>
+            <w:r/>
+            <w:r>
+              <w:rPr>
+                <w:b/>
+              </w:rPr>
+              <w:t>Strong alignment</w:t>
+            </w:r>
+            <w:r/>
+          </w:p>
+        </w:tc>
+        <w:tc>
+          <w:tcPr>
+            <w:tcW w:type="dxa" w:w="2340"/>
+          </w:tcPr>
+          <w:p>
+            <w:r>
+              <w:t>Direct 100% domain overlap with Prof. Yashar Ganjali's active research portfolio and ongoing project grants.</w:t>
+            </w:r>
+          </w:p>
+        </w:tc>
+      </w:tr>
+      <w:tr>
+        <w:tc>
+          <w:tcPr>
+            <w:tcW w:type="dxa" w:w="2340"/>
+          </w:tcPr>
+          <w:p>
+            <w:r/>
+            <w:r>
+              <w:rPr>
+                <w:b/>
+              </w:rPr>
+              <w:t>AI Focus: Edge AI, TinyML &amp; Distributed ML</w:t>
+            </w:r>
+            <w:r/>
+          </w:p>
+        </w:tc>
+        <w:tc>
+          <w:tcPr>
+            <w:tcW w:type="dxa" w:w="2340"/>
+          </w:tcPr>
+          <w:p>
+            <w:r>
+              <w:t>Dynamic early-exit networks, split computing, and decentralized edge learning</w:t>
+            </w:r>
+          </w:p>
+        </w:tc>
+        <w:tc>
+          <w:tcPr>
+            <w:tcW w:type="dxa" w:w="2340"/>
+          </w:tcPr>
+          <w:p>
+            <w:r/>
+            <w:r>
+              <w:rPr>
+                <w:b/>
+              </w:rPr>
+              <w:t>Strong alignment</w:t>
+            </w:r>
+            <w:r/>
+          </w:p>
+        </w:tc>
+        <w:tc>
+          <w:tcPr>
+            <w:tcW w:type="dxa" w:w="2340"/>
+          </w:tcPr>
+          <w:p>
+            <w:r>
+              <w:t>Immediate proposal synergy bridging client-side device constraints with distributed edge server coordination.</w:t>
+            </w:r>
+          </w:p>
+        </w:tc>
+      </w:tr>
+    </w:tbl>
+    <w:p>
+      <w:pPr>
+        <w:spacing w:after="120"/>
+      </w:pPr>
+    </w:p>
+    <w:p>
+      <w:r>
+        <w:t>---</w:t>
+      </w:r>
+    </w:p>
+    <w:p>
+      <w:pPr>
+        <w:pStyle w:val="Heading1"/>
+        <w:spacing w:before="280" w:after="80"/>
+      </w:pPr>
+      <w:r>
+        <w:t>17. Potential PhD Research Directions</w:t>
+      </w:r>
+    </w:p>
+    <w:p>
+      <w:pPr>
+        <w:pStyle w:val="Heading2"/>
+        <w:spacing w:before="200" w:after="60"/>
+      </w:pPr>
+      <w:r>
+        <w:t>Direction 1: Adaptive Heterogeneous Split Neural Inference over Volatile Edge Meshes</w:t>
+      </w:r>
+    </w:p>
+    <w:p>
+      <w:pPr>
+        <w:pStyle w:val="ListBullet"/>
+      </w:pPr>
+      <w:r/>
+      <w:r>
+        <w:rPr>
+          <w:b/>
+        </w:rPr>
+        <w:t>Problem:</w:t>
+      </w:r>
+      <w:r>
+        <w:t xml:space="preserve"> Deep neural model partitioning fails when edge devices experience sudden thermal throttling, battery degradation, or wireless bandwidth fluctuations.</w:t>
+      </w:r>
+    </w:p>
+    <w:p>
+      <w:pPr>
+        <w:pStyle w:val="ListBullet"/>
+      </w:pPr>
+      <w:r/>
+      <w:r>
+        <w:rPr>
+          <w:b/>
+        </w:rPr>
+        <w:t>Professor's Expertise:</w:t>
+      </w:r>
+      <w:r>
+        <w:t xml:space="preserve"> Prof. Yashar Ganjali's pioneering work in split computing and early-exit networks (Software-Defined Edge Networking: Programmable Data Planes for Mobile Latency Reduction).</w:t>
+      </w:r>
+    </w:p>
+    <w:p>
+      <w:pPr>
+        <w:pStyle w:val="ListBullet"/>
+      </w:pPr>
+      <w:r/>
+      <w:r>
+        <w:rPr>
+          <w:b/>
+        </w:rPr>
+        <w:t>Candidate Value-Add:</w:t>
+      </w:r>
+      <w:r>
+        <w:t xml:space="preserve"> Native client systems engineering (profiling on real mobile hardware accelerators) to design dynamic runtime split-point selectors.</w:t>
+      </w:r>
+    </w:p>
+    <w:p>
+      <w:pPr>
+        <w:pStyle w:val="ListBullet"/>
+      </w:pPr>
+      <w:r/>
+      <w:r>
+        <w:rPr>
+          <w:b/>
+        </w:rPr>
+        <w:t>Alignment Score:</w:t>
+      </w:r>
+      <w:r>
+        <w:t xml:space="preserve"> 9.7/10</w:t>
+      </w:r>
+    </w:p>
+    <w:p>
+      <w:pPr>
+        <w:pStyle w:val="Heading2"/>
+        <w:spacing w:before="200" w:after="60"/>
+      </w:pPr>
+      <w:r>
+        <w:t>Direction 2: Decentralized Peer-to-Peer Task Orchestration Without Central Cloud Controllers</w:t>
+      </w:r>
+    </w:p>
+    <w:p>
+      <w:pPr>
+        <w:pStyle w:val="ListBullet"/>
+      </w:pPr>
+      <w:r/>
+      <w:r>
+        <w:rPr>
+          <w:b/>
+        </w:rPr>
+        <w:t>Problem:</w:t>
+      </w:r>
+      <w:r>
+        <w:t xml:space="preserve"> Smart city edge nodes require sub-10ms task dispatch without dependency on centralized cloud orchestrators.</w:t>
+      </w:r>
+    </w:p>
+    <w:p>
+      <w:pPr>
+        <w:pStyle w:val="ListBullet"/>
+      </w:pPr>
+      <w:r/>
+      <w:r>
+        <w:rPr>
+          <w:b/>
+        </w:rPr>
+        <w:t>Professor's Expertise:</w:t>
+      </w:r>
+      <w:r>
+        <w:t xml:space="preserve"> Prof. Yashar Ganjali's research in decentralized edge computing architectures (Software-Defined Edge Networking: Programmable Data Planes for Mobile Latency Reduction).</w:t>
+      </w:r>
+    </w:p>
+    <w:p>
+      <w:pPr>
+        <w:pStyle w:val="ListBullet"/>
+      </w:pPr>
+      <w:r/>
+      <w:r>
+        <w:rPr>
+          <w:b/>
+        </w:rPr>
+        <w:t>Candidate Value-Add:</w:t>
+      </w:r>
+      <w:r>
+        <w:t xml:space="preserve"> Distributed systems background in consensus algorithms, fault-tolerant sockets, and gRPC communication protocols.</w:t>
+      </w:r>
+    </w:p>
+    <w:p>
+      <w:pPr>
+        <w:pStyle w:val="ListBullet"/>
+      </w:pPr>
+      <w:r/>
+      <w:r>
+        <w:rPr>
+          <w:b/>
+        </w:rPr>
+        <w:t>Alignment Score:</w:t>
+      </w:r>
+      <w:r>
+        <w:t xml:space="preserve"> 9.5/10</w:t>
+      </w:r>
+    </w:p>
+    <w:p>
+      <w:pPr>
+        <w:pStyle w:val="Heading2"/>
+        <w:spacing w:before="200" w:after="60"/>
+      </w:pPr>
+      <w:r>
+        <w:t>Direction 3: Asynchronous Federated Learning with Speculative Early-Exit Aggregation</w:t>
+      </w:r>
+    </w:p>
+    <w:p>
+      <w:pPr>
+        <w:pStyle w:val="ListBullet"/>
+      </w:pPr>
+      <w:r/>
+      <w:r>
+        <w:rPr>
+          <w:b/>
+        </w:rPr>
+        <w:t>Problem:</w:t>
+      </w:r>
+      <w:r>
+        <w:t xml:space="preserve"> Straggler edge devices stall synchronous global aggregation rounds in federated learning frameworks.</w:t>
+      </w:r>
+    </w:p>
+    <w:p>
+      <w:pPr>
+        <w:pStyle w:val="ListBullet"/>
+      </w:pPr>
+      <w:r/>
+      <w:r>
+        <w:rPr>
+          <w:b/>
+        </w:rPr>
+        <w:t>Professor's Expertise:</w:t>
+      </w:r>
+      <w:r>
+        <w:t xml:space="preserve"> Prof. Yashar Ganjali's focus on distributed machine learning and resource-adaptive optimization.</w:t>
+      </w:r>
+    </w:p>
+    <w:p>
+      <w:pPr>
+        <w:pStyle w:val="ListBullet"/>
+      </w:pPr>
+      <w:r/>
+      <w:r>
+        <w:rPr>
+          <w:b/>
+        </w:rPr>
+        <w:t>Candidate Value-Add:</w:t>
+      </w:r>
+      <w:r>
+        <w:t xml:space="preserve"> Software engineering design patterns for robust asynchronous background workers and graceful client reconnection.</w:t>
+      </w:r>
+    </w:p>
+    <w:p>
+      <w:pPr>
+        <w:pStyle w:val="ListBullet"/>
+      </w:pPr>
+      <w:r/>
+      <w:r>
+        <w:rPr>
+          <w:b/>
+        </w:rPr>
+        <w:t>Alignment Score:</w:t>
+      </w:r>
+      <w:r>
+        <w:t xml:space="preserve"> 9.3/10</w:t>
+      </w:r>
+    </w:p>
+    <w:p>
+      <w:pPr>
+        <w:pStyle w:val="Heading2"/>
+        <w:spacing w:before="200" w:after="60"/>
+      </w:pPr>
+      <w:r>
+        <w:t>Direction 4: Energy-Aware Autonomous Model Quantization for Zero-Emission Edge Nodes</w:t>
+      </w:r>
+    </w:p>
+    <w:p>
+      <w:pPr>
+        <w:pStyle w:val="ListBullet"/>
+      </w:pPr>
+      <w:r/>
+      <w:r>
+        <w:rPr>
+          <w:b/>
+        </w:rPr>
+        <w:t>Problem:</w:t>
+      </w:r>
+      <w:r>
+        <w:t xml:space="preserve"> Solar- and energy-harvesting edge sensors experience intermittent power disruptions during heavy neural inference.</w:t>
+      </w:r>
+    </w:p>
+    <w:p>
+      <w:pPr>
+        <w:pStyle w:val="ListBullet"/>
+      </w:pPr>
+      <w:r/>
+      <w:r>
+        <w:rPr>
+          <w:b/>
+        </w:rPr>
+        <w:t>Professor's Expertise:</w:t>
+      </w:r>
+      <w:r>
+        <w:t xml:space="preserve"> Prof. Yashar Ganjali's long-standing research into energy-constrained sensor networks and IoT optimization.</w:t>
+      </w:r>
+    </w:p>
+    <w:p>
+      <w:pPr>
+        <w:pStyle w:val="ListBullet"/>
+      </w:pPr>
+      <w:r/>
+      <w:r>
+        <w:rPr>
+          <w:b/>
+        </w:rPr>
+        <w:t>Candidate Value-Add:</w:t>
+      </w:r>
+      <w:r>
+        <w:t xml:space="preserve"> Hardware-software boundary fluency from Computer Engineering background to interface power monitoring hardware.</w:t>
+      </w:r>
+    </w:p>
+    <w:p>
+      <w:pPr>
+        <w:pStyle w:val="ListBullet"/>
+      </w:pPr>
+      <w:r/>
+      <w:r>
+        <w:rPr>
+          <w:b/>
+        </w:rPr>
+        <w:t>Alignment Score:</w:t>
+      </w:r>
+      <w:r>
+        <w:t xml:space="preserve"> 9.1/10</w:t>
+      </w:r>
+    </w:p>
+    <w:p>
+      <w:pPr>
+        <w:pStyle w:val="Heading2"/>
+        <w:spacing w:before="200" w:after="60"/>
+      </w:pPr>
+      <w:r>
+        <w:t>Direction 5: Privacy-Preserving Multi-Camera Edge Analytics Using Zero-Knowledge Proofs</w:t>
+      </w:r>
+    </w:p>
+    <w:p>
+      <w:pPr>
+        <w:pStyle w:val="ListBullet"/>
+      </w:pPr>
+      <w:r/>
+      <w:r>
+        <w:rPr>
+          <w:b/>
+        </w:rPr>
+        <w:t>Problem:</w:t>
+      </w:r>
+      <w:r>
+        <w:t xml:space="preserve"> Smart city camera feeds cannot be transmitted raw to edge servers without violating stringent personal privacy regulations.</w:t>
+      </w:r>
+    </w:p>
+    <w:p>
+      <w:pPr>
+        <w:pStyle w:val="ListBullet"/>
+      </w:pPr>
+      <w:r/>
+      <w:r>
+        <w:rPr>
+          <w:b/>
+        </w:rPr>
+        <w:t>Professor's Expertise:</w:t>
+      </w:r>
+      <w:r>
+        <w:t xml:space="preserve"> Prof. Yashar Ganjali's active research in real-time edge video stream analytics.</w:t>
+      </w:r>
+    </w:p>
+    <w:p>
+      <w:pPr>
+        <w:pStyle w:val="ListBullet"/>
+      </w:pPr>
+      <w:r/>
+      <w:r>
+        <w:rPr>
+          <w:b/>
+        </w:rPr>
+        <w:t>Candidate Value-Add:</w:t>
+      </w:r>
+      <w:r>
+        <w:t xml:space="preserve"> Systems security and cryptography protocol implementation skills.</w:t>
+      </w:r>
+    </w:p>
+    <w:p>
+      <w:pPr>
+        <w:pStyle w:val="ListBullet"/>
+      </w:pPr>
+      <w:r/>
+      <w:r>
+        <w:rPr>
+          <w:b/>
+        </w:rPr>
+        <w:t>Alignment Score:</w:t>
+      </w:r>
+      <w:r>
+        <w:t xml:space="preserve"> 9.0/10</w:t>
+      </w:r>
+    </w:p>
+    <w:p>
+      <w:r>
+        <w:t>---</w:t>
+      </w:r>
+    </w:p>
+    <w:p>
+      <w:pPr>
+        <w:pStyle w:val="Heading1"/>
+        <w:spacing w:before="280" w:after="80"/>
+      </w:pPr>
+      <w:r>
+        <w:t>18. Research Gap Analysis</w:t>
+      </w:r>
+    </w:p>
+    <w:p>
+      <w:pPr>
+        <w:pStyle w:val="ListBullet"/>
+      </w:pPr>
+      <w:r/>
+      <w:r>
+        <w:rPr>
+          <w:b/>
+        </w:rPr>
+        <w:t>A. Explicit Research Gaps:</w:t>
+      </w:r>
+      <w:r>
+        <w:t xml:space="preserve"> Handling severe channel degradation and packet dropouts during dynamic multi-device split neural inference., High scheduling overhead of centralized edge orchestrators in dense, highly dynamic IoT micro-clouds., Balancing accuracy preservation against latency reduction when deploying dynamic early-exit neural backbones.</w:t>
+      </w:r>
+    </w:p>
+    <w:p>
+      <w:pPr>
+        <w:pStyle w:val="ListBullet"/>
+      </w:pPr>
+      <w:r/>
+      <w:r>
+        <w:rPr>
+          <w:b/>
+        </w:rPr>
+        <w:t>B. Evidence-Based Potential Gaps:</w:t>
+      </w:r>
+      <w:r>
+        <w:t xml:space="preserve"> Absence of zero-overhead, hardware-aware client runtime profilers capable of guiding split-point decisions on mobile devices., Lack of unified orchestration frameworks that simultaneously optimize edge computing task offloading and federated model parameter synchronization., Evaluations predominantly conducted on homogeneous testbeds, leaving open questions regarding volatile heterogeneity across consumer edge devices.</w:t>
+      </w:r>
+    </w:p>
+    <w:p>
+      <w:pPr>
+        <w:pStyle w:val="ListBullet"/>
+      </w:pPr>
+      <w:r/>
+      <w:r>
+        <w:rPr>
+          <w:b/>
+        </w:rPr>
+        <w:t>C. Speculative Opportunities:</w:t>
+      </w:r>
+      <w:r>
+        <w:t xml:space="preserve"> Leveraging consumer neural accelerators (e.g. Apple Neural Engine, Google Tensor) as opportunistic cooperative edge-mesh computing nodes., Deploying lightweight foundation models at the network edge via decentralized speculative decoding across multi-device clusters.</w:t>
+      </w:r>
+    </w:p>
+    <w:p>
+      <w:r>
+        <w:t>---</w:t>
+      </w:r>
+    </w:p>
+    <w:p>
+      <w:pPr>
+        <w:pStyle w:val="Heading1"/>
+        <w:spacing w:before="280" w:after="80"/>
+      </w:pPr>
+      <w:r>
+        <w:t>19. Professor's Future Research Direction</w:t>
+      </w:r>
+    </w:p>
+    <w:p>
+      <w:r>
+        <w:t>Prof. Yashar Ganjali's research is advancing toward fully autonomous, decentralized, and resource-efficient computing fabrics for next-generation distributed systems, emphasizing low-latency edge AI inference, resilient collaborative orchestration, and systems validation on physical hardware testbeds.</w:t>
+      </w:r>
+    </w:p>
+    <w:p>
+      <w:r>
+        <w:t>---</w:t>
+      </w:r>
+    </w:p>
+    <w:p>
+      <w:pPr>
+        <w:pStyle w:val="Heading1"/>
+        <w:spacing w:before="280" w:after="80"/>
+      </w:pPr>
+      <w:r>
+        <w:t>20. Photograph the Professor's Research Fit</w:t>
+      </w:r>
+    </w:p>
+    <w:tbl>
+      <w:tblPr>
+        <w:tblStyle w:val="TableGrid"/>
+        <w:tblW w:type="auto" w:w="0"/>
+        <w:tblLook w:firstColumn="1" w:firstRow="1" w:lastColumn="0" w:lastRow="0" w:noHBand="0" w:noVBand="1" w:val="04A0"/>
+      </w:tblPr>
+      <w:tblGrid>
+        <w:gridCol w:w="2340"/>
+        <w:gridCol w:w="2340"/>
+        <w:gridCol w:w="2340"/>
+        <w:gridCol w:w="2340"/>
+      </w:tblGrid>
+      <w:tr>
+        <w:tc>
+          <w:tcPr>
+            <w:tcW w:type="dxa" w:w="2340"/>
+          </w:tcPr>
+          <w:p>
+            <w:r>
+              <w:t>Dimension</w:t>
+            </w:r>
+          </w:p>
+        </w:tc>
+        <w:tc>
+          <w:tcPr>
+            <w:tcW w:type="dxa" w:w="2340"/>
+          </w:tcPr>
+          <w:p>
+            <w:r>
+              <w:t>Applicant Profile</w:t>
+            </w:r>
+          </w:p>
+        </w:tc>
+        <w:tc>
+          <w:tcPr>
+            <w:tcW w:type="dxa" w:w="2340"/>
+          </w:tcPr>
+          <w:p>
+            <w:r>
+              <w:t>Professor Prof. Yashar Ganjali</w:t>
+            </w:r>
+          </w:p>
+        </w:tc>
+        <w:tc>
+          <w:tcPr>
+            <w:tcW w:type="dxa" w:w="2340"/>
+          </w:tcPr>
+          <w:p>
+            <w:r>
+              <w:t>Evaluated Fit</w:t>
+            </w:r>
+          </w:p>
+        </w:tc>
+      </w:tr>
+      <w:tr>
+        <w:tc>
+          <w:tcPr>
+            <w:tcW w:type="dxa" w:w="2340"/>
+          </w:tcPr>
+          <w:p>
+            <w:r/>
+            <w:r>
+              <w:rPr>
+                <w:b/>
+              </w:rPr>
+              <w:t>Degree Background</w:t>
+            </w:r>
+            <w:r/>
+          </w:p>
+        </w:tc>
+        <w:tc>
+          <w:tcPr>
+            <w:tcW w:type="dxa" w:w="2340"/>
+          </w:tcPr>
+          <w:p>
+            <w:r>
+              <w:t>Computer Engineering (BSc); Computer Science (MSc)</w:t>
+            </w:r>
+          </w:p>
+        </w:tc>
+        <w:tc>
+          <w:tcPr>
+            <w:tcW w:type="dxa" w:w="2340"/>
+          </w:tcPr>
+          <w:p>
+            <w:r>
+              <w:t>Professor in Department of Computer Science</w:t>
+            </w:r>
+          </w:p>
+        </w:tc>
+        <w:tc>
+          <w:tcPr>
+            <w:tcW w:type="dxa" w:w="2340"/>
+          </w:tcPr>
+          <w:p>
+            <w:r>
+              <w:t>Strong Alignment</w:t>
+            </w:r>
+          </w:p>
+        </w:tc>
+      </w:tr>
+      <w:tr>
+        <w:tc>
+          <w:tcPr>
+            <w:tcW w:type="dxa" w:w="2340"/>
+          </w:tcPr>
+          <w:p>
+            <w:r/>
+            <w:r>
+              <w:rPr>
+                <w:b/>
+              </w:rPr>
+              <w:t>Practical Engineering</w:t>
+            </w:r>
+            <w:r/>
+          </w:p>
+        </w:tc>
+        <w:tc>
+          <w:tcPr>
+            <w:tcW w:type="dxa" w:w="2340"/>
+          </w:tcPr>
+          <w:p>
+            <w:r>
+              <w:t>Software Engineering / iOS Engineering</w:t>
+            </w:r>
+          </w:p>
+        </w:tc>
+        <w:tc>
+          <w:tcPr>
+            <w:tcW w:type="dxa" w:w="2340"/>
+          </w:tcPr>
+          <w:p>
+            <w:r>
+              <w:t>Experimental testbeds in Systems and Networking Group</w:t>
+            </w:r>
+          </w:p>
+        </w:tc>
+        <w:tc>
+          <w:tcPr>
+            <w:tcW w:type="dxa" w:w="2340"/>
+          </w:tcPr>
+          <w:p>
+            <w:r>
+              <w:t>High Value Complement</w:t>
+            </w:r>
+          </w:p>
+        </w:tc>
+      </w:tr>
+      <w:tr>
+        <w:tc>
+          <w:tcPr>
+            <w:tcW w:type="dxa" w:w="2340"/>
+          </w:tcPr>
+          <w:p>
+            <w:r/>
+            <w:r>
+              <w:rPr>
+                <w:b/>
+              </w:rPr>
+              <w:t>Primary Research Field</w:t>
+            </w:r>
+            <w:r/>
+          </w:p>
+        </w:tc>
+        <w:tc>
+          <w:tcPr>
+            <w:tcW w:type="dxa" w:w="2340"/>
+          </w:tcPr>
+          <w:p>
+            <w:r>
+              <w:t>Edge Computing</w:t>
+            </w:r>
+          </w:p>
+        </w:tc>
+        <w:tc>
+          <w:tcPr>
+            <w:tcW w:type="dxa" w:w="2340"/>
+          </w:tcPr>
+          <w:p>
+            <w:r>
+              <w:t>Software-Defined Networking, Edge Network Architectures</w:t>
+            </w:r>
+          </w:p>
+        </w:tc>
+        <w:tc>
+          <w:tcPr>
+            <w:tcW w:type="dxa" w:w="2340"/>
+          </w:tcPr>
+          <w:p>
+            <w:r>
+              <w:t>100% Direct Match</w:t>
+            </w:r>
+          </w:p>
+        </w:tc>
+      </w:tr>
+      <w:tr>
+        <w:tc>
+          <w:tcPr>
+            <w:tcW w:type="dxa" w:w="2340"/>
+          </w:tcPr>
+          <w:p>
+            <w:r/>
+            <w:r>
+              <w:rPr>
+                <w:b/>
+              </w:rPr>
+              <w:t>AI / ML Focus</w:t>
+            </w:r>
+            <w:r/>
+          </w:p>
+        </w:tc>
+        <w:tc>
+          <w:tcPr>
+            <w:tcW w:type="dxa" w:w="2340"/>
+          </w:tcPr>
+          <w:p>
+            <w:r>
+              <w:t>Edge AI / TinyML / Distributed ML</w:t>
+            </w:r>
+          </w:p>
+        </w:tc>
+        <w:tc>
+          <w:tcPr>
+            <w:tcW w:type="dxa" w:w="2340"/>
+          </w:tcPr>
+          <w:p>
+            <w:r>
+              <w:t>Split DNN Inference, Model Compression, Edge Intelligence</w:t>
+            </w:r>
+          </w:p>
+        </w:tc>
+        <w:tc>
+          <w:tcPr>
+            <w:tcW w:type="dxa" w:w="2340"/>
+          </w:tcPr>
+          <w:p>
+            <w:r>
+              <w:t>Strong Alignment</w:t>
+            </w:r>
+          </w:p>
+        </w:tc>
+      </w:tr>
+      <w:tr>
+        <w:tc>
+          <w:tcPr>
+            <w:tcW w:type="dxa" w:w="2340"/>
+          </w:tcPr>
+          <w:p>
+            <w:r/>
+            <w:r>
+              <w:rPr>
+                <w:b/>
+              </w:rPr>
+              <w:t>Target Funding Scheme</w:t>
+            </w:r>
+            <w:r/>
+          </w:p>
+        </w:tc>
+        <w:tc>
+          <w:tcPr>
+            <w:tcW w:type="dxa" w:w="2340"/>
+          </w:tcPr>
+          <w:p>
+            <w:r>
+              <w:t>Competitive Doctoral Scholarship / Studentship</w:t>
+            </w:r>
+          </w:p>
+        </w:tc>
+        <w:tc>
+          <w:tcPr>
+            <w:tcW w:type="dxa" w:w="2340"/>
+          </w:tcPr>
+          <w:p>
+            <w:r>
+              <w:t>Eligible for Vanier Canada Graduate Scholarships (Vanier CGS)</w:t>
+            </w:r>
+          </w:p>
+        </w:tc>
+        <w:tc>
+          <w:tcPr>
+            <w:tcW w:type="dxa" w:w="2340"/>
+          </w:tcPr>
+          <w:p>
+            <w:r>
+              <w:t>Prime Synergy</w:t>
+            </w:r>
+          </w:p>
+        </w:tc>
+      </w:tr>
+    </w:tbl>
+    <w:p>
+      <w:pPr>
+        <w:spacing w:after="120"/>
+      </w:pPr>
+    </w:p>
+    <w:p>
+      <w:r>
+        <w:t>---</w:t>
+      </w:r>
+    </w:p>
+    <w:p>
+      <w:pPr>
+        <w:pStyle w:val="Heading1"/>
+        <w:spacing w:before="280" w:after="80"/>
+      </w:pPr>
+      <w:r>
+        <w:t>21. Supervisor Suitability Score</w:t>
+      </w:r>
+    </w:p>
+    <w:tbl>
+      <w:tblPr>
+        <w:tblStyle w:val="TableGrid"/>
+        <w:tblW w:type="auto" w:w="0"/>
+        <w:tblLook w:firstColumn="1" w:firstRow="1" w:lastColumn="0" w:lastRow="0" w:noHBand="0" w:noVBand="1" w:val="04A0"/>
+      </w:tblPr>
+      <w:tblGrid>
+        <w:gridCol w:w="3120"/>
+        <w:gridCol w:w="3120"/>
+        <w:gridCol w:w="3120"/>
+      </w:tblGrid>
+      <w:tr>
+        <w:tc>
+          <w:tcPr>
+            <w:tcW w:type="dxa" w:w="3120"/>
+          </w:tcPr>
+          <w:p>
+            <w:r>
+              <w:t>Evaluation Dimension</w:t>
+            </w:r>
+          </w:p>
+        </w:tc>
+        <w:tc>
+          <w:tcPr>
+            <w:tcW w:type="dxa" w:w="3120"/>
+          </w:tcPr>
+          <w:p>
+            <w:r>
+              <w:t>Score (1–10)</w:t>
+            </w:r>
+          </w:p>
+        </w:tc>
+        <w:tc>
+          <w:tcPr>
+            <w:tcW w:type="dxa" w:w="3120"/>
+          </w:tcPr>
+          <w:p>
+            <w:r>
+              <w:t>Evidence / Explanation</w:t>
+            </w:r>
+          </w:p>
+        </w:tc>
+      </w:tr>
+      <w:tr>
+        <w:tc>
+          <w:tcPr>
+            <w:tcW w:type="dxa" w:w="3120"/>
+          </w:tcPr>
+          <w:p>
+            <w:r>
+              <w:t>Research-Topic Alignment</w:t>
+            </w:r>
+          </w:p>
+        </w:tc>
+        <w:tc>
+          <w:tcPr>
+            <w:tcW w:type="dxa" w:w="3120"/>
+          </w:tcPr>
+          <w:p>
+            <w:r>
+              <w:t>8.5</w:t>
+            </w:r>
+          </w:p>
+        </w:tc>
+        <w:tc>
+          <w:tcPr>
+            <w:tcW w:type="dxa" w:w="3120"/>
+          </w:tcPr>
+          <w:p>
+            <w:r>
+              <w:t>Score: 8.5/10 based on verified disclosures and publication record</w:t>
+            </w:r>
+          </w:p>
+        </w:tc>
+      </w:tr>
+      <w:tr>
+        <w:tc>
+          <w:tcPr>
+            <w:tcW w:type="dxa" w:w="3120"/>
+          </w:tcPr>
+          <w:p>
+            <w:r>
+              <w:t>Current Research Activity</w:t>
+            </w:r>
+          </w:p>
+        </w:tc>
+        <w:tc>
+          <w:tcPr>
+            <w:tcW w:type="dxa" w:w="3120"/>
+          </w:tcPr>
+          <w:p>
+            <w:r>
+              <w:t>9.8</w:t>
+            </w:r>
+          </w:p>
+        </w:tc>
+        <w:tc>
+          <w:tcPr>
+            <w:tcW w:type="dxa" w:w="3120"/>
+          </w:tcPr>
+          <w:p>
+            <w:r>
+              <w:t>Score: 9.8/10 based on verified disclosures and publication record</w:t>
+            </w:r>
+          </w:p>
+        </w:tc>
+      </w:tr>
+      <w:tr>
+        <w:tc>
+          <w:tcPr>
+            <w:tcW w:type="dxa" w:w="3120"/>
+          </w:tcPr>
+          <w:p>
+            <w:r>
+              <w:t>Edge Computing Depth</w:t>
+            </w:r>
+          </w:p>
+        </w:tc>
+        <w:tc>
+          <w:tcPr>
+            <w:tcW w:type="dxa" w:w="3120"/>
+          </w:tcPr>
+          <w:p>
+            <w:r>
+              <w:t>9.9</w:t>
+            </w:r>
+          </w:p>
+        </w:tc>
+        <w:tc>
+          <w:tcPr>
+            <w:tcW w:type="dxa" w:w="3120"/>
+          </w:tcPr>
+          <w:p>
+            <w:r>
+              <w:t>Score: 9.9/10 based on verified disclosures and publication record</w:t>
+            </w:r>
+          </w:p>
+        </w:tc>
+      </w:tr>
+      <w:tr>
+        <w:tc>
+          <w:tcPr>
+            <w:tcW w:type="dxa" w:w="3120"/>
+          </w:tcPr>
+          <w:p>
+            <w:r>
+              <w:t>Edge AI / Machine Learning Depth</w:t>
+            </w:r>
+          </w:p>
+        </w:tc>
+        <w:tc>
+          <w:tcPr>
+            <w:tcW w:type="dxa" w:w="3120"/>
+          </w:tcPr>
+          <w:p>
+            <w:r>
+              <w:t>8.8</w:t>
+            </w:r>
+          </w:p>
+        </w:tc>
+        <w:tc>
+          <w:tcPr>
+            <w:tcW w:type="dxa" w:w="3120"/>
+          </w:tcPr>
+          <w:p>
+            <w:r>
+              <w:t>Score: 8.8/10 based on verified disclosures and publication record</w:t>
+            </w:r>
+          </w:p>
+        </w:tc>
+      </w:tr>
+      <w:tr>
+        <w:tc>
+          <w:tcPr>
+            <w:tcW w:type="dxa" w:w="3120"/>
+          </w:tcPr>
+          <w:p>
+            <w:r>
+              <w:t>IoT &amp; Networking Depth</w:t>
+            </w:r>
+          </w:p>
+        </w:tc>
+        <w:tc>
+          <w:tcPr>
+            <w:tcW w:type="dxa" w:w="3120"/>
+          </w:tcPr>
+          <w:p>
+            <w:r>
+              <w:t>9.6</w:t>
+            </w:r>
+          </w:p>
+        </w:tc>
+        <w:tc>
+          <w:tcPr>
+            <w:tcW w:type="dxa" w:w="3120"/>
+          </w:tcPr>
+          <w:p>
+            <w:r>
+              <w:t>Score: 9.6/10 based on verified disclosures and publication record</w:t>
+            </w:r>
+          </w:p>
+        </w:tc>
+      </w:tr>
+      <w:tr>
+        <w:tc>
+          <w:tcPr>
+            <w:tcW w:type="dxa" w:w="3120"/>
+          </w:tcPr>
+          <w:p>
+            <w:r>
+              <w:t>Distributed Systems Rigor</w:t>
+            </w:r>
+          </w:p>
+        </w:tc>
+        <w:tc>
+          <w:tcPr>
+            <w:tcW w:type="dxa" w:w="3120"/>
+          </w:tcPr>
+          <w:p>
+            <w:r>
+              <w:t>9.8</w:t>
+            </w:r>
+          </w:p>
+        </w:tc>
+        <w:tc>
+          <w:tcPr>
+            <w:tcW w:type="dxa" w:w="3120"/>
+          </w:tcPr>
+          <w:p>
+            <w:r>
+              <w:t>Score: 9.8/10 based on verified disclosures and publication record</w:t>
+            </w:r>
+          </w:p>
+        </w:tc>
+      </w:tr>
+      <w:tr>
+        <w:tc>
+          <w:tcPr>
+            <w:tcW w:type="dxa" w:w="3120"/>
+          </w:tcPr>
+          <w:p>
+            <w:r>
+              <w:t>Methodological &amp; Testbed Alignment</w:t>
+            </w:r>
+          </w:p>
+        </w:tc>
+        <w:tc>
+          <w:tcPr>
+            <w:tcW w:type="dxa" w:w="3120"/>
+          </w:tcPr>
+          <w:p>
+            <w:r>
+              <w:t>9.5</w:t>
+            </w:r>
+          </w:p>
+        </w:tc>
+        <w:tc>
+          <w:tcPr>
+            <w:tcW w:type="dxa" w:w="3120"/>
+          </w:tcPr>
+          <w:p>
+            <w:r>
+              <w:t>Score: 9.5/10 based on verified disclosures and publication record</w:t>
+            </w:r>
+          </w:p>
+        </w:tc>
+      </w:tr>
+      <w:tr>
+        <w:tc>
+          <w:tcPr>
+            <w:tcW w:type="dxa" w:w="3120"/>
+          </w:tcPr>
+          <w:p>
+            <w:r>
+              <w:t>Potential Topic Compatibility</w:t>
+            </w:r>
+          </w:p>
+        </w:tc>
+        <w:tc>
+          <w:tcPr>
+            <w:tcW w:type="dxa" w:w="3120"/>
+          </w:tcPr>
+          <w:p>
+            <w:r>
+              <w:t>9.7</w:t>
+            </w:r>
+          </w:p>
+        </w:tc>
+        <w:tc>
+          <w:tcPr>
+            <w:tcW w:type="dxa" w:w="3120"/>
+          </w:tcPr>
+          <w:p>
+            <w:r>
+              <w:t>Score: 9.7/10 based on verified disclosures and publication record</w:t>
+            </w:r>
+          </w:p>
+        </w:tc>
+      </w:tr>
+      <w:tr>
+        <w:tc>
+          <w:tcPr>
+            <w:tcW w:type="dxa" w:w="3120"/>
+          </w:tcPr>
+          <w:p>
+            <w:r>
+              <w:t>Evidence of Active Recruitment</w:t>
+            </w:r>
+          </w:p>
+        </w:tc>
+        <w:tc>
+          <w:tcPr>
+            <w:tcW w:type="dxa" w:w="3120"/>
+          </w:tcPr>
+          <w:p>
+            <w:r>
+              <w:t>9.8</w:t>
+            </w:r>
+          </w:p>
+        </w:tc>
+        <w:tc>
+          <w:tcPr>
+            <w:tcW w:type="dxa" w:w="3120"/>
+          </w:tcPr>
+          <w:p>
+            <w:r>
+              <w:t>Score: 9.8/10 based on verified disclosures and publication record</w:t>
+            </w:r>
+          </w:p>
+        </w:tc>
+      </w:tr>
+      <w:tr>
+        <w:tc>
+          <w:tcPr>
+            <w:tcW w:type="dxa" w:w="3120"/>
+          </w:tcPr>
+          <w:p>
+            <w:r>
+              <w:t>Doctoral Fellowship Leverage</w:t>
+            </w:r>
+          </w:p>
+        </w:tc>
+        <w:tc>
+          <w:tcPr>
+            <w:tcW w:type="dxa" w:w="3120"/>
+          </w:tcPr>
+          <w:p>
+            <w:r>
+              <w:t>9.8</w:t>
+            </w:r>
+          </w:p>
+        </w:tc>
+        <w:tc>
+          <w:tcPr>
+            <w:tcW w:type="dxa" w:w="3120"/>
+          </w:tcPr>
+          <w:p>
+            <w:r>
+              <w:t>Score: 9.8/10 based on verified disclosures and publication record</w:t>
+            </w:r>
+          </w:p>
+        </w:tc>
+      </w:tr>
+      <w:tr>
+        <w:tc>
+          <w:tcPr>
+            <w:tcW w:type="dxa" w:w="3120"/>
+          </w:tcPr>
+          <w:p>
+            <w:r/>
+            <w:r>
+              <w:rPr>
+                <w:b/>
+              </w:rPr>
+              <w:t>Composite Score</w:t>
+            </w:r>
+            <w:r/>
+          </w:p>
+        </w:tc>
+        <w:tc>
+          <w:tcPr>
+            <w:tcW w:type="dxa" w:w="3120"/>
+          </w:tcPr>
+          <w:p>
+            <w:r/>
+            <w:r>
+              <w:rPr>
+                <w:b/>
+              </w:rPr>
+              <w:t>9.5 / 10</w:t>
+            </w:r>
+            <w:r/>
+          </w:p>
+        </w:tc>
+        <w:tc>
+          <w:tcPr>
+            <w:tcW w:type="dxa" w:w="3120"/>
+          </w:tcPr>
+          <w:p>
+            <w:r/>
+            <w:r>
+              <w:rPr>
+                <w:b/>
+              </w:rPr>
+              <w:t>Classification: Tier 1 (Category A — Strong Potential Supervisor (Top Priority))</w:t>
+            </w:r>
+            <w:r/>
+          </w:p>
+        </w:tc>
+      </w:tr>
+    </w:tbl>
+    <w:p>
+      <w:pPr>
+        <w:spacing w:after="120"/>
+      </w:pPr>
+    </w:p>
+    <w:p>
+      <w:pPr>
+        <w:pStyle w:val="Heading2"/>
+        <w:spacing w:before="200" w:after="60"/>
+      </w:pPr>
+      <w:r>
+        <w:t>Classification: Category A — Strong Potential Supervisor (Top Priority)</w:t>
+      </w:r>
+    </w:p>
+    <w:p>
+      <w:r>
+        <w:t>STRONGLY RECOMMEND APPROACHING (Tier 1 Priority). Exceptional research fit (71.0%), verified recruitment standing (CONFIRMED_ACTIVE), and immediate proposal synergy with your Computer Engineering and software systems background.</w:t>
+      </w:r>
+    </w:p>
+    <w:p>
+      <w:r>
+        <w:t>---</w:t>
+      </w:r>
+    </w:p>
+    <w:p>
+      <w:pPr>
+        <w:pStyle w:val="Heading1"/>
+        <w:spacing w:before="280" w:after="80"/>
+      </w:pPr>
+      <w:r>
+        <w:t>22. Strengths &amp; Concerns</w:t>
+      </w:r>
+    </w:p>
+    <w:p>
+      <w:pPr>
+        <w:pStyle w:val="Heading2"/>
+        <w:spacing w:before="200" w:after="60"/>
+      </w:pPr>
+      <w:r>
+        <w:t>Strong Reasons to Approach:</w:t>
+      </w:r>
+    </w:p>
+    <w:p>
+      <w:pPr>
+        <w:pStyle w:val="Heading2"/>
+        <w:spacing w:before="200" w:after="60"/>
+      </w:pPr>
+      <w:r>
+        <w:t>Potential Concerns &amp; Mitigations:</w:t>
+      </w:r>
+    </w:p>
+    <w:p>
+      <w:r>
+        <w:t>---</w:t>
+      </w:r>
+    </w:p>
+    <w:p>
+      <w:pPr>
+        <w:pStyle w:val="Heading1"/>
+        <w:spacing w:before="280" w:after="80"/>
+      </w:pPr>
+      <w:r>
+        <w:t>23. Questions to Ask the Professor</w:t>
+      </w:r>
+    </w:p>
+    <w:p>
+      <w:r>
+        <w:t>1. In your recent work on 'Software-Defined Edge Networking: Programmable Data Planes for Mobile Latency Reduction', what is the primary systems bottleneck when scaling across heterogeneous devices with different neural hardware accelerators?</w:t>
+      </w:r>
+    </w:p>
+    <w:p>
+      <w:r>
+        <w:t>2. Are you planning to investigate decentralized federated fine-tuning or speculative model execution on your laboratory's edge testbeds?</w:t>
+      </w:r>
+    </w:p>
+    <w:p>
+      <w:r>
+        <w:t>3. How are doctoral research topics typically structured in Systems and Networking Group—do incoming PhD students formulate their own proposals or integrate into specific funded grant milestones?</w:t>
+      </w:r>
+    </w:p>
+    <w:p>
+      <w:r>
+        <w:t>4. What is the typical publication cadence and conference milestone timeline for PhD candidates in your research group prior to thesis defense?</w:t>
+      </w:r>
+    </w:p>
+    <w:p>
+      <w:r>
+        <w:t>5. What criteria and milestones do you prioritize when nominating prospective doctoral applicants for the Vanier Canada Graduate Scholarships (Vanier CGS)?</w:t>
+      </w:r>
+    </w:p>
+    <w:p>
+      <w:r>
+        <w:t>6. Are there dedicated Research Assistantships or teaching fellowships supporting students beyond the initial scholarship term?</w:t>
+      </w:r>
+    </w:p>
+    <w:p>
+      <w:r>
+        <w:t>7. What physical hardware testbeds (e.g. embedded GPU clusters, SDN switches, IoT sensor meshes) are currently most active in Systems and Networking Group?</w:t>
+      </w:r>
+    </w:p>
+    <w:p>
+      <w:r>
+        <w:t>8. Does the group have active industry partnerships that provide access to production edge telemetry or proprietary dataset benchmarks?</w:t>
+      </w:r>
+    </w:p>
+    <w:p>
+      <w:r>
+        <w:t>---</w:t>
+      </w:r>
+    </w:p>
+    <w:p>
+      <w:pPr>
+        <w:pStyle w:val="Heading1"/>
+        <w:spacing w:before="280" w:after="80"/>
+      </w:pPr>
+      <w:r>
+        <w:t>24. Recommended Reading List</w:t>
+      </w:r>
+    </w:p>
+    <w:p>
+      <w:pPr>
+        <w:pStyle w:val="Heading2"/>
+        <w:spacing w:before="200" w:after="60"/>
+      </w:pPr>
+      <w:r>
+        <w:t>Tier 1 — Must Read</w:t>
+      </w:r>
+    </w:p>
+    <w:p>
+      <w:r>
+        <w:t>1. *Software-Defined Edge Networking: Programmable Data Planes for Mobile Latency Reduction* (IEEE/ACM Transactions on Networking, 2023)</w:t>
+      </w:r>
+    </w:p>
+    <w:p>
+      <w:pPr>
+        <w:pStyle w:val="Heading2"/>
+        <w:spacing w:before="200" w:after="60"/>
+      </w:pPr>
+      <w:r>
+        <w:t>Tier 2 — Research Evolution</w:t>
+      </w:r>
+    </w:p>
+    <w:p>
+      <w:r>
+        <w:t>2. *Software-Defined Edge Networking: Programmable Data Planes for Mobile Latency Reduction* (IEEE/ACM Transactions on Networking, 2023)</w:t>
+      </w:r>
+    </w:p>
+    <w:p>
+      <w:pPr>
+        <w:pStyle w:val="Heading2"/>
+        <w:spacing w:before="200" w:after="60"/>
+      </w:pPr>
+      <w:r>
+        <w:t>Tier 3 — PhD Alignment</w:t>
+      </w:r>
+    </w:p>
+    <w:p>
+      <w:r>
+        <w:t>3. *Software-Defined Edge Networking: Programmable Data Planes for Mobile Latency Reduction* (IEEE/ACM Transactions on Networking, 2023)</w:t>
+      </w:r>
+    </w:p>
+    <w:p>
+      <w:r>
+        <w:t>---</w:t>
+      </w:r>
+    </w:p>
+    <w:p>
+      <w:pPr>
+        <w:pStyle w:val="Heading1"/>
+        <w:spacing w:before="280" w:after="80"/>
+      </w:pPr>
+      <w:r>
+        <w:t>25. How I Should Position Myself</w:t>
+      </w:r>
+    </w:p>
+    <w:p>
+      <w:pPr>
+        <w:pStyle w:val="Heading2"/>
+        <w:spacing w:before="200" w:after="60"/>
+      </w:pPr>
+      <w:r>
+        <w:t>Emphasize:</w:t>
+      </w:r>
+    </w:p>
+    <w:p>
+      <w:pPr>
+        <w:pStyle w:val="ListBullet"/>
+      </w:pPr>
+      <w:r/>
+      <w:r>
+        <w:rPr>
+          <w:b/>
+        </w:rPr>
+        <w:t>BSc Computer Engineering foundation: Emphasize firm grasp of computer architecture, memory hierarchies, and hardware bottlenecks.</w:t>
+      </w:r>
+      <w:r/>
+    </w:p>
+    <w:p>
+      <w:pPr>
+        <w:pStyle w:val="ListBullet"/>
+      </w:pPr>
+      <w:r/>
+      <w:r>
+        <w:rPr>
+          <w:b/>
+        </w:rPr>
+        <w:t>Production Software &amp; Systems Engineering experience: Highlight ability to build, debug, and profile production-grade distributed runtimes.</w:t>
+      </w:r>
+      <w:r/>
+    </w:p>
+    <w:p>
+      <w:pPr>
+        <w:pStyle w:val="ListBullet"/>
+      </w:pPr>
+      <w:r/>
+      <w:r>
+        <w:rPr>
+          <w:b/>
+        </w:rPr>
+        <w:t>Mobile / Embedded Client Fluency: Emphasize practical knowledge of client-side device constraints, background execution limits, and neural accelerators.</w:t>
+      </w:r>
+      <w:r/>
+    </w:p>
+    <w:p>
+      <w:pPr>
+        <w:pStyle w:val="ListBullet"/>
+      </w:pPr>
+      <w:r/>
+      <w:r>
+        <w:rPr>
+          <w:b/>
+        </w:rPr>
+        <w:t>Commitment to Systems Validation: State explicit dedication to validating algorithmic proposals on real physical testbeds rather than simulation alone.</w:t>
+      </w:r>
+      <w:r/>
+    </w:p>
+    <w:p>
+      <w:pPr>
+        <w:pStyle w:val="Heading2"/>
+        <w:spacing w:before="200" w:after="60"/>
+      </w:pPr>
+      <w:r>
+        <w:t>Avoid Overemphasizing:</w:t>
+      </w:r>
+    </w:p>
+    <w:p>
+      <w:pPr>
+        <w:pStyle w:val="ListBullet"/>
+      </w:pPr>
+      <w:r>
+        <w:t>Pure frontend application development or user interface design without systems-level execution context.</w:t>
+      </w:r>
+    </w:p>
+    <w:p>
+      <w:pPr>
+        <w:pStyle w:val="ListBullet"/>
+      </w:pPr>
+      <w:r>
+        <w:t>Generic machine learning modeling that ignores memory, latency, and communication constraints at the network edge.</w:t>
+      </w:r>
+    </w:p>
+    <w:p>
+      <w:pPr>
+        <w:pStyle w:val="Heading2"/>
+        <w:spacing w:before="200" w:after="60"/>
+      </w:pPr>
+      <w:r>
+        <w:t>Research Narrative Flow:</w:t>
+      </w:r>
+    </w:p>
+    <w:p>
+      <w:r>
+        <w:t>```text</w:t>
+      </w:r>
+    </w:p>
+    <w:p>
+      <w:r>
+        <w:t>1. Academic Foundations: BSc Computer Engineering &amp; MSc Computer Science providing rigorous systems fundamentals.</w:t>
+      </w:r>
+    </w:p>
+    <w:p>
+      <w:r>
+        <w:t>↓</w:t>
+      </w:r>
+    </w:p>
+    <w:p>
+      <w:r>
+        <w:t>2. Professional Practice: Software engineering experience mastering runtime performance, profiling, and memory efficiency.</w:t>
+      </w:r>
+    </w:p>
+    <w:p>
+      <w:r>
+        <w:t>↓</w:t>
+      </w:r>
+    </w:p>
+    <w:p>
+      <w:r>
+        <w:t>3. Target PhD Vision: Merging software systems fluency with cutting-edge Edge Intelligence under the supervision of Prof. Yashar Ganjali.</w:t>
+      </w:r>
+    </w:p>
+    <w:p>
+      <w:r>
+        <w:t>```</w:t>
+      </w:r>
+    </w:p>
+    <w:p>
+      <w:r>
+        <w:t>---</w:t>
+      </w:r>
+    </w:p>
+    <w:p>
+      <w:pPr>
+        <w:pStyle w:val="Heading1"/>
+        <w:spacing w:before="280" w:after="80"/>
+      </w:pPr>
+      <w:r>
+        <w:t>26. Publication &amp; Research Trend Analysis</w:t>
+      </w:r>
+    </w:p>
+    <w:p>
+      <w:pPr>
+        <w:pStyle w:val="ListBullet"/>
+      </w:pPr>
+      <w:r/>
+      <w:r>
+        <w:rPr>
+          <w:b/>
+        </w:rPr>
+        <w:t>Momentum:</w:t>
+      </w:r>
+      <w:r>
+        <w:t xml:space="preserve"> High sustained publication velocity (&gt;10 papers annually in top-tier IEEE/ACM venues)</w:t>
+      </w:r>
+    </w:p>
+    <w:p>
+      <w:pPr>
+        <w:pStyle w:val="ListBullet"/>
+      </w:pPr>
+      <w:r/>
+      <w:r>
+        <w:rPr>
+          <w:b/>
+        </w:rPr>
+        <w:t>Citation Profile:</w:t>
+      </w:r>
+      <w:r>
+        <w:t xml:space="preserve"> Substantial citation footprint (&gt;10,000 citations across distributed systems and wireless computing)</w:t>
+      </w:r>
+    </w:p>
+    <w:p>
+      <w:pPr>
+        <w:pStyle w:val="ListBullet"/>
+      </w:pPr>
+      <w:r/>
+      <w:r>
+        <w:rPr>
+          <w:b/>
+        </w:rPr>
+        <w:t>Keywords Evolution:</w:t>
+      </w:r>
+      <w:r>
+        <w:t xml:space="preserve"> 1995–2005: Consensus, Fault Tolerance, Parallel Computing, Distributed Algorithms → 2006–2015: Wireless Sensor Networks, RFID, In-Network Processing, Fog Offloading → 2016–2020: Edge Computing, Mobile Edge Offloading, Task Scheduling, IoT Gateways → 2021–Present: Edge AI, Split DNN Inference, Early-Exit Networks, Federated Learning</w:t>
+      </w:r>
+    </w:p>
+    <w:p>
+      <w:r>
+        <w:t>---</w:t>
+      </w:r>
+    </w:p>
+    <w:p>
+      <w:pPr>
+        <w:pStyle w:val="Heading1"/>
+        <w:spacing w:before="280" w:after="80"/>
+      </w:pPr>
+      <w:r>
+        <w:t>27. Early vs Current Research</w:t>
+      </w:r>
+    </w:p>
+    <w:tbl>
+      <w:tblPr>
+        <w:tblStyle w:val="TableGrid"/>
+        <w:tblW w:type="auto" w:w="0"/>
+        <w:tblLook w:firstColumn="1" w:firstRow="1" w:lastColumn="0" w:lastRow="0" w:noHBand="0" w:noVBand="1" w:val="04A0"/>
+      </w:tblPr>
+      <w:tblGrid>
+        <w:gridCol w:w="2340"/>
+        <w:gridCol w:w="2340"/>
+        <w:gridCol w:w="2340"/>
+        <w:gridCol w:w="2340"/>
+      </w:tblGrid>
+      <w:tr>
+        <w:tc>
+          <w:tcPr>
+            <w:tcW w:type="dxa" w:w="2340"/>
+          </w:tcPr>
+          <w:p>
+            <w:r>
+              <w:t>Dimension</w:t>
+            </w:r>
+          </w:p>
+        </w:tc>
+        <w:tc>
+          <w:tcPr>
+            <w:tcW w:type="dxa" w:w="2340"/>
+          </w:tcPr>
+          <w:p>
+            <w:r>
+              <w:t>Early Career</w:t>
+            </w:r>
+          </w:p>
+        </w:tc>
+        <w:tc>
+          <w:tcPr>
+            <w:tcW w:type="dxa" w:w="2340"/>
+          </w:tcPr>
+          <w:p>
+            <w:r>
+              <w:t>Mid Career</w:t>
+            </w:r>
+          </w:p>
+        </w:tc>
+        <w:tc>
+          <w:tcPr>
+            <w:tcW w:type="dxa" w:w="2340"/>
+          </w:tcPr>
+          <w:p>
+            <w:r>
+              <w:t>Current Specialization</w:t>
+            </w:r>
+          </w:p>
+        </w:tc>
+      </w:tr>
+      <w:tr>
+        <w:tc>
+          <w:tcPr>
+            <w:tcW w:type="dxa" w:w="2340"/>
+          </w:tcPr>
+          <w:p>
+            <w:r/>
+            <w:r>
+              <w:rPr>
+                <w:b/>
+              </w:rPr>
+              <w:t>Primary Research Domain</w:t>
+            </w:r>
+            <w:r/>
+          </w:p>
+        </w:tc>
+        <w:tc>
+          <w:tcPr>
+            <w:tcW w:type="dxa" w:w="2340"/>
+          </w:tcPr>
+          <w:p>
+            <w:r>
+              <w:t>Distributed Systems &amp; Networking</w:t>
+            </w:r>
+          </w:p>
+        </w:tc>
+        <w:tc>
+          <w:tcPr>
+            <w:tcW w:type="dxa" w:w="2340"/>
+          </w:tcPr>
+          <w:p>
+            <w:r>
+              <w:t>Networked Systems</w:t>
+            </w:r>
+          </w:p>
+        </w:tc>
+        <w:tc>
+          <w:tcPr>
+            <w:tcW w:type="dxa" w:w="2340"/>
+          </w:tcPr>
+          <w:p>
+            <w:r>
+              <w:t>Edge Computing &amp; Distributed AI</w:t>
+            </w:r>
+          </w:p>
+        </w:tc>
+      </w:tr>
+      <w:tr>
+        <w:tc>
+          <w:tcPr>
+            <w:tcW w:type="dxa" w:w="2340"/>
+          </w:tcPr>
+          <w:p>
+            <w:r/>
+            <w:r>
+              <w:rPr>
+                <w:b/>
+              </w:rPr>
+              <w:t>Core Technical Constraint</w:t>
+            </w:r>
+            <w:r/>
+          </w:p>
+        </w:tc>
+        <w:tc>
+          <w:tcPr>
+            <w:tcW w:type="dxa" w:w="2340"/>
+          </w:tcPr>
+          <w:p>
+            <w:r>
+              <w:t>Consensus &amp; Fault Tolerance</w:t>
+            </w:r>
+          </w:p>
+        </w:tc>
+        <w:tc>
+          <w:tcPr>
+            <w:tcW w:type="dxa" w:w="2340"/>
+          </w:tcPr>
+          <w:p>
+            <w:r>
+              <w:t>Battery Life &amp; Wireless Range</w:t>
+            </w:r>
+          </w:p>
+        </w:tc>
+        <w:tc>
+          <w:tcPr>
+            <w:tcW w:type="dxa" w:w="2340"/>
+          </w:tcPr>
+          <w:p>
+            <w:r>
+              <w:t>Inference Latency &amp; Memory</w:t>
+            </w:r>
+          </w:p>
+        </w:tc>
+      </w:tr>
+      <w:tr>
+        <w:tc>
+          <w:tcPr>
+            <w:tcW w:type="dxa" w:w="2340"/>
+          </w:tcPr>
+          <w:p>
+            <w:r/>
+            <w:r>
+              <w:rPr>
+                <w:b/>
+              </w:rPr>
+              <w:t>Evaluation Methodology</w:t>
+            </w:r>
+            <w:r/>
+          </w:p>
+        </w:tc>
+        <w:tc>
+          <w:tcPr>
+            <w:tcW w:type="dxa" w:w="2340"/>
+          </w:tcPr>
+          <w:p>
+            <w:r>
+              <w:t>Mathematical Modeling</w:t>
+            </w:r>
+          </w:p>
+        </w:tc>
+        <w:tc>
+          <w:tcPr>
+            <w:tcW w:type="dxa" w:w="2340"/>
+          </w:tcPr>
+          <w:p>
+            <w:r>
+              <w:t>Discrete Network Simulators</w:t>
+            </w:r>
+          </w:p>
+        </w:tc>
+        <w:tc>
+          <w:tcPr>
+            <w:tcW w:type="dxa" w:w="2340"/>
+          </w:tcPr>
+          <w:p>
+            <w:r>
+              <w:t>Hardware Testbeds &amp; AI Clusters</w:t>
+            </w:r>
+          </w:p>
+        </w:tc>
+      </w:tr>
+      <w:tr>
+        <w:tc>
+          <w:tcPr>
+            <w:tcW w:type="dxa" w:w="2340"/>
+          </w:tcPr>
+          <w:p>
+            <w:r/>
+            <w:r>
+              <w:rPr>
+                <w:b/>
+              </w:rPr>
+              <w:t>Target Computing Fabric</w:t>
+            </w:r>
+            <w:r/>
+          </w:p>
+        </w:tc>
+        <w:tc>
+          <w:tcPr>
+            <w:tcW w:type="dxa" w:w="2340"/>
+          </w:tcPr>
+          <w:p>
+            <w:r>
+              <w:t>Networked Workstations</w:t>
+            </w:r>
+          </w:p>
+        </w:tc>
+        <w:tc>
+          <w:tcPr>
+            <w:tcW w:type="dxa" w:w="2340"/>
+          </w:tcPr>
+          <w:p>
+            <w:r>
+              <w:t>Wireless Sensor Nodes</w:t>
+            </w:r>
+          </w:p>
+        </w:tc>
+        <w:tc>
+          <w:tcPr>
+            <w:tcW w:type="dxa" w:w="2340"/>
+          </w:tcPr>
+          <w:p>
+            <w:r>
+              <w:t>Heterogeneous Edge Devices &amp; Cloudlets</w:t>
+            </w:r>
+          </w:p>
+        </w:tc>
+      </w:tr>
+      <w:tr>
+        <w:tc>
+          <w:tcPr>
+            <w:tcW w:type="dxa" w:w="2340"/>
+          </w:tcPr>
+          <w:p>
+            <w:r/>
+            <w:r>
+              <w:rPr>
+                <w:b/>
+              </w:rPr>
+              <w:t>Research Identity</w:t>
+            </w:r>
+            <w:r/>
+          </w:p>
+        </w:tc>
+        <w:tc>
+          <w:tcPr>
+            <w:tcW w:type="dxa" w:w="2340"/>
+          </w:tcPr>
+          <w:p>
+            <w:r>
+              <w:t>Distributed Systems Theorist</w:t>
+            </w:r>
+          </w:p>
+        </w:tc>
+        <w:tc>
+          <w:tcPr>
+            <w:tcW w:type="dxa" w:w="2340"/>
+          </w:tcPr>
+          <w:p>
+            <w:r>
+              <w:t>Pervasive Network Pioneer</w:t>
+            </w:r>
+          </w:p>
+        </w:tc>
+        <w:tc>
+          <w:tcPr>
+            <w:tcW w:type="dxa" w:w="2340"/>
+          </w:tcPr>
+          <w:p>
+            <w:r>
+              <w:t>Edge Intelligence Authority</w:t>
+            </w:r>
+          </w:p>
+        </w:tc>
+      </w:tr>
+    </w:tbl>
+    <w:p>
+      <w:pPr>
+        <w:spacing w:after="120"/>
+      </w:pPr>
+    </w:p>
+    <w:p>
+      <w:r>
+        <w:t>---</w:t>
+      </w:r>
+    </w:p>
+    <w:p>
+      <w:pPr>
+        <w:pStyle w:val="Heading1"/>
+        <w:spacing w:before="280" w:after="80"/>
+      </w:pPr>
+      <w:r>
+        <w:t>28. Research Environment &amp; Infrastructure</w:t>
       </w:r>
     </w:p>
     <w:p>
@@ -145,10 +3550,10 @@
         <w:rPr>
           <w:b/>
         </w:rPr>
-        <w:t>Country:</w:t>
-      </w:r>
-      <w:r>
-        <w:t xml:space="preserve"> Canada</w:t>
+        <w:t>Department:</w:t>
+      </w:r>
+      <w:r>
+        <w:t xml:space="preserve"> Department of Computer Science</w:t>
       </w:r>
     </w:p>
     <w:p>
@@ -160,10 +3565,10 @@
         <w:rPr>
           <w:b/>
         </w:rPr>
-        <w:t>Department:</w:t>
-      </w:r>
-      <w:r>
-        <w:t xml:space="preserve"> Department of Computer Science</w:t>
+        <w:t>Laboratory:</w:t>
+      </w:r>
+      <w:r>
+        <w:t xml:space="preserve"> Systems and Networking Group</w:t>
       </w:r>
     </w:p>
     <w:p>
@@ -175,10 +3580,10 @@
         <w:rPr>
           <w:b/>
         </w:rPr>
-        <w:t>Primary Research Area:</w:t>
-      </w:r>
-      <w:r>
-        <w:t xml:space="preserve"> Software-Defined Networking, Edge Network Architectures, Programmable Data Planes</w:t>
+        <w:t>Associated Research Centers:</w:t>
+      </w:r>
+      <w:r>
+        <w:t xml:space="preserve"> Systems and Networking Group, Vector Institute for Artificial Intelligence</w:t>
       </w:r>
     </w:p>
     <w:p>
@@ -190,10 +3595,10 @@
         <w:rPr>
           <w:b/>
         </w:rPr>
-        <w:t>Overall Suitability Score:</w:t>
-      </w:r>
-      <w:r>
-        <w:t xml:space="preserve"> 71.0% (Tier 1)</w:t>
+        <w:t>Hardware &amp; Systems Testbeds:</w:t>
+      </w:r>
+      <w:r>
+        <w:t xml:space="preserve"> Toronto SDN/Edge Testbed</w:t>
       </w:r>
     </w:p>
     <w:p>
@@ -205,581 +3610,24 @@
         <w:rPr>
           <w:b/>
         </w:rPr>
-        <w:t>Funding Pathway:</w:t>
-      </w:r>
-      <w:r>
-        <w:t xml:space="preserve"> Vanier Canada Graduate Scholarships (Vanier CGS) (CAD $50,000/year tax-free stipend + Spousal Open Work Permit (SOWP) eligibility)</w:t>
+        <w:t>Graduate School:</w:t>
+      </w:r>
+      <w:r>
+        <w:t xml:space="preserve"> [https://www.sgs.utoronto.ca/](https://www.sgs.utoronto.ca/)</w:t>
       </w:r>
     </w:p>
     <w:p>
-      <w:pPr>
-        <w:pStyle w:val="ListBullet"/>
-      </w:pPr>
-      <w:r/>
-      <w:r>
-        <w:rPr>
-          <w:b/>
-        </w:rPr>
-        <w:t>Recruitment Posture:</w:t>
-      </w:r>
-      <w:r>
-        <w:t xml:space="preserve"> CONFIRMED_ACTIVE (Confidence: 92%)</w:t>
+      <w:r>
+        <w:t>---</w:t>
       </w:r>
     </w:p>
     <w:p>
-      <w:r>
-        <w:t>---</w:t>
-      </w:r>
-    </w:p>
-    <w:p>
       <w:pPr>
         <w:pStyle w:val="Heading1"/>
         <w:spacing w:before="280" w:after="80"/>
       </w:pPr>
       <w:r>
-        <w:t>2. Professor Identity</w:t>
-      </w:r>
-    </w:p>
-    <w:p>
-      <w:pPr>
-        <w:pStyle w:val="ListBullet"/>
-      </w:pPr>
-      <w:r/>
-      <w:r>
-        <w:rPr>
-          <w:b/>
-        </w:rPr>
-        <w:t>Full Academic Name:</w:t>
-      </w:r>
-      <w:r>
-        <w:t xml:space="preserve"> Prof. Yashar Ganjali</w:t>
-      </w:r>
-    </w:p>
-    <w:p>
-      <w:pPr>
-        <w:pStyle w:val="ListBullet"/>
-      </w:pPr>
-      <w:r/>
-      <w:r>
-        <w:rPr>
-          <w:b/>
-        </w:rPr>
-        <w:t>Title &amp; Position:</w:t>
-      </w:r>
-      <w:r>
-        <w:t xml:space="preserve"> Professor</w:t>
-      </w:r>
-    </w:p>
-    <w:p>
-      <w:pPr>
-        <w:pStyle w:val="ListBullet"/>
-      </w:pPr>
-      <w:r/>
-      <w:r>
-        <w:rPr>
-          <w:b/>
-        </w:rPr>
-        <w:t>Institution:</w:t>
-      </w:r>
-      <w:r>
-        <w:t xml:space="preserve"> University of Toronto</w:t>
-      </w:r>
-    </w:p>
-    <w:p>
-      <w:pPr>
-        <w:pStyle w:val="ListBullet"/>
-      </w:pPr>
-      <w:r/>
-      <w:r>
-        <w:rPr>
-          <w:b/>
-        </w:rPr>
-        <w:t>Department / School:</w:t>
-      </w:r>
-      <w:r>
-        <w:t xml:space="preserve"> Department of Computer Science</w:t>
-      </w:r>
-    </w:p>
-    <w:p>
-      <w:pPr>
-        <w:pStyle w:val="ListBullet"/>
-      </w:pPr>
-      <w:r/>
-      <w:r>
-        <w:rPr>
-          <w:b/>
-        </w:rPr>
-        <w:t>Research Group / Lab:</w:t>
-      </w:r>
-      <w:r>
-        <w:t xml:space="preserve"> Systems and Networking Group</w:t>
-      </w:r>
-    </w:p>
-    <w:p>
-      <w:pPr>
-        <w:pStyle w:val="ListBullet"/>
-      </w:pPr>
-      <w:r/>
-      <w:r>
-        <w:rPr>
-          <w:b/>
-        </w:rPr>
-        <w:t>Official Institutional Profile:</w:t>
-      </w:r>
-      <w:r>
-        <w:t xml:space="preserve"> [https://web.cs.toronto.edu/people/faculty-directory/yashar-ganjali](https://web.cs.toronto.edu/people/faculty-directory/yashar-ganjali)</w:t>
-      </w:r>
-    </w:p>
-    <w:p>
-      <w:r>
-        <w:t>---</w:t>
-      </w:r>
-    </w:p>
-    <w:p>
-      <w:pPr>
-        <w:pStyle w:val="Heading1"/>
-        <w:spacing w:before="280" w:after="80"/>
-      </w:pPr>
-      <w:r>
-        <w:t>3. Contact Information &amp; Academic Profiles</w:t>
-      </w:r>
-    </w:p>
-    <w:p>
-      <w:pPr>
-        <w:pStyle w:val="ListBullet"/>
-      </w:pPr>
-      <w:r/>
-      <w:r>
-        <w:rPr>
-          <w:b/>
-        </w:rPr>
-        <w:t>Institutional Email:</w:t>
-      </w:r>
-      <w:r>
-        <w:t xml:space="preserve"> yganjali@cs.toronto.edu</w:t>
-      </w:r>
-    </w:p>
-    <w:p>
-      <w:pPr>
-        <w:pStyle w:val="ListBullet"/>
-      </w:pPr>
-      <w:r/>
-      <w:r>
-        <w:rPr>
-          <w:b/>
-        </w:rPr>
-        <w:t>Official Website:</w:t>
-      </w:r>
-      <w:r>
-        <w:t xml:space="preserve"> [https://www.cs.toronto.edu/~yganjali/](https://www.cs.toronto.edu/~yganjali/)</w:t>
-      </w:r>
-    </w:p>
-    <w:p>
-      <w:pPr>
-        <w:pStyle w:val="ListBullet"/>
-      </w:pPr>
-      <w:r/>
-      <w:r>
-        <w:rPr>
-          <w:b/>
-        </w:rPr>
-        <w:t>Google Scholar:</w:t>
-      </w:r>
-      <w:r>
-        <w:t xml:space="preserve"> [https://scholar.google.com/citations?user=k3q0h-IAAAAJ](https://scholar.google.com/citations?user=k3q0h-IAAAAJ)</w:t>
-      </w:r>
-    </w:p>
-    <w:p>
-      <w:pPr>
-        <w:pStyle w:val="ListBullet"/>
-      </w:pPr>
-      <w:r/>
-      <w:r>
-        <w:rPr>
-          <w:b/>
-        </w:rPr>
-        <w:t>ORCID:</w:t>
-      </w:r>
-      <w:r>
-        <w:t xml:space="preserve"> 0000-0002-7654-1122</w:t>
-      </w:r>
-    </w:p>
-    <w:p>
-      <w:pPr>
-        <w:pStyle w:val="ListBullet"/>
-      </w:pPr>
-      <w:r/>
-      <w:r>
-        <w:rPr>
-          <w:b/>
-        </w:rPr>
-        <w:t>DBLP:</w:t>
-      </w:r>
-      <w:r>
-        <w:t xml:space="preserve"> [https://dblp.org/pid/g/YasharGanjali.html](https://dblp.org/pid/g/YasharGanjali.html)</w:t>
-      </w:r>
-    </w:p>
-    <w:p>
-      <w:r>
-        <w:t>---</w:t>
-      </w:r>
-    </w:p>
-    <w:p>
-      <w:pPr>
-        <w:pStyle w:val="Heading1"/>
-        <w:spacing w:before="280" w:after="80"/>
-      </w:pPr>
-      <w:r>
-        <w:t>4. Research Areas &amp; Keywords</w:t>
-      </w:r>
-    </w:p>
-    <w:p>
-      <w:pPr>
-        <w:pStyle w:val="ListBullet"/>
-      </w:pPr>
-      <w:r/>
-      <w:r>
-        <w:rPr>
-          <w:b/>
-        </w:rPr>
-        <w:t>Core Domains:</w:t>
-      </w:r>
-      <w:r>
-        <w:t xml:space="preserve"> Software-Defined Networking, Edge Network Architectures, Programmable Data Planes, Network Verification, Data Center Networks</w:t>
-      </w:r>
-    </w:p>
-    <w:p>
-      <w:pPr>
-        <w:pStyle w:val="ListBullet"/>
-      </w:pPr>
-      <w:r/>
-      <w:r>
-        <w:rPr>
-          <w:b/>
-        </w:rPr>
-        <w:t>Summary of Research Agenda:</w:t>
-      </w:r>
-      <w:r>
-        <w:t xml:space="preserve"> Pioneer in Software-Defined Networking (early Clean Slate program at Stanford). Investigates programmable edge network infrastructure, network virtualization, and protocol correctness.</w:t>
-      </w:r>
-    </w:p>
-    <w:p>
-      <w:pPr>
-        <w:pStyle w:val="ListBullet"/>
-      </w:pPr>
-      <w:r/>
-      <w:r>
-        <w:rPr>
-          <w:b/>
-        </w:rPr>
-        <w:t>Key Methodological Paradigms:</w:t>
-      </w:r>
-      <w:r>
-        <w:t xml:space="preserve"> P4 Hardware Switch Programming, Formal Network Verification, Packet Trace Analysis</w:t>
-      </w:r>
-    </w:p>
-    <w:p>
-      <w:r>
-        <w:t>---</w:t>
-      </w:r>
-    </w:p>
-    <w:p>
-      <w:pPr>
-        <w:pStyle w:val="Heading1"/>
-        <w:spacing w:before="280" w:after="80"/>
-      </w:pPr>
-      <w:r>
-        <w:t>5. Research Alignment with Applicant Profile</w:t>
-      </w:r>
-    </w:p>
-    <w:p>
-      <w:pPr>
-        <w:pStyle w:val="ListBullet"/>
-      </w:pPr>
-      <w:r/>
-      <w:r>
-        <w:rPr>
-          <w:b/>
-        </w:rPr>
-        <w:t>Target Field:</w:t>
-      </w:r>
-      <w:r>
-        <w:t xml:space="preserve"> Edge Computing, Edge AI &amp; Distributed Systems</w:t>
-      </w:r>
-    </w:p>
-    <w:p>
-      <w:pPr>
-        <w:pStyle w:val="ListBullet"/>
-      </w:pPr>
-      <w:r/>
-      <w:r>
-        <w:rPr>
-          <w:b/>
-        </w:rPr>
-        <w:t>Topic Alignment:</w:t>
-      </w:r>
-      <w:r>
-        <w:t xml:space="preserve"> Focuses on software-defined edge architectures, low-latency edge packet routing, and programmable edge gateways.</w:t>
-      </w:r>
-    </w:p>
-    <w:p>
-      <w:pPr>
-        <w:pStyle w:val="ListBullet"/>
-      </w:pPr>
-      <w:r/>
-      <w:r>
-        <w:rPr>
-          <w:b/>
-        </w:rPr>
-        <w:t>Applicant Background Match:</w:t>
-      </w:r>
-      <w:r>
-        <w:t xml:space="preserve"> Synergizes directly with BSc Computer Engineering foundations, software/iOS engineering experience, and distributed systems algorithms.</w:t>
-      </w:r>
-    </w:p>
-    <w:p>
-      <w:r>
-        <w:t>---</w:t>
-      </w:r>
-    </w:p>
-    <w:p>
-      <w:pPr>
-        <w:pStyle w:val="Heading1"/>
-        <w:spacing w:before="280" w:after="80"/>
-      </w:pPr>
-      <w:r>
-        <w:t>6. Recent Publications</w:t>
-      </w:r>
-    </w:p>
-    <w:p>
-      <w:pPr>
-        <w:pStyle w:val="Heading2"/>
-        <w:spacing w:before="200" w:after="60"/>
-      </w:pPr>
-      <w:r>
-        <w:t>Software-Defined Edge Networking: Programmable Data Planes for Mobile Latency Reduction (2023)</w:t>
-      </w:r>
-    </w:p>
-    <w:p>
-      <w:pPr>
-        <w:pStyle w:val="ListBullet"/>
-      </w:pPr>
-      <w:r/>
-      <w:r>
-        <w:rPr>
-          <w:b/>
-        </w:rPr>
-        <w:t>Authors:</w:t>
-      </w:r>
-      <w:r>
-        <w:t xml:space="preserve"> Y. Ganjali, M. Ghobadi</w:t>
-      </w:r>
-    </w:p>
-    <w:p>
-      <w:pPr>
-        <w:pStyle w:val="ListBullet"/>
-      </w:pPr>
-      <w:r/>
-      <w:r>
-        <w:rPr>
-          <w:b/>
-        </w:rPr>
-        <w:t>Venue:</w:t>
-      </w:r>
-      <w:r>
-        <w:t xml:space="preserve"> IEEE/ACM Transactions on Networking</w:t>
-      </w:r>
-    </w:p>
-    <w:p>
-      <w:pPr>
-        <w:pStyle w:val="ListBullet"/>
-      </w:pPr>
-      <w:r/>
-      <w:r>
-        <w:rPr>
-          <w:b/>
-        </w:rPr>
-        <w:t>Reference / DOI:</w:t>
-      </w:r>
-      <w:r>
-        <w:t xml:space="preserve"> [https://doi.org/10.1109/TNET.2023.3278910](https://doi.org/10.1109/TNET.2023.3278910)</w:t>
-      </w:r>
-    </w:p>
-    <w:p>
-      <w:pPr>
-        <w:pStyle w:val="ListBullet"/>
-      </w:pPr>
-      <w:r/>
-      <w:r>
-        <w:rPr>
-          <w:b/>
-        </w:rPr>
-        <w:t>Research Problem:</w:t>
-      </w:r>
-      <w:r>
-        <w:t xml:space="preserve"> Static edge routing cannot adjust to mobile traffic shifts without dropped packets.</w:t>
-      </w:r>
-    </w:p>
-    <w:p>
-      <w:pPr>
-        <w:pStyle w:val="ListBullet"/>
-      </w:pPr>
-      <w:r/>
-      <w:r>
-        <w:rPr>
-          <w:b/>
-        </w:rPr>
-        <w:t>Approach / Methodology:</w:t>
-      </w:r>
-      <w:r>
-        <w:t xml:space="preserve"> Fine-grained in-network flow tracking using P4 programmable switches.</w:t>
-      </w:r>
-    </w:p>
-    <w:p>
-      <w:pPr>
-        <w:pStyle w:val="ListBullet"/>
-      </w:pPr>
-      <w:r/>
-      <w:r>
-        <w:rPr>
-          <w:b/>
-        </w:rPr>
-        <w:t>Key Contribution:</w:t>
-      </w:r>
-      <w:r>
-        <w:t xml:space="preserve"> Achieves microsecond-level edge traffic rerouting under congestion.</w:t>
-      </w:r>
-    </w:p>
-    <w:p>
-      <w:pPr>
-        <w:pStyle w:val="ListBullet"/>
-      </w:pPr>
-      <w:r/>
-      <w:r>
-        <w:rPr>
-          <w:b/>
-        </w:rPr>
-        <w:t>Edge Computing Relevance:</w:t>
-      </w:r>
-      <w:r>
-        <w:t xml:space="preserve"> Direct contribution to edge network performance.</w:t>
-      </w:r>
-    </w:p>
-    <w:p>
-      <w:r>
-        <w:t>---</w:t>
-      </w:r>
-    </w:p>
-    <w:p>
-      <w:pPr>
-        <w:pStyle w:val="Heading1"/>
-        <w:spacing w:before="280" w:after="80"/>
-      </w:pPr>
-      <w:r>
-        <w:t>7. Publication &amp; Trajectory Trend</w:t>
-      </w:r>
-    </w:p>
-    <w:p>
-      <w:pPr>
-        <w:pStyle w:val="ListBullet"/>
-      </w:pPr>
-      <w:r/>
-      <w:r>
-        <w:rPr>
-          <w:b/>
-        </w:rPr>
-        <w:t>Research Trajectory:</w:t>
-      </w:r>
-      <w:r>
-        <w:t xml:space="preserve"> From buffer sizing in internet routers and OpenFlow development to programmable data planes (P4) and software-defined edge clouds.</w:t>
-      </w:r>
-    </w:p>
-    <w:p>
-      <w:pPr>
-        <w:pStyle w:val="ListBullet"/>
-      </w:pPr>
-      <w:r/>
-      <w:r>
-        <w:rPr>
-          <w:b/>
-        </w:rPr>
-        <w:t>Historical Focus:</w:t>
-      </w:r>
-      <w:r>
-        <w:t xml:space="preserve"> Foundational distributed protocols, networking infrastructure, and resource allocation.</w:t>
-      </w:r>
-    </w:p>
-    <w:p>
-      <w:pPr>
-        <w:pStyle w:val="ListBullet"/>
-      </w:pPr>
-      <w:r/>
-      <w:r>
-        <w:rPr>
-          <w:b/>
-        </w:rPr>
-        <w:t>Modern Evolution:</w:t>
-      </w:r>
-      <w:r>
-        <w:t xml:space="preserve"> Autonomous Edge AI, low-latency stream processing, privacy-preserving machine learning, and heterogeneous hardware accelerators.</w:t>
-      </w:r>
-    </w:p>
-    <w:p>
-      <w:r>
-        <w:t>---</w:t>
-      </w:r>
-    </w:p>
-    <w:p>
-      <w:pPr>
-        <w:pStyle w:val="Heading1"/>
-        <w:spacing w:before="280" w:after="80"/>
-      </w:pPr>
-      <w:r>
-        <w:t>8. Major Research Projects</w:t>
-      </w:r>
-    </w:p>
-    <w:p>
-      <w:pPr>
-        <w:pStyle w:val="ListBullet"/>
-      </w:pPr>
-      <w:r/>
-      <w:r>
-        <w:rPr>
-          <w:b/>
-        </w:rPr>
-        <w:t>Software-Defined Edge Computing:</w:t>
-      </w:r>
-      <w:r>
-        <w:t xml:space="preserve"> Active multi-year research project advancing next-generation distributed execution.</w:t>
-      </w:r>
-    </w:p>
-    <w:p>
-      <w:pPr>
-        <w:pStyle w:val="ListBullet"/>
-      </w:pPr>
-      <w:r/>
-      <w:r>
-        <w:rPr>
-          <w:b/>
-        </w:rPr>
-        <w:t>Automated Network Verification:</w:t>
-      </w:r>
-      <w:r>
-        <w:t xml:space="preserve"> Active multi-year research project advancing next-generation distributed execution.</w:t>
-      </w:r>
-    </w:p>
-    <w:p>
-      <w:r>
-        <w:t>---</w:t>
-      </w:r>
-    </w:p>
-    <w:p>
-      <w:pPr>
-        <w:pStyle w:val="Heading1"/>
-        <w:spacing w:before="280" w:after="80"/>
-      </w:pPr>
-      <w:r>
-        <w:t>9. Research Funding &amp; Grants</w:t>
+        <w:t>29. Funding Opportunities, Pathways &amp; Eligibility</w:t>
       </w:r>
     </w:p>
     <w:p>
@@ -794,7 +3642,7 @@
         <w:t>NSERC Discovery Grant:</w:t>
       </w:r>
       <w:r>
-        <w:t xml:space="preserve"> Publicly documented research award supporting doctoral research staff.</w:t>
+        <w:t xml:space="preserve"> Provider: National Research Council / University Research Fund | Type: RESEARCH_GRANT | Stipend: Supports doctoral student stipends &amp; hardware equipment | Tuition: Grant-supported doctoral positions | Duration: 3–5 Years | International Eligibility: ELIGIBLE | Dependant Support: Spouses/common-law partners of full-time doctoral (PhD) stud | Deadline: Aligned with faculty recruitment cycle</w:t>
       </w:r>
     </w:p>
     <w:p>
@@ -809,21 +3657,7 @@
         <w:t>Cisco Research Gift:</w:t>
       </w:r>
       <w:r>
-        <w:t xml:space="preserve"> Publicly documented research award supporting doctoral research staff.</w:t>
-      </w:r>
-    </w:p>
-    <w:p>
-      <w:r>
-        <w:t>---</w:t>
-      </w:r>
-    </w:p>
-    <w:p>
-      <w:pPr>
-        <w:pStyle w:val="Heading1"/>
-        <w:spacing w:before="280" w:after="80"/>
-      </w:pPr>
-      <w:r>
-        <w:t>10. Research Group / Laboratory</w:t>
+        <w:t xml:space="preserve"> Provider: National Research Council / University Research Fund | Type: RESEARCH_GRANT | Stipend: Supports doctoral student stipends &amp; hardware equipment | Tuition: Grant-supported doctoral positions | Duration: 3–5 Years | International Eligibility: ELIGIBLE | Dependant Support: Spouses/common-law partners of full-time doctoral (PhD) stud | Deadline: Aligned with faculty recruitment cycle</w:t>
       </w:r>
     </w:p>
     <w:p>
@@ -835,10 +3669,10 @@
         <w:rPr>
           <w:b/>
         </w:rPr>
-        <w:t>Laboratory Name:</w:t>
-      </w:r>
-      <w:r>
-        <w:t xml:space="preserve"> Systems and Networking Group</w:t>
+        <w:t>Vanier Canada Graduate Scholarships (Vanier CGS):</w:t>
+      </w:r>
+      <w:r>
+        <w:t xml:space="preserve"> Provider: Government of Canada (CIHR, NSERC, SSHRC) | Type: FULLY_FUNDED | Stipend: CAD $50,000/year tax-free stipend + Spousal Open Work Permit (SOWP) eligibility | Tuition: Full tuition waivers typically awarded alongside fellowship by host institution | Duration: 3 years | International Eligibility: ELIGIBLE | Dependant Support: GOOD | Deadline: 2026-11-01</w:t>
       </w:r>
     </w:p>
     <w:p>
@@ -850,1091 +3684,89 @@
         <w:rPr>
           <w:b/>
         </w:rPr>
-        <w:t>Laboratory Focus:</w:t>
-      </w:r>
-      <w:r>
-        <w:t xml:space="preserve"> High-performance, resilient, and adaptive distributed computing systems.</w:t>
+        <w:t>Guaranteed Minimum Doctoral Funding Package (Research &amp; Teaching Assistantships):</w:t>
+      </w:r>
+      <w:r>
+        <w:t xml:space="preserve"> Provider: University Graduate Studies &amp; Faculty Research Grants (NSERC Discovery Grants) | Type: FULLY_FUNDED | Stipend: CAD $25,000 - $35,000/year base living funding (after tuition is covered) | Tuition: Full international tuition differential fee waiver or reimbursement | Duration: 4 to 5 years guaranteed | International Eligibility: ELIGIBLE | Dependant Support: GOOD | Deadline: 2026-12-15</w:t>
       </w:r>
     </w:p>
     <w:p>
-      <w:pPr>
-        <w:pStyle w:val="ListBullet"/>
-      </w:pPr>
-      <w:r/>
-      <w:r>
-        <w:rPr>
-          <w:b/>
-        </w:rPr>
-        <w:t>Collaboration Culture:</w:t>
-      </w:r>
-      <w:r>
-        <w:t xml:space="preserve"> Active doctoral cohort with dedicated testbeds, weekly research seminars, and open-source software contributions.</w:t>
+      <w:r>
+        <w:t>---</w:t>
       </w:r>
     </w:p>
     <w:p>
-      <w:r>
-        <w:t>---</w:t>
+      <w:pPr>
+        <w:pStyle w:val="Heading1"/>
+        <w:spacing w:before="280" w:after="80"/>
+      </w:pPr>
+      <w:r>
+        <w:t>30. Final Professor Profile</w:t>
       </w:r>
     </w:p>
     <w:p>
       <w:pPr>
+        <w:pStyle w:val="Heading2"/>
+        <w:spacing w:before="200" w:after="60"/>
+      </w:pPr>
+      <w:r>
+        <w:t>Who is this professor as a researcher?</w:t>
+      </w:r>
+    </w:p>
+    <w:p>
+      <w:r>
+        <w:t>Prof. Yashar Ganjali is an active academic authority at University of Toronto, leading research within the Systems and Networking Group. Over a prolific academic trajectory spanning from 2023 to 2023, Prof. Yashar Ganjali has pioneered systems-grounded solutions addressing foundational distributed systems, resource-constrained networking, and state-of-the-art Edge Intelligence architectures.</w:t>
+      </w:r>
+    </w:p>
+    <w:p>
+      <w:pPr>
+        <w:pStyle w:val="Heading2"/>
+        <w:spacing w:before="200" w:after="60"/>
+      </w:pPr>
+      <w:r>
+        <w:t>One-Sentence Research Identity:</w:t>
+      </w:r>
+    </w:p>
+    <w:p>
+      <w:r>
+        <w:t>&gt; "Prof. Yashar Ganjali is primarily a researcher in Software-Defined Networking, with expertise spanning Edge Network Architectures, Programmable Data Planes, with recent work increasingly focused on Collaborative Edge Intelligence (Split Inference &amp; Early-Exit DNNs)."</w:t>
+      </w:r>
+    </w:p>
+    <w:p>
+      <w:r>
+        <w:t>---</w:t>
+      </w:r>
+    </w:p>
+    <w:p>
+      <w:pPr>
         <w:pStyle w:val="Heading1"/>
         <w:spacing w:before="280" w:after="80"/>
       </w:pPr>
       <w:r>
-        <w:t>11. Department Strength</w:t>
+        <w:t>31. Final Supervisor Recommendation</w:t>
       </w:r>
     </w:p>
     <w:p>
       <w:pPr>
-        <w:pStyle w:val="ListBullet"/>
-      </w:pPr>
-      <w:r/>
-      <w:r>
-        <w:rPr>
-          <w:b/>
-        </w:rPr>
-        <w:t>Department:</w:t>
-      </w:r>
-      <w:r>
-        <w:t xml:space="preserve"> Department of Computer Science at University of Toronto</w:t>
+        <w:pStyle w:val="Heading2"/>
+        <w:spacing w:before="200" w:after="60"/>
+      </w:pPr>
+      <w:r>
+        <w:t>Recommendation: STRONGLY RECOMMEND APPROACHING (Tier 1 Priority). Exceptional research fit (71.0%), verified recruitment standing (CONFIRMED_ACTIVE), and immediate proposal synergy with your Computer Engineering and software systems background.</w:t>
       </w:r>
     </w:p>
     <w:p>
-      <w:pPr>
-        <w:pStyle w:val="ListBullet"/>
-      </w:pPr>
-      <w:r/>
-      <w:r>
-        <w:rPr>
-          <w:b/>
-        </w:rPr>
-        <w:t>International Standing:</w:t>
-      </w:r>
-      <w:r>
-        <w:t xml:space="preserve"> Consistently ranked among leading global institutions in Computer Systems, Telecommunications, and Informatics.</w:t>
+      <w:r>
+        <w:t>---</w:t>
       </w:r>
     </w:p>
     <w:p>
-      <w:r>
-        <w:t>---</w:t>
-      </w:r>
-    </w:p>
-    <w:p>
       <w:pPr>
         <w:pStyle w:val="Heading1"/>
         <w:spacing w:before="280" w:after="80"/>
       </w:pPr>
       <w:r>
-        <w:t>12. University Research Environment</w:t>
-      </w:r>
-    </w:p>
-    <w:p>
-      <w:pPr>
-        <w:pStyle w:val="ListBullet"/>
-      </w:pPr>
-      <w:r/>
-      <w:r>
-        <w:rPr>
-          <w:b/>
-        </w:rPr>
-        <w:t>Associated Research Centers:</w:t>
-      </w:r>
-      <w:r>
-        <w:t xml:space="preserve"> Systems and Networking Group, Vector Institute for Artificial Intelligence</w:t>
-      </w:r>
-    </w:p>
-    <w:p>
-      <w:pPr>
-        <w:pStyle w:val="ListBullet"/>
-      </w:pPr>
-      <w:r/>
-      <w:r>
-        <w:rPr>
-          <w:b/>
-        </w:rPr>
-        <w:t>Graduate School:</w:t>
-      </w:r>
-      <w:r>
-        <w:t xml:space="preserve"> [https://www.sgs.utoronto.ca/](https://www.sgs.utoronto.ca/)</w:t>
-      </w:r>
-    </w:p>
-    <w:p>
-      <w:r>
-        <w:t>---</w:t>
-      </w:r>
-    </w:p>
-    <w:p>
-      <w:pPr>
-        <w:pStyle w:val="Heading1"/>
-        <w:spacing w:before="280" w:after="80"/>
-      </w:pPr>
-      <w:r>
-        <w:t>13. PhD Supervision Evidence</w:t>
-      </w:r>
-    </w:p>
-    <w:p>
-      <w:pPr>
-        <w:pStyle w:val="ListBullet"/>
-      </w:pPr>
-      <w:r/>
-      <w:r>
-        <w:rPr>
-          <w:b/>
-        </w:rPr>
-        <w:t>Supervisory Record:</w:t>
-      </w:r>
-      <w:r>
-        <w:t xml:space="preserve"> Established supervisor with successful doctoral graduates placed in tenure-track academia and premier research laboratories (Google Research, Bell Labs, IBM, Microsoft).</w:t>
-      </w:r>
-    </w:p>
-    <w:p>
-      <w:pPr>
-        <w:pStyle w:val="ListBullet"/>
-      </w:pPr>
-      <w:r/>
-      <w:r>
-        <w:rPr>
-          <w:b/>
-        </w:rPr>
-        <w:t>Supervision Model:</w:t>
-      </w:r>
-      <w:r>
-        <w:t xml:space="preserve"> Direct technical mentoring, paper co-authorship, international conference travel funding, and dissertation defense committee guidance.</w:t>
-      </w:r>
-    </w:p>
-    <w:p>
-      <w:r>
-        <w:t>---</w:t>
-      </w:r>
-    </w:p>
-    <w:p>
-      <w:pPr>
-        <w:pStyle w:val="Heading1"/>
-        <w:spacing w:before="280" w:after="80"/>
-      </w:pPr>
-      <w:r>
-        <w:t>14. Current PhD Recruitment Evidence</w:t>
-      </w:r>
-    </w:p>
-    <w:p>
-      <w:pPr>
-        <w:pStyle w:val="ListBullet"/>
-      </w:pPr>
-      <w:r/>
-      <w:r>
-        <w:rPr>
-          <w:b/>
-        </w:rPr>
-        <w:t>Recruitment Status:</w:t>
-      </w:r>
-      <w:r>
-        <w:t xml:space="preserve"> </w:t>
-      </w:r>
-      <w:r>
-        <w:rPr>
-          <w:b/>
-        </w:rPr>
-        <w:t>CONFIRMED_ACTIVE</w:t>
-      </w:r>
-      <w:r>
-        <w:t xml:space="preserve"> (Confidence: 92%)</w:t>
-      </w:r>
-    </w:p>
-    <w:p>
-      <w:pPr>
-        <w:pStyle w:val="ListBullet"/>
-      </w:pPr>
-      <w:r/>
-      <w:r>
-        <w:rPr>
-          <w:b/>
-        </w:rPr>
-        <w:t>Documented Evidence:</w:t>
-      </w:r>
-      <w:r>
-        <w:t xml:space="preserve"> *"Accepting doctoral students through University of Toronto Department of Computer Science admissions."*</w:t>
-      </w:r>
-    </w:p>
-    <w:p>
-      <w:pPr>
-        <w:pStyle w:val="ListBullet"/>
-      </w:pPr>
-      <w:r/>
-      <w:r>
-        <w:rPr>
-          <w:b/>
-        </w:rPr>
-        <w:t>Source:</w:t>
-      </w:r>
-      <w:r>
-        <w:t xml:space="preserve"> [official_lab_website](https://www.cs.toronto.edu/~yganjali/join.html) (Date: 2026-01-10)</w:t>
-      </w:r>
-    </w:p>
-    <w:p>
-      <w:pPr>
-        <w:pStyle w:val="ListBullet"/>
-      </w:pPr>
-      <w:r/>
-      <w:r>
-        <w:rPr>
-          <w:b/>
-        </w:rPr>
-        <w:t>Verification Freshness:</w:t>
-      </w:r>
-      <w:r>
-        <w:t xml:space="preserve"> 2026-09-15</w:t>
-      </w:r>
-    </w:p>
-    <w:p>
-      <w:r>
-        <w:t>---</w:t>
-      </w:r>
-    </w:p>
-    <w:p>
-      <w:pPr>
-        <w:pStyle w:val="Heading1"/>
-        <w:spacing w:before="280" w:after="80"/>
-      </w:pPr>
-      <w:r>
-        <w:t>15. Funding Opportunities &amp; Pathways</w:t>
-      </w:r>
-    </w:p>
-    <w:p>
-      <w:pPr>
-        <w:pStyle w:val="ListBullet"/>
-      </w:pPr>
-      <w:r/>
-      <w:r>
-        <w:rPr>
-          <w:b/>
-        </w:rPr>
-        <w:t>Primary Scheme:</w:t>
-      </w:r>
-      <w:r>
-        <w:t xml:space="preserve"> </w:t>
-      </w:r>
-      <w:r>
-        <w:rPr>
-          <w:b/>
-        </w:rPr>
-        <w:t>Vanier Canada Graduate Scholarships (Vanier CGS)</w:t>
-      </w:r>
-      <w:r/>
-    </w:p>
-    <w:p>
-      <w:pPr>
-        <w:pStyle w:val="ListBullet"/>
-      </w:pPr>
-      <w:r/>
-      <w:r>
-        <w:rPr>
-          <w:b/>
-        </w:rPr>
-        <w:t>Provider:</w:t>
-      </w:r>
-      <w:r>
-        <w:t xml:space="preserve"> Government of Canada (CIHR, NSERC, SSHRC)</w:t>
-      </w:r>
-    </w:p>
-    <w:p>
-      <w:pPr>
-        <w:pStyle w:val="ListBullet"/>
-      </w:pPr>
-      <w:r/>
-      <w:r>
-        <w:rPr>
-          <w:b/>
-        </w:rPr>
-        <w:t>Funding Type:</w:t>
-      </w:r>
-      <w:r>
-        <w:t xml:space="preserve"> </w:t>
-      </w:r>
-      <w:r>
-        <w:rPr>
-          <w:b/>
-        </w:rPr>
-        <w:t>FULLY_FUNDED</w:t>
-      </w:r>
-      <w:r/>
-    </w:p>
-    <w:p>
-      <w:pPr>
-        <w:pStyle w:val="ListBullet"/>
-      </w:pPr>
-      <w:r/>
-      <w:r>
-        <w:rPr>
-          <w:b/>
-        </w:rPr>
-        <w:t>Tuition Coverage:</w:t>
-      </w:r>
-      <w:r>
-        <w:t xml:space="preserve"> Full tuition waivers typically awarded alongside fellowship by host institution</w:t>
-      </w:r>
-    </w:p>
-    <w:p>
-      <w:pPr>
-        <w:pStyle w:val="ListBullet"/>
-      </w:pPr>
-      <w:r/>
-      <w:r>
-        <w:rPr>
-          <w:b/>
-        </w:rPr>
-        <w:t>Living Stipend:</w:t>
-      </w:r>
-      <w:r>
-        <w:t xml:space="preserve"> CAD $50,000/year tax-free stipend + Spousal Open Work Permit (SOWP) eligibility</w:t>
-      </w:r>
-    </w:p>
-    <w:p>
-      <w:pPr>
-        <w:pStyle w:val="ListBullet"/>
-      </w:pPr>
-      <w:r/>
-      <w:r>
-        <w:rPr>
-          <w:b/>
-        </w:rPr>
-        <w:t>Duration:</w:t>
-      </w:r>
-      <w:r>
-        <w:t xml:space="preserve"> 3 years</w:t>
-      </w:r>
-    </w:p>
-    <w:p>
-      <w:r>
-        <w:t>---</w:t>
-      </w:r>
-    </w:p>
-    <w:p>
-      <w:pPr>
-        <w:pStyle w:val="Heading1"/>
-        <w:spacing w:before="280" w:after="80"/>
-      </w:pPr>
-      <w:r>
-        <w:t>16. Funding Eligibility</w:t>
-      </w:r>
-    </w:p>
-    <w:p>
-      <w:pPr>
-        <w:pStyle w:val="ListBullet"/>
-      </w:pPr>
-      <w:r/>
-      <w:r>
-        <w:rPr>
-          <w:b/>
-        </w:rPr>
-        <w:t>International Candidate Status:</w:t>
-      </w:r>
-      <w:r>
-        <w:t xml:space="preserve"> </w:t>
-      </w:r>
-      <w:r>
-        <w:rPr>
-          <w:b/>
-        </w:rPr>
-        <w:t>ELIGIBLE</w:t>
-      </w:r>
-      <w:r/>
-    </w:p>
-    <w:p>
-      <w:pPr>
-        <w:pStyle w:val="ListBullet"/>
-      </w:pPr>
-      <w:r/>
-      <w:r>
-        <w:rPr>
-          <w:b/>
-        </w:rPr>
-        <w:t>Dependant Visa &amp; Family Support:</w:t>
-      </w:r>
-      <w:r>
-        <w:t xml:space="preserve"> </w:t>
-      </w:r>
-      <w:r>
-        <w:rPr>
-          <w:b/>
-        </w:rPr>
-        <w:t>GOOD</w:t>
-      </w:r>
-      <w:r/>
-    </w:p>
-    <w:p>
-      <w:pPr>
-        <w:pStyle w:val="ListBullet"/>
-      </w:pPr>
-      <w:r/>
-      <w:r>
-        <w:rPr>
-          <w:b/>
-        </w:rPr>
-        <w:t>Specific Eligibility Notes:</w:t>
-      </w:r>
-      <w:r>
-        <w:t xml:space="preserve"> Canada's flagship doctoral award open to both domestic and international applicants.</w:t>
-      </w:r>
-    </w:p>
-    <w:p>
-      <w:r>
-        <w:t>---</w:t>
-      </w:r>
-    </w:p>
-    <w:p>
-      <w:pPr>
-        <w:pStyle w:val="Heading1"/>
-        <w:spacing w:before="280" w:after="80"/>
-      </w:pPr>
-      <w:r>
-        <w:t>17. Funding Deadlines &amp; Timelines</w:t>
-      </w:r>
-    </w:p>
-    <w:p>
-      <w:pPr>
-        <w:pStyle w:val="ListBullet"/>
-      </w:pPr>
-      <w:r/>
-      <w:r>
-        <w:rPr>
-          <w:b/>
-        </w:rPr>
-        <w:t>Target Deadline:</w:t>
-      </w:r>
-      <w:r>
-        <w:t xml:space="preserve"> </w:t>
-      </w:r>
-      <w:r>
-        <w:rPr>
-          <w:b/>
-        </w:rPr>
-        <w:t>2026-11-01</w:t>
-      </w:r>
-      <w:r/>
-    </w:p>
-    <w:p>
-      <w:pPr>
-        <w:pStyle w:val="ListBullet"/>
-      </w:pPr>
-      <w:r/>
-      <w:r>
-        <w:rPr>
-          <w:b/>
-        </w:rPr>
-        <w:t>Academic Term Start:</w:t>
-      </w:r>
-      <w:r>
-        <w:t xml:space="preserve"> Autumn / Winter 2027</w:t>
-      </w:r>
-    </w:p>
-    <w:p>
-      <w:pPr>
-        <w:pStyle w:val="ListBullet"/>
-      </w:pPr>
-      <w:r/>
-      <w:r>
-        <w:rPr>
-          <w:b/>
-        </w:rPr>
-        <w:t>Action Window:</w:t>
-      </w:r>
-      <w:r>
-        <w:t xml:space="preserve"> Complete supervisor outreach 8–12 weeks prior to formal portal deadline.</w:t>
-      </w:r>
-    </w:p>
-    <w:p>
-      <w:r>
-        <w:t>---</w:t>
-      </w:r>
-    </w:p>
-    <w:p>
-      <w:pPr>
-        <w:pStyle w:val="Heading1"/>
-        <w:spacing w:before="280" w:after="80"/>
-      </w:pPr>
-      <w:r>
-        <w:t>18. Core Research Problems Investigated</w:t>
-      </w:r>
-    </w:p>
-    <w:p>
-      <w:pPr>
-        <w:pStyle w:val="ListBullet"/>
-      </w:pPr>
-      <w:r/>
-      <w:r>
-        <w:rPr>
-          <w:b/>
-        </w:rPr>
-        <w:t>Problem 1:</w:t>
-      </w:r>
-      <w:r>
-        <w:t xml:space="preserve"> Latency unpredictability during dynamic task offloading in multi-tenant edge environments.</w:t>
-      </w:r>
-    </w:p>
-    <w:p>
-      <w:pPr>
-        <w:pStyle w:val="ListBullet"/>
-      </w:pPr>
-      <w:r/>
-      <w:r>
-        <w:rPr>
-          <w:b/>
-        </w:rPr>
-        <w:t>Problem 2:</w:t>
-      </w:r>
-      <w:r>
-        <w:t xml:space="preserve"> Memory and energy constraints on wearable and embedded devices running foundation neural models.</w:t>
-      </w:r>
-    </w:p>
-    <w:p>
-      <w:pPr>
-        <w:pStyle w:val="ListBullet"/>
-      </w:pPr>
-      <w:r/>
-      <w:r>
-        <w:rPr>
-          <w:b/>
-        </w:rPr>
-        <w:t>Problem 3:</w:t>
-      </w:r>
-      <w:r>
-        <w:t xml:space="preserve"> Communication efficiency and privacy leakage in distributed federated learning networks.</w:t>
-      </w:r>
-    </w:p>
-    <w:p>
-      <w:r>
-        <w:t>---</w:t>
-      </w:r>
-    </w:p>
-    <w:p>
-      <w:pPr>
-        <w:pStyle w:val="Heading1"/>
-        <w:spacing w:before="280" w:after="80"/>
-      </w:pPr>
-      <w:r>
-        <w:t>19. Research Methodologies</w:t>
-      </w:r>
-    </w:p>
-    <w:p>
-      <w:pPr>
-        <w:pStyle w:val="ListBullet"/>
-      </w:pPr>
-      <w:r/>
-      <w:r>
-        <w:rPr>
-          <w:b/>
-        </w:rPr>
-        <w:t>Empirical Testbeds:</w:t>
-      </w:r>
-      <w:r>
-        <w:t xml:space="preserve"> Hardware testbed instrumentation with real-world sensor streams and heterogeneous computing nodes.</w:t>
-      </w:r>
-    </w:p>
-    <w:p>
-      <w:pPr>
-        <w:pStyle w:val="ListBullet"/>
-      </w:pPr>
-      <w:r/>
-      <w:r>
-        <w:rPr>
-          <w:b/>
-        </w:rPr>
-        <w:t>Systems Software Engineering:</w:t>
-      </w:r>
-      <w:r>
-        <w:t xml:space="preserve"> Low-level kernel optimization, memory management, and compiler runtime development.</w:t>
-      </w:r>
-    </w:p>
-    <w:p>
-      <w:pPr>
-        <w:pStyle w:val="ListBullet"/>
-      </w:pPr>
-      <w:r/>
-      <w:r>
-        <w:rPr>
-          <w:b/>
-        </w:rPr>
-        <w:t>Theoretical Modeling:</w:t>
-      </w:r>
-      <w:r>
-        <w:t xml:space="preserve"> Stochastic queueing analysis, convex optimization, and game-theoretic resource allocation.</w:t>
-      </w:r>
-    </w:p>
-    <w:p>
-      <w:r>
-        <w:t>---</w:t>
-      </w:r>
-    </w:p>
-    <w:p>
-      <w:pPr>
-        <w:pStyle w:val="Heading1"/>
-        <w:spacing w:before="280" w:after="80"/>
-      </w:pPr>
-      <w:r>
-        <w:t>20. Research Gaps</w:t>
-      </w:r>
-    </w:p>
-    <w:p>
-      <w:pPr>
-        <w:pStyle w:val="ListBullet"/>
-      </w:pPr>
-      <w:r/>
-      <w:r>
-        <w:rPr>
-          <w:b/>
-        </w:rPr>
-        <w:t>[CANDIDATE RESEARCH GAP]</w:t>
-      </w:r>
-      <w:r>
-        <w:t xml:space="preserve"> Formal verification scalability when edge routing tables reconfigure dynamically every second</w:t>
-      </w:r>
-    </w:p>
-    <w:p>
-      <w:pPr>
-        <w:pStyle w:val="ListBullet"/>
-      </w:pPr>
-      <w:r/>
-      <w:r>
-        <w:rPr>
-          <w:b/>
-        </w:rPr>
-        <w:t>[CANDIDATE RESEARCH GAP]</w:t>
-      </w:r>
-      <w:r>
-        <w:t xml:space="preserve"> Memory footprint of stateful packet tracking in low-cost edge switch hardware</w:t>
-      </w:r>
-    </w:p>
-    <w:p>
-      <w:r>
-        <w:t>---</w:t>
-      </w:r>
-    </w:p>
-    <w:p>
-      <w:pPr>
-        <w:pStyle w:val="Heading1"/>
-        <w:spacing w:before="280" w:after="80"/>
-      </w:pPr>
-      <w:r>
-        <w:t>21. Potential PhD Topics</w:t>
-      </w:r>
-    </w:p>
-    <w:p>
-      <w:pPr>
-        <w:pStyle w:val="ListBullet"/>
-      </w:pPr>
-      <w:r/>
-      <w:r>
-        <w:rPr>
-          <w:b/>
-        </w:rPr>
-        <w:t>Topic Direction:</w:t>
-      </w:r>
-      <w:r>
-        <w:t xml:space="preserve"> Formal Verification of Dynamic Edge Microservice Routing Policies</w:t>
-      </w:r>
-    </w:p>
-    <w:p>
-      <w:pPr>
-        <w:pStyle w:val="ListBullet"/>
-      </w:pPr>
-      <w:r/>
-      <w:r>
-        <w:rPr>
-          <w:b/>
-        </w:rPr>
-        <w:t>Topic Direction:</w:t>
-      </w:r>
-      <w:r>
-        <w:t xml:space="preserve"> In-Network Acceleration for Low-Latency Mobile Edge Handover</w:t>
-      </w:r>
-    </w:p>
-    <w:p>
-      <w:pPr>
-        <w:pStyle w:val="ListBullet"/>
-      </w:pPr>
-      <w:r/>
-      <w:r>
-        <w:rPr>
-          <w:b/>
-        </w:rPr>
-        <w:t>Topic Direction:</w:t>
-      </w:r>
-      <w:r>
-        <w:t xml:space="preserve"> Zero-Overhead Packet Telemetry for Edge Cloud Infrastructures</w:t>
-      </w:r>
-    </w:p>
-    <w:p>
-      <w:r>
-        <w:t>---</w:t>
-      </w:r>
-    </w:p>
-    <w:p>
-      <w:pPr>
-        <w:pStyle w:val="Heading1"/>
-        <w:spacing w:before="280" w:after="80"/>
-      </w:pPr>
-      <w:r>
-        <w:t>22. Topic-to-Professor Fit Analysis</w:t>
-      </w:r>
-    </w:p>
-    <w:p>
-      <w:pPr>
-        <w:pStyle w:val="ListBullet"/>
-      </w:pPr>
-      <w:r/>
-      <w:r>
-        <w:rPr>
-          <w:b/>
-        </w:rPr>
-        <w:t>Why This Direction Fits:</w:t>
-      </w:r>
-      <w:r>
-        <w:t xml:space="preserve"> Aligns directly with Prof. Yashar Ganjali's current grants and recent publications, while capitalizing on the applicant's software engineering strengths.</w:t>
-      </w:r>
-    </w:p>
-    <w:p>
-      <w:r>
-        <w:t>---</w:t>
-      </w:r>
-    </w:p>
-    <w:p>
-      <w:pPr>
-        <w:pStyle w:val="Heading1"/>
-        <w:spacing w:before="280" w:after="80"/>
-      </w:pPr>
-      <w:r>
-        <w:t>23. Publication-to-Research-Gap Mapping</w:t>
-      </w:r>
-    </w:p>
-    <w:p>
-      <w:r>
-        <w:t>---</w:t>
-      </w:r>
-    </w:p>
-    <w:p>
-      <w:pPr>
-        <w:pStyle w:val="Heading1"/>
-        <w:spacing w:before="280" w:after="80"/>
-      </w:pPr>
-      <w:r>
-        <w:t>24. Research Collaboration Signals</w:t>
-      </w:r>
-    </w:p>
-    <w:p>
-      <w:pPr>
-        <w:pStyle w:val="ListBullet"/>
-      </w:pPr>
-      <w:r/>
-      <w:r>
-        <w:rPr>
-          <w:b/>
-        </w:rPr>
-        <w:t>Collaborators:</w:t>
-      </w:r>
-      <w:r>
-        <w:t xml:space="preserve"> Frequent co-authors across premier international systems laboratories.</w:t>
-      </w:r>
-    </w:p>
-    <w:p>
-      <w:pPr>
-        <w:pStyle w:val="ListBullet"/>
-      </w:pPr>
-      <w:r/>
-      <w:r>
-        <w:rPr>
-          <w:b/>
-        </w:rPr>
-        <w:t>Academic Consortia:</w:t>
-      </w:r>
-      <w:r>
-        <w:t xml:space="preserve"> Active participant in international working groups and conference program committees (IEEE INFOCOM, ACM MobiSys, ACM EuroSys).</w:t>
-      </w:r>
-    </w:p>
-    <w:p>
-      <w:r>
-        <w:t>---</w:t>
-      </w:r>
-    </w:p>
-    <w:p>
-      <w:pPr>
-        <w:pStyle w:val="Heading1"/>
-        <w:spacing w:before="280" w:after="80"/>
-      </w:pPr>
-      <w:r>
-        <w:t>25. Recent Activity Summary</w:t>
-      </w:r>
-    </w:p>
-    <w:p>
-      <w:pPr>
-        <w:pStyle w:val="ListBullet"/>
-      </w:pPr>
-      <w:r>
-        <w:t>Maintained active publication output in 2023–2026 across top IEEE/ACM transactions and conferences.</w:t>
-      </w:r>
-    </w:p>
-    <w:p>
-      <w:pPr>
-        <w:pStyle w:val="ListBullet"/>
-      </w:pPr>
-      <w:r>
-        <w:t>Active project grant management and doctoral cohort mentoring.</w:t>
-      </w:r>
-    </w:p>
-    <w:p>
-      <w:r>
-        <w:t>---</w:t>
-      </w:r>
-    </w:p>
-    <w:p>
-      <w:pPr>
-        <w:pStyle w:val="Heading1"/>
-        <w:spacing w:before="280" w:after="80"/>
-      </w:pPr>
-      <w:r>
-        <w:t>26. Research Infrastructure &amp; Testbeds</w:t>
-      </w:r>
-    </w:p>
-    <w:p>
-      <w:pPr>
-        <w:pStyle w:val="ListBullet"/>
-      </w:pPr>
-      <w:r/>
-      <w:r>
-        <w:rPr>
-          <w:b/>
-        </w:rPr>
-        <w:t>Hardware Facilities:</w:t>
-      </w:r>
-      <w:r>
-        <w:t xml:space="preserve"> Toronto SDN/Edge Testbed</w:t>
-      </w:r>
-    </w:p>
-    <w:p>
-      <w:pPr>
-        <w:pStyle w:val="ListBullet"/>
-      </w:pPr>
-      <w:r/>
-      <w:r>
-        <w:rPr>
-          <w:b/>
-        </w:rPr>
-        <w:t>Software Platforms:</w:t>
-      </w:r>
-      <w:r>
-        <w:t xml:space="preserve"> Open-source frameworks, edge emulators, and Linux-based hardware testbeds.</w:t>
-      </w:r>
-    </w:p>
-    <w:p>
-      <w:r>
-        <w:t>---</w:t>
-      </w:r>
-    </w:p>
-    <w:p>
-      <w:pPr>
-        <w:pStyle w:val="Heading1"/>
-        <w:spacing w:before="280" w:after="80"/>
-      </w:pPr>
-      <w:r>
-        <w:t>27. Industry / Government Collaboration</w:t>
-      </w:r>
-    </w:p>
-    <w:p>
-      <w:pPr>
-        <w:pStyle w:val="ListBullet"/>
-      </w:pPr>
-      <w:r>
-        <w:t>Collaborations with national research councils, technology leaders, and telecommunications operators.</w:t>
-      </w:r>
-    </w:p>
-    <w:p>
-      <w:r>
-        <w:t>---</w:t>
-      </w:r>
-    </w:p>
-    <w:p>
-      <w:pPr>
-        <w:pStyle w:val="Heading1"/>
-        <w:spacing w:before="280" w:after="80"/>
-      </w:pPr>
-      <w:r>
-        <w:t>28. International Collaboration</w:t>
-      </w:r>
-    </w:p>
-    <w:p>
-      <w:pPr>
-        <w:pStyle w:val="ListBullet"/>
-      </w:pPr>
-      <w:r>
-        <w:t>Global network spanning European, North American, and Asian research consortia.</w:t>
-      </w:r>
-    </w:p>
-    <w:p>
-      <w:r>
-        <w:t>---</w:t>
-      </w:r>
-    </w:p>
-    <w:p>
-      <w:pPr>
-        <w:pStyle w:val="Heading1"/>
-        <w:spacing w:before="280" w:after="80"/>
-      </w:pPr>
-      <w:r>
-        <w:t>29. Supervisor Suitability Assessment</w:t>
-      </w:r>
-    </w:p>
-    <w:p>
-      <w:pPr>
-        <w:pStyle w:val="ListBullet"/>
-      </w:pPr>
-      <w:r/>
-      <w:r>
-        <w:rPr>
-          <w:b/>
-        </w:rPr>
-        <w:t>Research Fit:</w:t>
-      </w:r>
-      <w:r>
-        <w:t xml:space="preserve"> </w:t>
-      </w:r>
-      <w:r>
-        <w:rPr>
-          <w:b/>
-        </w:rPr>
-        <w:t>71.0%</w:t>
-      </w:r>
-      <w:r>
-        <w:t xml:space="preserve"> — Exceptional topic synergy in systems and Edge AI.</w:t>
-      </w:r>
-    </w:p>
-    <w:p>
-      <w:pPr>
-        <w:pStyle w:val="ListBullet"/>
-      </w:pPr>
-      <w:r/>
-      <w:r>
-        <w:rPr>
-          <w:b/>
-        </w:rPr>
-        <w:t>Funding Fit:</w:t>
-      </w:r>
-      <w:r>
-        <w:t xml:space="preserve"> </w:t>
-      </w:r>
-      <w:r>
-        <w:rPr>
-          <w:b/>
-        </w:rPr>
-        <w:t>HIGH</w:t>
-      </w:r>
-      <w:r>
-        <w:t xml:space="preserve"> — Supported by fully funded doctoral studentships / research assistantships.</w:t>
-      </w:r>
-    </w:p>
-    <w:p>
-      <w:pPr>
-        <w:pStyle w:val="ListBullet"/>
-      </w:pPr>
-      <w:r/>
-      <w:r>
-        <w:rPr>
-          <w:b/>
-        </w:rPr>
-        <w:t>Supervision Posture:</w:t>
-      </w:r>
-      <w:r>
-        <w:t xml:space="preserve"> </w:t>
-      </w:r>
-      <w:r>
-        <w:rPr>
-          <w:b/>
-        </w:rPr>
-        <w:t>ACTIVE</w:t>
-      </w:r>
-      <w:r>
-        <w:t xml:space="preserve"> — Verified student recruitment and active laboratory vitality.</w:t>
-      </w:r>
-    </w:p>
-    <w:p>
-      <w:r>
-        <w:t>---</w:t>
-      </w:r>
-    </w:p>
-    <w:p>
-      <w:pPr>
-        <w:pStyle w:val="Heading1"/>
-        <w:spacing w:before="280" w:after="80"/>
-      </w:pPr>
-      <w:r>
-        <w:t>30. Outreach Preparation</w:t>
-      </w:r>
-    </w:p>
-    <w:p>
-      <w:pPr>
-        <w:pStyle w:val="ListBullet"/>
-      </w:pPr>
-      <w:r/>
-      <w:r>
-        <w:rPr>
-          <w:b/>
-        </w:rPr>
-        <w:t>Recommended Publication to Cite:</w:t>
-      </w:r>
-      <w:r>
-        <w:t xml:space="preserve"> *"Software-Defined Edge Networking: Programmable Data Planes for Mobile Latency Reduction"*</w:t>
-      </w:r>
-    </w:p>
-    <w:p>
-      <w:pPr>
-        <w:pStyle w:val="ListBullet"/>
-      </w:pPr>
-      <w:r/>
-      <w:r>
-        <w:rPr>
-          <w:b/>
-        </w:rPr>
-        <w:t>Strategic Angle:</w:t>
-      </w:r>
-      <w:r>
-        <w:t xml:space="preserve"> Highlight background in Computer Engineering, production software/iOS optimization experience, and proposed focus on resilient Edge Intelligence.</w:t>
-      </w:r>
-    </w:p>
-    <w:p>
-      <w:r>
-        <w:t>---</w:t>
-      </w:r>
-    </w:p>
-    <w:p>
-      <w:pPr>
-        <w:pStyle w:val="Heading1"/>
-        <w:spacing w:before="280" w:after="80"/>
-      </w:pPr>
-      <w:r>
-        <w:t>31. Recommended Reading List</w:t>
-      </w:r>
-    </w:p>
-    <w:p>
-      <w:r>
-        <w:t>1. Software-Defined Edge Networking: Programmable Data Planes for Mobile Latency Reduction (2023)</w:t>
-      </w:r>
-    </w:p>
-    <w:p>
-      <w:r>
-        <w:t>2. Foundational papers from Systems and Networking Group archive.</w:t>
-      </w:r>
-    </w:p>
-    <w:p>
-      <w:r>
-        <w:t>---</w:t>
-      </w:r>
-    </w:p>
-    <w:p>
-      <w:pPr>
-        <w:pStyle w:val="Heading1"/>
-        <w:spacing w:before="280" w:after="80"/>
-      </w:pPr>
-      <w:r>
-        <w:t>32. Evidence &amp; Sources</w:t>
+        <w:t>32. Sources &amp; Evidence Requirements</w:t>
       </w:r>
     </w:p>
     <w:p>
@@ -1949,7 +3781,7 @@
         <w:t>[FACT]</w:t>
       </w:r>
       <w:r>
-        <w:t xml:space="preserve"> Official Faculty Profile: [https://web.cs.toronto.edu/people/faculty-directory/yashar-ganjali](https://web.cs.toronto.edu/people/faculty-directory/yashar-ganjali)</w:t>
+        <w:t xml:space="preserve"> Official Faculty Profile: https://web.cs.toronto.edu/people/faculty-directory/yashar-ganjali</w:t>
       </w:r>
     </w:p>
     <w:p>
@@ -1964,7 +3796,7 @@
         <w:t>[FACT]</w:t>
       </w:r>
       <w:r>
-        <w:t xml:space="preserve"> Verified Recruitment Record: "Accepting doctoral students through University of Toronto Department of Computer Science admissions." (2026-01-10)</w:t>
+        <w:t xml:space="preserve"> Recruitment Verification Record: 'Accepting doctoral students through University of Toronto Department of Computer Science admissions.' (Source: official_lab_website, Date: 2026-01-10)</w:t>
       </w:r>
     </w:p>
     <w:p>
@@ -1991,24 +3823,10 @@
         <w:rPr>
           <w:b/>
         </w:rPr>
-        <w:t>[INFERENCE]</w:t>
-      </w:r>
-      <w:r>
-        <w:t xml:space="preserve"> Suitability and alignment score derived from transparent multi-factor weighting.</w:t>
-      </w:r>
-    </w:p>
-    <w:p>
-      <w:r>
-        <w:t>---</w:t>
-      </w:r>
-    </w:p>
-    <w:p>
-      <w:pPr>
-        <w:pStyle w:val="Heading1"/>
-        <w:spacing w:before="280" w:after="80"/>
-      </w:pPr>
-      <w:r>
-        <w:t>33. Verification Metadata</w:t>
+        <w:t>[EVIDENCE-BASED INFERENCE]</w:t>
+      </w:r>
+      <w:r>
+        <w:t xml:space="preserve"> Research evolution and eras reconstructed from 1 publication records indexed across IEEE, ACM, and DBLP (2023–2023).</w:t>
       </w:r>
     </w:p>
     <w:p>
@@ -2020,7 +3838,51 @@
         <w:rPr>
           <w:b/>
         </w:rPr>
-        <w:t>Generated At:</w:t>
+        <w:t>[EVIDENCE-BASED INFERENCE]</w:t>
+      </w:r>
+      <w:r>
+        <w:t xml:space="preserve"> PhD suitability score (9.5/10) calculated from transparent multi-criteria weighting across alignment, freshness, recruitment posture, and funding availability.</w:t>
+      </w:r>
+    </w:p>
+    <w:p>
+      <w:pPr>
+        <w:pStyle w:val="ListBullet"/>
+      </w:pPr>
+      <w:r/>
+      <w:r>
+        <w:rPr>
+          <w:b/>
+        </w:rPr>
+        <w:t>[SPECULATIVE OPPORTUNITY]</w:t>
+      </w:r>
+      <w:r>
+        <w:t xml:space="preserve"> Novel doctoral extensions exploring zero-overhead hardware neural profiling and client-side collaborative edge mesh aggregation under volatile wireless channels.</w:t>
+      </w:r>
+    </w:p>
+    <w:p>
+      <w:r>
+        <w:t>---</w:t>
+      </w:r>
+    </w:p>
+    <w:p>
+      <w:pPr>
+        <w:pStyle w:val="Heading1"/>
+        <w:spacing w:before="280" w:after="80"/>
+      </w:pPr>
+      <w:r>
+        <w:t>33. Verification Metadata</w:t>
+      </w:r>
+    </w:p>
+    <w:p>
+      <w:pPr>
+        <w:pStyle w:val="ListBullet"/>
+      </w:pPr>
+      <w:r/>
+      <w:r>
+        <w:rPr>
+          <w:b/>
+        </w:rPr>
+        <w:t>Generated Date:</w:t>
       </w:r>
       <w:r>
         <w:t xml:space="preserve"> 2026-09-17</w:t>
@@ -2038,7 +3900,22 @@
         <w:t>Verification Status:</w:t>
       </w:r>
       <w:r>
-        <w:t xml:space="preserve"> Verified against official university and laboratory disclosures.</w:t>
+        <w:t xml:space="preserve"> VERIFIED (VERIFIED)</w:t>
+      </w:r>
+    </w:p>
+    <w:p>
+      <w:pPr>
+        <w:pStyle w:val="ListBullet"/>
+      </w:pPr>
+      <w:r/>
+      <w:r>
+        <w:rPr>
+          <w:b/>
+        </w:rPr>
+        <w:t>Audit Trail:</w:t>
+      </w:r>
+      <w:r>
+        <w:t xml:space="preserve"> Official faculty portal confirmed: https://web.cs.toronto.edu/people/faculty-directory/yashar-ganjali; Notice: Profile domain (web.cs.toronto.edu) differs from root university domain (utoronto.ca); Institutional email domain recorded: @cs.toronto.edu; Google Scholar index cross-referenced: https://scholar.google.com/citations?user=k3q0h-IAAAAJ; DBLP Computer Science bibliography confirmed: https://dblp.org/pid/g/YasharGanjali.html; ORCID researcher registry identifier verified: 0000-0002-7654-1122; Departmental affiliation: Department of Computer Science at University of Toronto; Directorship / Laboratory: Systems and Networking Group</w:t>
       </w:r>
     </w:p>
     <w:p>
@@ -2069,6 +3946,21 @@
       </w:r>
       <w:r>
         <w:t xml:space="preserve"> High</w:t>
+      </w:r>
+    </w:p>
+    <w:p>
+      <w:pPr>
+        <w:pStyle w:val="ListBullet"/>
+      </w:pPr>
+      <w:r/>
+      <w:r>
+        <w:rPr>
+          <w:b/>
+        </w:rPr>
+        <w:t>Data Limitations:</w:t>
+      </w:r>
+      <w:r>
+        <w:t xml:space="preserve"> Supervision alumni destination analysis based exclusively on public institutional disclosures.; Funding awards reflect publicly documented grants and national research council programs.</w:t>
       </w:r>
     </w:p>
     <w:sectPr>

--- a/reports/supervisors/canada/professors/prof_yashar_ganjali/dossier.docx
+++ b/reports/supervisors/canada/professors/prof_yashar_ganjali/dossier.docx
@@ -24,7 +24,7 @@
           <w:color w:val="64748B"/>
           <w:sz w:val="20"/>
         </w:rPr>
-        <w:t>Academic Research Intelligence • Generated: September 17, 2026</w:t>
+        <w:t>Academic Research Intelligence • Generated: September 18, 2026</w:t>
       </w:r>
     </w:p>
     <w:p>
@@ -89,7 +89,7 @@
         <w:t>Date of Assessment:</w:t>
       </w:r>
       <w:r>
-        <w:t xml:space="preserve"> 2026-09-17</w:t>
+        <w:t xml:space="preserve"> 2026-09-18</w:t>
       </w:r>
     </w:p>
     <w:p>
@@ -3885,7 +3885,7 @@
         <w:t>Generated Date:</w:t>
       </w:r>
       <w:r>
-        <w:t xml:space="preserve"> 2026-09-17</w:t>
+        <w:t xml:space="preserve"> 2026-09-18</w:t>
       </w:r>
     </w:p>
     <w:p>

--- a/reports/supervisors/canada/professors/prof_yashar_ganjali/dossier.docx
+++ b/reports/supervisors/canada/professors/prof_yashar_ganjali/dossier.docx
@@ -24,7 +24,7 @@
           <w:color w:val="64748B"/>
           <w:sz w:val="20"/>
         </w:rPr>
-        <w:t>Academic Research Intelligence • Generated: September 18, 2026</w:t>
+        <w:t>Academic Research Intelligence • Generated: September 19, 2026</w:t>
       </w:r>
     </w:p>
     <w:p>
@@ -89,7 +89,7 @@
         <w:t>Date of Assessment:</w:t>
       </w:r>
       <w:r>
-        <w:t xml:space="preserve"> 2026-09-18</w:t>
+        <w:t xml:space="preserve"> 2026-09-19</w:t>
       </w:r>
     </w:p>
     <w:p>
@@ -3885,7 +3885,7 @@
         <w:t>Generated Date:</w:t>
       </w:r>
       <w:r>
-        <w:t xml:space="preserve"> 2026-09-18</w:t>
+        <w:t xml:space="preserve"> 2026-09-19</w:t>
       </w:r>
     </w:p>
     <w:p>

--- a/reports/supervisors/canada/professors/prof_yashar_ganjali/dossier.docx
+++ b/reports/supervisors/canada/professors/prof_yashar_ganjali/dossier.docx
@@ -24,7 +24,7 @@
           <w:color w:val="64748B"/>
           <w:sz w:val="20"/>
         </w:rPr>
-        <w:t>Academic Research Intelligence • Generated: September 19, 2026</w:t>
+        <w:t>Academic Research Intelligence • Generated: September 20, 2026</w:t>
       </w:r>
     </w:p>
     <w:p>
@@ -89,7 +89,7 @@
         <w:t>Date of Assessment:</w:t>
       </w:r>
       <w:r>
-        <w:t xml:space="preserve"> 2026-09-19</w:t>
+        <w:t xml:space="preserve"> 2026-09-20</w:t>
       </w:r>
     </w:p>
     <w:p>
@@ -3885,7 +3885,7 @@
         <w:t>Generated Date:</w:t>
       </w:r>
       <w:r>
-        <w:t xml:space="preserve"> 2026-09-19</w:t>
+        <w:t xml:space="preserve"> 2026-09-20</w:t>
       </w:r>
     </w:p>
     <w:p>

--- a/reports/supervisors/canada/professors/prof_yashar_ganjali/dossier.docx
+++ b/reports/supervisors/canada/professors/prof_yashar_ganjali/dossier.docx
@@ -24,7 +24,7 @@
           <w:color w:val="64748B"/>
           <w:sz w:val="20"/>
         </w:rPr>
-        <w:t>Academic Research Intelligence • Generated: September 20, 2026</w:t>
+        <w:t>Academic Research Intelligence • Generated: September 21, 2026</w:t>
       </w:r>
     </w:p>
     <w:p>
@@ -89,7 +89,7 @@
         <w:t>Date of Assessment:</w:t>
       </w:r>
       <w:r>
-        <w:t xml:space="preserve"> 2026-09-20</w:t>
+        <w:t xml:space="preserve"> 2026-09-21</w:t>
       </w:r>
     </w:p>
     <w:p>
@@ -3885,7 +3885,7 @@
         <w:t>Generated Date:</w:t>
       </w:r>
       <w:r>
-        <w:t xml:space="preserve"> 2026-09-20</w:t>
+        <w:t xml:space="preserve"> 2026-09-21</w:t>
       </w:r>
     </w:p>
     <w:p>

--- a/reports/supervisors/canada/professors/prof_yashar_ganjali/dossier.docx
+++ b/reports/supervisors/canada/professors/prof_yashar_ganjali/dossier.docx
@@ -24,7 +24,7 @@
           <w:color w:val="64748B"/>
           <w:sz w:val="20"/>
         </w:rPr>
-        <w:t>Academic Research Intelligence • Generated: September 21, 2026</w:t>
+        <w:t>Academic Research Intelligence • Generated: September 22, 2026</w:t>
       </w:r>
     </w:p>
     <w:p>
@@ -89,7 +89,7 @@
         <w:t>Date of Assessment:</w:t>
       </w:r>
       <w:r>
-        <w:t xml:space="preserve"> 2026-09-21</w:t>
+        <w:t xml:space="preserve"> 2026-09-22</w:t>
       </w:r>
     </w:p>
     <w:p>
@@ -3885,7 +3885,7 @@
         <w:t>Generated Date:</w:t>
       </w:r>
       <w:r>
-        <w:t xml:space="preserve"> 2026-09-21</w:t>
+        <w:t xml:space="preserve"> 2026-09-22</w:t>
       </w:r>
     </w:p>
     <w:p>

--- a/reports/supervisors/canada/professors/prof_yashar_ganjali/dossier.docx
+++ b/reports/supervisors/canada/professors/prof_yashar_ganjali/dossier.docx
@@ -24,7 +24,7 @@
           <w:color w:val="64748B"/>
           <w:sz w:val="20"/>
         </w:rPr>
-        <w:t>Academic Research Intelligence • Generated: September 22, 2026</w:t>
+        <w:t>Academic Research Intelligence • Generated: September 23, 2026</w:t>
       </w:r>
     </w:p>
     <w:p>
@@ -89,7 +89,7 @@
         <w:t>Date of Assessment:</w:t>
       </w:r>
       <w:r>
-        <w:t xml:space="preserve"> 2026-09-22</w:t>
+        <w:t xml:space="preserve"> 2026-09-23</w:t>
       </w:r>
     </w:p>
     <w:p>
@@ -3885,7 +3885,7 @@
         <w:t>Generated Date:</w:t>
       </w:r>
       <w:r>
-        <w:t xml:space="preserve"> 2026-09-22</w:t>
+        <w:t xml:space="preserve"> 2026-09-23</w:t>
       </w:r>
     </w:p>
     <w:p>

--- a/reports/supervisors/canada/professors/prof_yashar_ganjali/dossier.docx
+++ b/reports/supervisors/canada/professors/prof_yashar_ganjali/dossier.docx
@@ -24,7 +24,7 @@
           <w:color w:val="64748B"/>
           <w:sz w:val="20"/>
         </w:rPr>
-        <w:t>Academic Research Intelligence • Generated: September 23, 2026</w:t>
+        <w:t>Academic Research Intelligence • Generated: September 24, 2026</w:t>
       </w:r>
     </w:p>
     <w:p>
@@ -89,7 +89,7 @@
         <w:t>Date of Assessment:</w:t>
       </w:r>
       <w:r>
-        <w:t xml:space="preserve"> 2026-09-23</w:t>
+        <w:t xml:space="preserve"> 2026-09-24</w:t>
       </w:r>
     </w:p>
     <w:p>
@@ -3885,7 +3885,7 @@
         <w:t>Generated Date:</w:t>
       </w:r>
       <w:r>
-        <w:t xml:space="preserve"> 2026-09-23</w:t>
+        <w:t xml:space="preserve"> 2026-09-24</w:t>
       </w:r>
     </w:p>
     <w:p>

--- a/reports/supervisors/canada/professors/prof_yashar_ganjali/dossier.docx
+++ b/reports/supervisors/canada/professors/prof_yashar_ganjali/dossier.docx
@@ -24,7 +24,7 @@
           <w:color w:val="64748B"/>
           <w:sz w:val="20"/>
         </w:rPr>
-        <w:t>Academic Research Intelligence • Generated: September 24, 2026</w:t>
+        <w:t>Academic Research Intelligence • Generated: September 25, 2026</w:t>
       </w:r>
     </w:p>
     <w:p>
@@ -89,7 +89,7 @@
         <w:t>Date of Assessment:</w:t>
       </w:r>
       <w:r>
-        <w:t xml:space="preserve"> 2026-09-24</w:t>
+        <w:t xml:space="preserve"> 2026-09-25</w:t>
       </w:r>
     </w:p>
     <w:p>
@@ -3885,7 +3885,7 @@
         <w:t>Generated Date:</w:t>
       </w:r>
       <w:r>
-        <w:t xml:space="preserve"> 2026-09-24</w:t>
+        <w:t xml:space="preserve"> 2026-09-25</w:t>
       </w:r>
     </w:p>
     <w:p>

--- a/reports/supervisors/canada/professors/prof_yashar_ganjali/dossier.docx
+++ b/reports/supervisors/canada/professors/prof_yashar_ganjali/dossier.docx
@@ -24,7 +24,7 @@
           <w:color w:val="64748B"/>
           <w:sz w:val="20"/>
         </w:rPr>
-        <w:t>Academic Research Intelligence • Generated: September 25, 2026</w:t>
+        <w:t>Academic Research Intelligence • Generated: September 26, 2026</w:t>
       </w:r>
     </w:p>
     <w:p>
@@ -89,7 +89,7 @@
         <w:t>Date of Assessment:</w:t>
       </w:r>
       <w:r>
-        <w:t xml:space="preserve"> 2026-09-25</w:t>
+        <w:t xml:space="preserve"> 2026-09-26</w:t>
       </w:r>
     </w:p>
     <w:p>
@@ -350,7 +350,7 @@
     </w:p>
     <w:p>
       <w:r>
-        <w:t>Prof. Yashar Ganjali's research career spans over 1 years of systems evolution, transitioning from early foundational systems (2023–2031) through distributed networking and pervasive architectures, to cutting-edge collaborative Edge AI and intelligent orchestration (2019–2023).</w:t>
+        <w:t>Prof. Yashar Ganjali's research career spans over 1 years of systems evolution, transitioning from early foundational systems (2026–2034) through distributed networking and pervasive architectures, to cutting-edge collaborative Edge AI and intelligent orchestration (2022–2026).</w:t>
       </w:r>
     </w:p>
     <w:p>
@@ -373,7 +373,7 @@
         <w:spacing w:before="200" w:after="60"/>
       </w:pPr>
       <w:r>
-        <w:t>Era 1: Distributed Systems Foundations &amp; Networked Computing (2023–2019)</w:t>
+        <w:t>Era 1: Distributed Systems Foundations &amp; Networked Computing (2026–2022)</w:t>
       </w:r>
     </w:p>
     <w:p>
@@ -442,7 +442,7 @@
         <w:spacing w:before="200" w:after="60"/>
       </w:pPr>
       <w:r>
-        <w:t>Era 2: Edge Intelligence &amp; Collaborative Distributed Computing (2020–2023)</w:t>
+        <w:t>Era 2: Edge Intelligence &amp; Collaborative Distributed Computing (2023–2026)</w:t>
       </w:r>
     </w:p>
     <w:p>
@@ -890,7 +890,7 @@
         <w:spacing w:before="200" w:after="60"/>
       </w:pPr>
       <w:r>
-        <w:t>1. Software-Defined Edge Networking: Programmable Data Planes for Mobile Latency Reduction</w:t>
+        <w:t>1. Loss-Tolerant RDMA Network Over Commodity Devices</w:t>
       </w:r>
     </w:p>
     <w:p>
@@ -905,7 +905,7 @@
         <w:t>Year:</w:t>
       </w:r>
       <w:r>
-        <w:t xml:space="preserve"> 2023</w:t>
+        <w:t xml:space="preserve"> 2026</w:t>
       </w:r>
     </w:p>
     <w:p>
@@ -920,7 +920,7 @@
         <w:t>Venue:</w:t>
       </w:r>
       <w:r>
-        <w:t xml:space="preserve"> IEEE/ACM Transactions on Networking</w:t>
+        <w:t xml:space="preserve"> IEEE Transactions on Networking</w:t>
       </w:r>
     </w:p>
     <w:p>
@@ -935,7 +935,7 @@
         <w:t>DOI / Link:</w:t>
       </w:r>
       <w:r>
-        <w:t xml:space="preserve"> [https://doi.org/10.1109/TNET.2023.3278910](https://doi.org/10.1109/TNET.2023.3278910)</w:t>
+        <w:t xml:space="preserve"> [https://doi.org/10.1109/ton.2026.3694152](https://doi.org/10.1109/ton.2026.3694152)</w:t>
       </w:r>
     </w:p>
     <w:p>
@@ -950,7 +950,7 @@
         <w:t>Problem Addressed:</w:t>
       </w:r>
       <w:r>
-        <w:t xml:space="preserve"> Static edge routing cannot adjust to mobile traffic shifts without dropped packets.</w:t>
+        <w:t xml:space="preserve"> On lossy data-centre fabrics, RDMA suffers packet losses and repeated retransmission timeouts that degrade or interrupt service.</w:t>
       </w:r>
     </w:p>
     <w:p>
@@ -965,7 +965,7 @@
         <w:t>Approach:</w:t>
       </w:r>
       <w:r>
-        <w:t xml:space="preserve"> Fine-grained in-network flow tracking using P4 programmable switches.</w:t>
+        <w:t xml:space="preserve"> NüWa identifies the packets whose loss would trigger timeouts and protects them, with a switch mode for ordinary NICs and a NIC mode for programmable NICs.</w:t>
       </w:r>
     </w:p>
     <w:p>
@@ -980,7 +980,7 @@
         <w:t>Key Contribution:</w:t>
       </w:r>
       <w:r>
-        <w:t xml:space="preserve"> Achieves microsecond-level edge traffic rerouting under congestion.</w:t>
+        <w:t xml:space="preserve"> A loss-tolerant RDMA design for commodity hardware that avoids timeout-inducing packet losses.</w:t>
       </w:r>
     </w:p>
     <w:p>
@@ -1160,7 +1160,7 @@
     </w:p>
     <w:p>
       <w:r>
-        <w:t>2023–2019: Distributed Systems Foundations &amp; Networked Computing</w:t>
+        <w:t>2026–2022: Distributed Systems Foundations &amp; Networked Computing</w:t>
       </w:r>
     </w:p>
     <w:p>
@@ -1175,7 +1175,7 @@
     </w:p>
     <w:p>
       <w:r>
-        <w:t>2020–2023: Edge Intelligence &amp; Collaborative Distributed Computing</w:t>
+        <w:t>2023–2026: Edge Intelligence &amp; Collaborative Distributed Computing</w:t>
       </w:r>
     </w:p>
     <w:p>
@@ -1224,7 +1224,7 @@
         <w:t>Institutional Collaborators:</w:t>
       </w:r>
       <w:r>
-        <w:t xml:space="preserve"> Y. Ganjali, M. Ghobadi</w:t>
+        <w:t xml:space="preserve"> Lei Wang, Zhe Wang, Yimu Yuan, Siyu Yan, Shuhan Tian, Ning Liu</w:t>
       </w:r>
     </w:p>
     <w:p>
@@ -1718,7 +1718,7 @@
         <w:t>Professor's Expertise:</w:t>
       </w:r>
       <w:r>
-        <w:t xml:space="preserve"> Prof. Yashar Ganjali's pioneering work in split computing and early-exit networks (Software-Defined Edge Networking: Programmable Data Planes for Mobile Latency Reduction).</w:t>
+        <w:t xml:space="preserve"> Prof. Yashar Ganjali's pioneering work in split computing and early-exit networks (Loss-Tolerant RDMA Network Over Commodity Devices).</w:t>
       </w:r>
     </w:p>
     <w:p>
@@ -1787,7 +1787,7 @@
         <w:t>Professor's Expertise:</w:t>
       </w:r>
       <w:r>
-        <w:t xml:space="preserve"> Prof. Yashar Ganjali's research in decentralized edge computing architectures (Software-Defined Edge Networking: Programmable Data Planes for Mobile Latency Reduction).</w:t>
+        <w:t xml:space="preserve"> Prof. Yashar Ganjali's research in decentralized edge computing architectures (Loss-Tolerant RDMA Network Over Commodity Devices).</w:t>
       </w:r>
     </w:p>
     <w:p>
@@ -2906,7 +2906,7 @@
     </w:p>
     <w:p>
       <w:r>
-        <w:t>1. In your recent work on 'Software-Defined Edge Networking: Programmable Data Planes for Mobile Latency Reduction', what is the primary systems bottleneck when scaling across heterogeneous devices with different neural hardware accelerators?</w:t>
+        <w:t>1. In your recent work on 'Loss-Tolerant RDMA Network Over Commodity Devices', what is the primary systems bottleneck when scaling across heterogeneous devices with different neural hardware accelerators?</w:t>
       </w:r>
     </w:p>
     <w:p>
@@ -2969,7 +2969,7 @@
     </w:p>
     <w:p>
       <w:r>
-        <w:t>1. *Software-Defined Edge Networking: Programmable Data Planes for Mobile Latency Reduction* (IEEE/ACM Transactions on Networking, 2023)</w:t>
+        <w:t>1. *Loss-Tolerant RDMA Network Over Commodity Devices* (IEEE Transactions on Networking, 2026)</w:t>
       </w:r>
     </w:p>
     <w:p>
@@ -2983,7 +2983,7 @@
     </w:p>
     <w:p>
       <w:r>
-        <w:t>2. *Software-Defined Edge Networking: Programmable Data Planes for Mobile Latency Reduction* (IEEE/ACM Transactions on Networking, 2023)</w:t>
+        <w:t>2. *Loss-Tolerant RDMA Network Over Commodity Devices* (IEEE Transactions on Networking, 2026)</w:t>
       </w:r>
     </w:p>
     <w:p>
@@ -2997,7 +2997,7 @@
     </w:p>
     <w:p>
       <w:r>
-        <w:t>3. *Software-Defined Edge Networking: Programmable Data Planes for Mobile Latency Reduction* (IEEE/ACM Transactions on Networking, 2023)</w:t>
+        <w:t>3. *Loss-Tolerant RDMA Network Over Commodity Devices* (IEEE Transactions on Networking, 2026)</w:t>
       </w:r>
     </w:p>
     <w:p>
@@ -3715,7 +3715,7 @@
     </w:p>
     <w:p>
       <w:r>
-        <w:t>Prof. Yashar Ganjali is an active academic authority at University of Toronto, leading research within the Systems and Networking Group. Over a prolific academic trajectory spanning from 2023 to 2023, Prof. Yashar Ganjali has pioneered systems-grounded solutions addressing foundational distributed systems, resource-constrained networking, and state-of-the-art Edge Intelligence architectures.</w:t>
+        <w:t>Prof. Yashar Ganjali is an active academic authority at University of Toronto, leading research within the Systems and Networking Group. Over a prolific academic trajectory spanning from 2026 to 2026, Prof. Yashar Ganjali has pioneered systems-grounded solutions addressing foundational distributed systems, resource-constrained networking, and state-of-the-art Edge Intelligence architectures.</w:t>
       </w:r>
     </w:p>
     <w:p>
@@ -3826,7 +3826,7 @@
         <w:t>[EVIDENCE-BASED INFERENCE]</w:t>
       </w:r>
       <w:r>
-        <w:t xml:space="preserve"> Research evolution and eras reconstructed from 1 publication records indexed across IEEE, ACM, and DBLP (2023–2023).</w:t>
+        <w:t xml:space="preserve"> Research evolution and eras reconstructed from 1 publication records indexed across IEEE, ACM, and DBLP (2026–2026).</w:t>
       </w:r>
     </w:p>
     <w:p>
@@ -3885,7 +3885,7 @@
         <w:t>Generated Date:</w:t>
       </w:r>
       <w:r>
-        <w:t xml:space="preserve"> 2026-09-25</w:t>
+        <w:t xml:space="preserve"> 2026-09-26</w:t>
       </w:r>
     </w:p>
     <w:p>

--- a/reports/supervisors/canada/professors/prof_yashar_ganjali/dossier.docx
+++ b/reports/supervisors/canada/professors/prof_yashar_ganjali/dossier.docx
@@ -24,7 +24,7 @@
           <w:color w:val="64748B"/>
           <w:sz w:val="20"/>
         </w:rPr>
-        <w:t>Academic Research Intelligence • Generated: September 26, 2026</w:t>
+        <w:t>Academic Research Intelligence • Generated: September 28, 2026</w:t>
       </w:r>
     </w:p>
     <w:p>
@@ -89,7 +89,7 @@
         <w:t>Date of Assessment:</w:t>
       </w:r>
       <w:r>
-        <w:t xml:space="preserve"> 2026-09-26</w:t>
+        <w:t xml:space="preserve"> 2026-09-28</w:t>
       </w:r>
     </w:p>
     <w:p>
@@ -3885,7 +3885,7 @@
         <w:t>Generated Date:</w:t>
       </w:r>
       <w:r>
-        <w:t xml:space="preserve"> 2026-09-26</w:t>
+        <w:t xml:space="preserve"> 2026-09-28</w:t>
       </w:r>
     </w:p>
     <w:p>

--- a/reports/supervisors/canada/professors/prof_yashar_ganjali/dossier.docx
+++ b/reports/supervisors/canada/professors/prof_yashar_ganjali/dossier.docx
@@ -24,7 +24,7 @@
           <w:color w:val="64748B"/>
           <w:sz w:val="20"/>
         </w:rPr>
-        <w:t>Academic Research Intelligence • Generated: September 28, 2026</w:t>
+        <w:t>Academic Research Intelligence • Generated: September 29, 2026</w:t>
       </w:r>
     </w:p>
     <w:p>
@@ -89,7 +89,7 @@
         <w:t>Date of Assessment:</w:t>
       </w:r>
       <w:r>
-        <w:t xml:space="preserve"> 2026-09-28</w:t>
+        <w:t xml:space="preserve"> 2026-09-29</w:t>
       </w:r>
     </w:p>
     <w:p>
@@ -3885,7 +3885,7 @@
         <w:t>Generated Date:</w:t>
       </w:r>
       <w:r>
-        <w:t xml:space="preserve"> 2026-09-28</w:t>
+        <w:t xml:space="preserve"> 2026-09-29</w:t>
       </w:r>
     </w:p>
     <w:p>

--- a/reports/supervisors/canada/professors/prof_yashar_ganjali/dossier.docx
+++ b/reports/supervisors/canada/professors/prof_yashar_ganjali/dossier.docx
@@ -24,7 +24,7 @@
           <w:color w:val="64748B"/>
           <w:sz w:val="20"/>
         </w:rPr>
-        <w:t>Academic Research Intelligence • Generated: September 29, 2026</w:t>
+        <w:t>Academic Research Intelligence • Generated: September 30, 2026</w:t>
       </w:r>
     </w:p>
     <w:p>
@@ -89,7 +89,7 @@
         <w:t>Date of Assessment:</w:t>
       </w:r>
       <w:r>
-        <w:t xml:space="preserve"> 2026-09-29</w:t>
+        <w:t xml:space="preserve"> 2026-09-30</w:t>
       </w:r>
     </w:p>
     <w:p>
@@ -3885,7 +3885,7 @@
         <w:t>Generated Date:</w:t>
       </w:r>
       <w:r>
-        <w:t xml:space="preserve"> 2026-09-29</w:t>
+        <w:t xml:space="preserve"> 2026-09-30</w:t>
       </w:r>
     </w:p>
     <w:p>

--- a/reports/supervisors/canada/professors/prof_yashar_ganjali/dossier.docx
+++ b/reports/supervisors/canada/professors/prof_yashar_ganjali/dossier.docx
@@ -24,7 +24,7 @@
           <w:color w:val="64748B"/>
           <w:sz w:val="20"/>
         </w:rPr>
-        <w:t>Academic Research Intelligence • Generated: September 30, 2026</w:t>
+        <w:t>Academic Research Intelligence • Generated: October 01, 2026</w:t>
       </w:r>
     </w:p>
     <w:p>
@@ -89,7 +89,7 @@
         <w:t>Date of Assessment:</w:t>
       </w:r>
       <w:r>
-        <w:t xml:space="preserve"> 2026-09-30</w:t>
+        <w:t xml:space="preserve"> 2026-10-01</w:t>
       </w:r>
     </w:p>
     <w:p>
@@ -3885,7 +3885,7 @@
         <w:t>Generated Date:</w:t>
       </w:r>
       <w:r>
-        <w:t xml:space="preserve"> 2026-09-30</w:t>
+        <w:t xml:space="preserve"> 2026-10-01</w:t>
       </w:r>
     </w:p>
     <w:p>

--- a/reports/supervisors/canada/professors/prof_yashar_ganjali/dossier.docx
+++ b/reports/supervisors/canada/professors/prof_yashar_ganjali/dossier.docx
@@ -24,7 +24,7 @@
           <w:color w:val="64748B"/>
           <w:sz w:val="20"/>
         </w:rPr>
-        <w:t>Academic Research Intelligence • Generated: October 01, 2026</w:t>
+        <w:t>Academic Research Intelligence • Generated: October 02, 2026</w:t>
       </w:r>
     </w:p>
     <w:p>
@@ -89,7 +89,7 @@
         <w:t>Date of Assessment:</w:t>
       </w:r>
       <w:r>
-        <w:t xml:space="preserve"> 2026-10-01</w:t>
+        <w:t xml:space="preserve"> 2026-10-02</w:t>
       </w:r>
     </w:p>
     <w:p>
@@ -3885,7 +3885,7 @@
         <w:t>Generated Date:</w:t>
       </w:r>
       <w:r>
-        <w:t xml:space="preserve"> 2026-10-01</w:t>
+        <w:t xml:space="preserve"> 2026-10-02</w:t>
       </w:r>
     </w:p>
     <w:p>

--- a/reports/supervisors/canada/professors/prof_yashar_ganjali/dossier.docx
+++ b/reports/supervisors/canada/professors/prof_yashar_ganjali/dossier.docx
@@ -24,7 +24,7 @@
           <w:color w:val="64748B"/>
           <w:sz w:val="20"/>
         </w:rPr>
-        <w:t>Academic Research Intelligence • Generated: October 02, 2026</w:t>
+        <w:t>Academic Research Intelligence • Generated: October 03, 2026</w:t>
       </w:r>
     </w:p>
     <w:p>
@@ -89,7 +89,7 @@
         <w:t>Date of Assessment:</w:t>
       </w:r>
       <w:r>
-        <w:t xml:space="preserve"> 2026-10-02</w:t>
+        <w:t xml:space="preserve"> 2026-10-03</w:t>
       </w:r>
     </w:p>
     <w:p>
@@ -3885,7 +3885,7 @@
         <w:t>Generated Date:</w:t>
       </w:r>
       <w:r>
-        <w:t xml:space="preserve"> 2026-10-02</w:t>
+        <w:t xml:space="preserve"> 2026-10-03</w:t>
       </w:r>
     </w:p>
     <w:p>

--- a/reports/supervisors/canada/professors/prof_yashar_ganjali/dossier.docx
+++ b/reports/supervisors/canada/professors/prof_yashar_ganjali/dossier.docx
@@ -24,7 +24,7 @@
           <w:color w:val="64748B"/>
           <w:sz w:val="20"/>
         </w:rPr>
-        <w:t>Academic Research Intelligence • Generated: October 03, 2026</w:t>
+        <w:t>Academic Research Intelligence • Generated: October 04, 2026</w:t>
       </w:r>
     </w:p>
     <w:p>
@@ -89,7 +89,7 @@
         <w:t>Date of Assessment:</w:t>
       </w:r>
       <w:r>
-        <w:t xml:space="preserve"> 2026-10-03</w:t>
+        <w:t xml:space="preserve"> 2026-10-04</w:t>
       </w:r>
     </w:p>
     <w:p>
@@ -3885,7 +3885,7 @@
         <w:t>Generated Date:</w:t>
       </w:r>
       <w:r>
-        <w:t xml:space="preserve"> 2026-10-03</w:t>
+        <w:t xml:space="preserve"> 2026-10-04</w:t>
       </w:r>
     </w:p>
     <w:p>

--- a/reports/supervisors/canada/professors/prof_yashar_ganjali/dossier.docx
+++ b/reports/supervisors/canada/professors/prof_yashar_ganjali/dossier.docx
@@ -24,7 +24,7 @@
           <w:color w:val="64748B"/>
           <w:sz w:val="20"/>
         </w:rPr>
-        <w:t>Academic Research Intelligence • Generated: October 04, 2026</w:t>
+        <w:t>Academic Research Intelligence • Generated: October 05, 2026</w:t>
       </w:r>
     </w:p>
     <w:p>
@@ -89,7 +89,7 @@
         <w:t>Date of Assessment:</w:t>
       </w:r>
       <w:r>
-        <w:t xml:space="preserve"> 2026-10-04</w:t>
+        <w:t xml:space="preserve"> 2026-10-05</w:t>
       </w:r>
     </w:p>
     <w:p>
@@ -3885,7 +3885,7 @@
         <w:t>Generated Date:</w:t>
       </w:r>
       <w:r>
-        <w:t xml:space="preserve"> 2026-10-04</w:t>
+        <w:t xml:space="preserve"> 2026-10-05</w:t>
       </w:r>
     </w:p>
     <w:p>

--- a/reports/supervisors/canada/professors/prof_yashar_ganjali/dossier.docx
+++ b/reports/supervisors/canada/professors/prof_yashar_ganjali/dossier.docx
@@ -24,7 +24,7 @@
           <w:color w:val="64748B"/>
           <w:sz w:val="20"/>
         </w:rPr>
-        <w:t>Academic Research Intelligence • Generated: October 05, 2026</w:t>
+        <w:t>Academic Research Intelligence • Generated: October 06, 2026</w:t>
       </w:r>
     </w:p>
     <w:p>
@@ -89,7 +89,7 @@
         <w:t>Date of Assessment:</w:t>
       </w:r>
       <w:r>
-        <w:t xml:space="preserve"> 2026-10-05</w:t>
+        <w:t xml:space="preserve"> 2026-10-06</w:t>
       </w:r>
     </w:p>
     <w:p>
@@ -3885,7 +3885,7 @@
         <w:t>Generated Date:</w:t>
       </w:r>
       <w:r>
-        <w:t xml:space="preserve"> 2026-10-05</w:t>
+        <w:t xml:space="preserve"> 2026-10-06</w:t>
       </w:r>
     </w:p>
     <w:p>

--- a/reports/supervisors/canada/professors/prof_yashar_ganjali/dossier.docx
+++ b/reports/supervisors/canada/professors/prof_yashar_ganjali/dossier.docx
@@ -24,7 +24,7 @@
           <w:color w:val="64748B"/>
           <w:sz w:val="20"/>
         </w:rPr>
-        <w:t>Academic Research Intelligence • Generated: October 06, 2026</w:t>
+        <w:t>Academic Research Intelligence • Generated: October 07, 2026</w:t>
       </w:r>
     </w:p>
     <w:p>
@@ -89,7 +89,7 @@
         <w:t>Date of Assessment:</w:t>
       </w:r>
       <w:r>
-        <w:t xml:space="preserve"> 2026-10-06</w:t>
+        <w:t xml:space="preserve"> 2026-10-07</w:t>
       </w:r>
     </w:p>
     <w:p>
@@ -3885,7 +3885,7 @@
         <w:t>Generated Date:</w:t>
       </w:r>
       <w:r>
-        <w:t xml:space="preserve"> 2026-10-06</w:t>
+        <w:t xml:space="preserve"> 2026-10-07</w:t>
       </w:r>
     </w:p>
     <w:p>
